--- a/docs/reports/run2_2026-10-08/HaT pheWAS preliminary report 10-7.docx
+++ b/docs/reports/run2_2026-10-08/HaT pheWAS preliminary report 10-7.docx
@@ -3240,10 +3240,12 @@
         <w:tblLook w:firstRow="1" w:lastRow="0" w:firstColumn="0" w:lastColumn="0" w:noHBand="0" w:noVBand="0" w:val="0020"/>
       </w:tblPr>
       <w:tblGrid>
-        <w:gridCol w:w="1980"/>
-        <w:gridCol w:w="1980"/>
-        <w:gridCol w:w="1980"/>
-        <w:gridCol w:w="1980"/>
+        <w:gridCol w:w="1108"/>
+        <w:gridCol w:w="3009"/>
+        <w:gridCol w:w="950"/>
+        <w:gridCol w:w="950"/>
+        <w:gridCol w:w="950"/>
+        <w:gridCol w:w="950"/>
       </w:tblGrid>
       <w:tr>
         <w:trPr>
@@ -3289,7 +3291,29 @@
               <w:pStyle w:val="Compact"/>
             </w:pPr>
             <w:r>
+              <w:t xml:space="preserve">p pre</w:t>
+            </w:r>
+          </w:p>
+        </w:tc>
+        <w:tc>
+          <w:tcPr/>
+          <w:p>
+            <w:pPr>
+              <w:pStyle w:val="Compact"/>
+            </w:pPr>
+            <w:r>
               <w:t xml:space="preserve">OR post</w:t>
+            </w:r>
+          </w:p>
+        </w:tc>
+        <w:tc>
+          <w:tcPr/>
+          <w:p>
+            <w:pPr>
+              <w:pStyle w:val="Compact"/>
+            </w:pPr>
+            <w:r>
+              <w:t xml:space="preserve">p post</w:t>
             </w:r>
           </w:p>
         </w:tc>
@@ -3335,7 +3359,29 @@
               <w:pStyle w:val="Compact"/>
             </w:pPr>
             <w:r>
+              <w:t xml:space="preserve">&lt;1e-300* / 2.6e-100*</w:t>
+            </w:r>
+          </w:p>
+        </w:tc>
+        <w:tc>
+          <w:tcPr/>
+          <w:p>
+            <w:pPr>
+              <w:pStyle w:val="Compact"/>
+            </w:pPr>
+            <w:r>
               <w:t xml:space="preserve">61.1 / 519</w:t>
+            </w:r>
+          </w:p>
+        </w:tc>
+        <w:tc>
+          <w:tcPr/>
+          <w:p>
+            <w:pPr>
+              <w:pStyle w:val="Compact"/>
+            </w:pPr>
+            <w:r>
+              <w:t xml:space="preserve">&lt;1e-300* / 1.4e-125*</w:t>
             </w:r>
           </w:p>
         </w:tc>
@@ -3381,7 +3427,29 @@
               <w:pStyle w:val="Compact"/>
             </w:pPr>
             <w:r>
+              <w:t xml:space="preserve">&lt;1e-300* / &lt;1e-300*</w:t>
+            </w:r>
+          </w:p>
+        </w:tc>
+        <w:tc>
+          <w:tcPr/>
+          <w:p>
+            <w:pPr>
+              <w:pStyle w:val="Compact"/>
+            </w:pPr>
+            <w:r>
               <w:t xml:space="preserve">11.2 / 16.3</w:t>
+            </w:r>
+          </w:p>
+        </w:tc>
+        <w:tc>
+          <w:tcPr/>
+          <w:p>
+            <w:pPr>
+              <w:pStyle w:val="Compact"/>
+            </w:pPr>
+            <w:r>
+              <w:t xml:space="preserve">&lt;1e-300* / &lt;1e-300*</w:t>
             </w:r>
           </w:p>
         </w:tc>
@@ -3427,7 +3495,29 @@
               <w:pStyle w:val="Compact"/>
             </w:pPr>
             <w:r>
+              <w:t xml:space="preserve">&lt;1e-300*, 2.3e-71*</w:t>
+            </w:r>
+          </w:p>
+        </w:tc>
+        <w:tc>
+          <w:tcPr/>
+          <w:p>
+            <w:pPr>
+              <w:pStyle w:val="Compact"/>
+            </w:pPr>
+            <w:r>
               <w:t xml:space="preserve">23.2, 1,141</w:t>
+            </w:r>
+          </w:p>
+        </w:tc>
+        <w:tc>
+          <w:tcPr/>
+          <w:p>
+            <w:pPr>
+              <w:pStyle w:val="Compact"/>
+            </w:pPr>
+            <w:r>
+              <w:t xml:space="preserve">2.5e-299*, 1.5e-44*</w:t>
             </w:r>
           </w:p>
         </w:tc>
@@ -3473,7 +3563,29 @@
               <w:pStyle w:val="Compact"/>
             </w:pPr>
             <w:r>
-              <w:t xml:space="preserve">—, 249</w:t>
+              <w:t xml:space="preserve">1.1e-167*, 3.9e-53*</w:t>
+            </w:r>
+          </w:p>
+        </w:tc>
+        <w:tc>
+          <w:tcPr/>
+          <w:p>
+            <w:pPr>
+              <w:pStyle w:val="Compact"/>
+            </w:pPr>
+            <w:r>
+              <w:t xml:space="preserve">271, 249</w:t>
+            </w:r>
+          </w:p>
+        </w:tc>
+        <w:tc>
+          <w:tcPr/>
+          <w:p>
+            <w:pPr>
+              <w:pStyle w:val="Compact"/>
+            </w:pPr>
+            <w:r>
+              <w:t xml:space="preserve">7.2e-113*, 3.5e-44*</w:t>
             </w:r>
           </w:p>
         </w:tc>
@@ -3484,7 +3596,20 @@
         <w:pStyle w:val="BodyText"/>
       </w:pPr>
       <w:r>
-        <w:t xml:space="preserve">(— : not in the post-index top results shown on the summary sheet; available in the full results file.)</w:t>
+        <w:t xml:space="preserve">p: Wald test (logistic regression) or penalized likelihood-ratio test (Firth); * Bonferroni-significant (p &lt; 0.05/1,817 = 2.8e-05 before index, 0.05/1,611 = 3.1e-05 after); &lt;1e-300: below what can be represented. q (FDR) and p for every tested phecode: supplementary file</w:t>
+      </w:r>
+      <w:r>
+        <w:t xml:space="preserve"> </w:t>
+      </w:r>
+      <w:r>
+        <w:rPr>
+          <w:i/>
+          <w:iCs/>
+        </w:rPr>
+        <w:t xml:space="preserve">HaT PheWAS all phecodes p and q.csv</w:t>
+      </w:r>
+      <w:r>
+        <w:t xml:space="preserve">.</w:t>
       </w:r>
     </w:p>
     <w:bookmarkEnd w:id="26"/>
@@ -3505,10 +3630,12 @@
         <w:tblLook w:firstRow="1" w:lastRow="0" w:firstColumn="0" w:lastColumn="0" w:noHBand="0" w:noVBand="0" w:val="0020"/>
       </w:tblPr>
       <w:tblGrid>
-        <w:gridCol w:w="950"/>
-        <w:gridCol w:w="3484"/>
-        <w:gridCol w:w="1742"/>
-        <w:gridCol w:w="1742"/>
+        <w:gridCol w:w="871"/>
+        <w:gridCol w:w="2772"/>
+        <w:gridCol w:w="1425"/>
+        <w:gridCol w:w="712"/>
+        <w:gridCol w:w="1425"/>
+        <w:gridCol w:w="712"/>
       </w:tblGrid>
       <w:tr>
         <w:trPr>
@@ -3554,7 +3681,29 @@
               <w:pStyle w:val="Compact"/>
             </w:pPr>
             <w:r>
+              <w:t xml:space="preserve">p pre</w:t>
+            </w:r>
+          </w:p>
+        </w:tc>
+        <w:tc>
+          <w:tcPr/>
+          <w:p>
+            <w:pPr>
+              <w:pStyle w:val="Compact"/>
+            </w:pPr>
+            <w:r>
               <w:t xml:space="preserve">OR post [95% CI]</w:t>
+            </w:r>
+          </w:p>
+        </w:tc>
+        <w:tc>
+          <w:tcPr/>
+          <w:p>
+            <w:pPr>
+              <w:pStyle w:val="Compact"/>
+            </w:pPr>
+            <w:r>
+              <w:t xml:space="preserve">p post</w:t>
             </w:r>
           </w:p>
         </w:tc>
@@ -3600,7 +3749,29 @@
               <w:pStyle w:val="Compact"/>
             </w:pPr>
             <w:r>
+              <w:t xml:space="preserve">&lt;1e-300*</w:t>
+            </w:r>
+          </w:p>
+        </w:tc>
+        <w:tc>
+          <w:tcPr/>
+          <w:p>
+            <w:pPr>
+              <w:pStyle w:val="Compact"/>
+            </w:pPr>
+            <w:r>
               <w:t xml:space="preserve">55.1 [45.6–66.7]</w:t>
+            </w:r>
+          </w:p>
+        </w:tc>
+        <w:tc>
+          <w:tcPr/>
+          <w:p>
+            <w:pPr>
+              <w:pStyle w:val="Compact"/>
+            </w:pPr>
+            <w:r>
+              <w:t xml:space="preserve">&lt;1e-300*</w:t>
             </w:r>
           </w:p>
         </w:tc>
@@ -3646,7 +3817,29 @@
               <w:pStyle w:val="Compact"/>
             </w:pPr>
             <w:r>
+              <w:t xml:space="preserve">1.5e-190*</w:t>
+            </w:r>
+          </w:p>
+        </w:tc>
+        <w:tc>
+          <w:tcPr/>
+          <w:p>
+            <w:pPr>
+              <w:pStyle w:val="Compact"/>
+            </w:pPr>
+            <w:r>
               <w:t xml:space="preserve">44.6 [33.5–59.3]</w:t>
+            </w:r>
+          </w:p>
+        </w:tc>
+        <w:tc>
+          <w:tcPr/>
+          <w:p>
+            <w:pPr>
+              <w:pStyle w:val="Compact"/>
+            </w:pPr>
+            <w:r>
+              <w:t xml:space="preserve">7.8e-150*</w:t>
             </w:r>
           </w:p>
         </w:tc>
@@ -3692,7 +3885,29 @@
               <w:pStyle w:val="Compact"/>
             </w:pPr>
             <w:r>
+              <w:t xml:space="preserve">2.7e-189*</w:t>
+            </w:r>
+          </w:p>
+        </w:tc>
+        <w:tc>
+          <w:tcPr/>
+          <w:p>
+            <w:pPr>
+              <w:pStyle w:val="Compact"/>
+            </w:pPr>
+            <w:r>
               <w:t xml:space="preserve">36.4 [28.6–46.4]</w:t>
+            </w:r>
+          </w:p>
+        </w:tc>
+        <w:tc>
+          <w:tcPr/>
+          <w:p>
+            <w:pPr>
+              <w:pStyle w:val="Compact"/>
+            </w:pPr>
+            <w:r>
+              <w:t xml:space="preserve">8.1e-187*</w:t>
             </w:r>
           </w:p>
         </w:tc>
@@ -3738,7 +3953,29 @@
               <w:pStyle w:val="Compact"/>
             </w:pPr>
             <w:r>
+              <w:t xml:space="preserve">4.7e-258*</w:t>
+            </w:r>
+          </w:p>
+        </w:tc>
+        <w:tc>
+          <w:tcPr/>
+          <w:p>
+            <w:pPr>
+              <w:pStyle w:val="Compact"/>
+            </w:pPr>
+            <w:r>
               <w:t xml:space="preserve">24.3 [20.1–29.2]</w:t>
+            </w:r>
+          </w:p>
+        </w:tc>
+        <w:tc>
+          <w:tcPr/>
+          <w:p>
+            <w:pPr>
+              <w:pStyle w:val="Compact"/>
+            </w:pPr>
+            <w:r>
+              <w:t xml:space="preserve">8.4e-248*</w:t>
             </w:r>
           </w:p>
         </w:tc>
@@ -3784,7 +4021,29 @@
               <w:pStyle w:val="Compact"/>
             </w:pPr>
             <w:r>
+              <w:t xml:space="preserve">1.4e-192*</w:t>
+            </w:r>
+          </w:p>
+        </w:tc>
+        <w:tc>
+          <w:tcPr/>
+          <w:p>
+            <w:pPr>
+              <w:pStyle w:val="Compact"/>
+            </w:pPr>
+            <w:r>
               <w:t xml:space="preserve">39.9 [31.2–51.2]</w:t>
+            </w:r>
+          </w:p>
+        </w:tc>
+        <w:tc>
+          <w:tcPr/>
+          <w:p>
+            <w:pPr>
+              <w:pStyle w:val="Compact"/>
+            </w:pPr>
+            <w:r>
+              <w:t xml:space="preserve">6.1e-186*</w:t>
             </w:r>
           </w:p>
         </w:tc>
@@ -3830,7 +4089,29 @@
               <w:pStyle w:val="Compact"/>
             </w:pPr>
             <w:r>
+              <w:t xml:space="preserve">7.2e-199*</w:t>
+            </w:r>
+          </w:p>
+        </w:tc>
+        <w:tc>
+          <w:tcPr/>
+          <w:p>
+            <w:pPr>
+              <w:pStyle w:val="Compact"/>
+            </w:pPr>
+            <w:r>
               <w:t xml:space="preserve">38.7 [30.4–49.4]</w:t>
+            </w:r>
+          </w:p>
+        </w:tc>
+        <w:tc>
+          <w:tcPr/>
+          <w:p>
+            <w:pPr>
+              <w:pStyle w:val="Compact"/>
+            </w:pPr>
+            <w:r>
+              <w:t xml:space="preserve">3.1e-190*</w:t>
             </w:r>
           </w:p>
         </w:tc>
@@ -3876,7 +4157,29 @@
               <w:pStyle w:val="Compact"/>
             </w:pPr>
             <w:r>
+              <w:t xml:space="preserve">1.9e-211*</w:t>
+            </w:r>
+          </w:p>
+        </w:tc>
+        <w:tc>
+          <w:tcPr/>
+          <w:p>
+            <w:pPr>
+              <w:pStyle w:val="Compact"/>
+            </w:pPr>
+            <w:r>
               <w:t xml:space="preserve">13.3 [11.4–15.5]</w:t>
+            </w:r>
+          </w:p>
+        </w:tc>
+        <w:tc>
+          <w:tcPr/>
+          <w:p>
+            <w:pPr>
+              <w:pStyle w:val="Compact"/>
+            </w:pPr>
+            <w:r>
+              <w:t xml:space="preserve">3e-238*</w:t>
             </w:r>
           </w:p>
         </w:tc>
@@ -3922,7 +4225,29 @@
               <w:pStyle w:val="Compact"/>
             </w:pPr>
             <w:r>
-              <w:t xml:space="preserve">—</w:t>
+              <w:t xml:space="preserve">4.8e-164*</w:t>
+            </w:r>
+          </w:p>
+        </w:tc>
+        <w:tc>
+          <w:tcPr/>
+          <w:p>
+            <w:pPr>
+              <w:pStyle w:val="Compact"/>
+            </w:pPr>
+            <w:r>
+              <w:t xml:space="preserve">9.26 [7.3–11.7]</w:t>
+            </w:r>
+          </w:p>
+        </w:tc>
+        <w:tc>
+          <w:tcPr/>
+          <w:p>
+            <w:pPr>
+              <w:pStyle w:val="Compact"/>
+            </w:pPr>
+            <w:r>
+              <w:t xml:space="preserve">1.5e-75*</w:t>
             </w:r>
           </w:p>
         </w:tc>
@@ -3968,7 +4293,29 @@
               <w:pStyle w:val="Compact"/>
             </w:pPr>
             <w:r>
-              <w:t xml:space="preserve">—</w:t>
+              <w:t xml:space="preserve">3.9e-271*</w:t>
+            </w:r>
+          </w:p>
+        </w:tc>
+        <w:tc>
+          <w:tcPr/>
+          <w:p>
+            <w:pPr>
+              <w:pStyle w:val="Compact"/>
+            </w:pPr>
+            <w:r>
+              <w:t xml:space="preserve">9.97 [8.28–12]</w:t>
+            </w:r>
+          </w:p>
+        </w:tc>
+        <w:tc>
+          <w:tcPr/>
+          <w:p>
+            <w:pPr>
+              <w:pStyle w:val="Compact"/>
+            </w:pPr>
+            <w:r>
+              <w:t xml:space="preserve">2.6e-130*</w:t>
             </w:r>
           </w:p>
         </w:tc>
@@ -4014,7 +4361,29 @@
               <w:pStyle w:val="Compact"/>
             </w:pPr>
             <w:r>
+              <w:t xml:space="preserve">2.5e-251*</w:t>
+            </w:r>
+          </w:p>
+        </w:tc>
+        <w:tc>
+          <w:tcPr/>
+          <w:p>
+            <w:pPr>
+              <w:pStyle w:val="Compact"/>
+            </w:pPr>
+            <w:r>
               <w:t xml:space="preserve">11.8 [9.74–14.3]</w:t>
+            </w:r>
+          </w:p>
+        </w:tc>
+        <w:tc>
+          <w:tcPr/>
+          <w:p>
+            <w:pPr>
+              <w:pStyle w:val="Compact"/>
+            </w:pPr>
+            <w:r>
+              <w:t xml:space="preserve">1.1e-142*</w:t>
             </w:r>
           </w:p>
         </w:tc>
@@ -4060,7 +4429,29 @@
               <w:pStyle w:val="Compact"/>
             </w:pPr>
             <w:r>
+              <w:t xml:space="preserve">&lt;1e-300*</w:t>
+            </w:r>
+          </w:p>
+        </w:tc>
+        <w:tc>
+          <w:tcPr/>
+          <w:p>
+            <w:pPr>
+              <w:pStyle w:val="Compact"/>
+            </w:pPr>
+            <w:r>
               <w:t xml:space="preserve">6.43 [5.90–7.02]</w:t>
+            </w:r>
+          </w:p>
+        </w:tc>
+        <w:tc>
+          <w:tcPr/>
+          <w:p>
+            <w:pPr>
+              <w:pStyle w:val="Compact"/>
+            </w:pPr>
+            <w:r>
+              <w:t xml:space="preserve">&lt;1e-300*</w:t>
             </w:r>
           </w:p>
         </w:tc>
@@ -4106,7 +4497,29 @@
               <w:pStyle w:val="Compact"/>
             </w:pPr>
             <w:r>
+              <w:t xml:space="preserve">4.5e-203*</w:t>
+            </w:r>
+          </w:p>
+        </w:tc>
+        <w:tc>
+          <w:tcPr/>
+          <w:p>
+            <w:pPr>
+              <w:pStyle w:val="Compact"/>
+            </w:pPr>
+            <w:r>
               <w:t xml:space="preserve">3.85 [3.49–4.25]</w:t>
+            </w:r>
+          </w:p>
+        </w:tc>
+        <w:tc>
+          <w:tcPr/>
+          <w:p>
+            <w:pPr>
+              <w:pStyle w:val="Compact"/>
+            </w:pPr>
+            <w:r>
+              <w:t xml:space="preserve">1.2e-158*</w:t>
             </w:r>
           </w:p>
         </w:tc>
@@ -4141,7 +4554,18 @@
               <w:pStyle w:val="Compact"/>
             </w:pPr>
             <w:r>
-              <w:t xml:space="preserve">—</w:t>
+              <w:t xml:space="preserve">3.06 [2.82–3.33]</w:t>
+            </w:r>
+          </w:p>
+        </w:tc>
+        <w:tc>
+          <w:tcPr/>
+          <w:p>
+            <w:pPr>
+              <w:pStyle w:val="Compact"/>
+            </w:pPr>
+            <w:r>
+              <w:t xml:space="preserve">1.1e-149*</w:t>
             </w:r>
           </w:p>
         </w:tc>
@@ -4153,6 +4577,17 @@
             </w:pPr>
             <w:r>
               <w:t xml:space="preserve">3.59 [3.26–3.94]</w:t>
+            </w:r>
+          </w:p>
+        </w:tc>
+        <w:tc>
+          <w:tcPr/>
+          <w:p>
+            <w:pPr>
+              <w:pStyle w:val="Compact"/>
+            </w:pPr>
+            <w:r>
+              <w:t xml:space="preserve">3.9e-156*</w:t>
             </w:r>
           </w:p>
         </w:tc>
@@ -4187,7 +4622,18 @@
               <w:pStyle w:val="Compact"/>
             </w:pPr>
             <w:r>
-              <w:t xml:space="preserve">—</w:t>
+              <w:t xml:space="preserve">2.64 [2.44–2.85]</w:t>
+            </w:r>
+          </w:p>
+        </w:tc>
+        <w:tc>
+          <w:tcPr/>
+          <w:p>
+            <w:pPr>
+              <w:pStyle w:val="Compact"/>
+            </w:pPr>
+            <w:r>
+              <w:t xml:space="preserve">1.3e-129*</w:t>
             </w:r>
           </w:p>
         </w:tc>
@@ -4199,6 +4645,17 @@
             </w:pPr>
             <w:r>
               <w:t xml:space="preserve">3.10 [2.84–3.39]</w:t>
+            </w:r>
+          </w:p>
+        </w:tc>
+        <w:tc>
+          <w:tcPr/>
+          <w:p>
+            <w:pPr>
+              <w:pStyle w:val="Compact"/>
+            </w:pPr>
+            <w:r>
+              <w:t xml:space="preserve">3e-140*</w:t>
             </w:r>
           </w:p>
         </w:tc>
@@ -4244,7 +4701,29 @@
               <w:pStyle w:val="Compact"/>
             </w:pPr>
             <w:r>
+              <w:t xml:space="preserve">1.2e-148*</w:t>
+            </w:r>
+          </w:p>
+        </w:tc>
+        <w:tc>
+          <w:tcPr/>
+          <w:p>
+            <w:pPr>
+              <w:pStyle w:val="Compact"/>
+            </w:pPr>
+            <w:r>
               <w:t xml:space="preserve">38.4 [29.1–50.8]</w:t>
+            </w:r>
+          </w:p>
+        </w:tc>
+        <w:tc>
+          <w:tcPr/>
+          <w:p>
+            <w:pPr>
+              <w:pStyle w:val="Compact"/>
+            </w:pPr>
+            <w:r>
+              <w:t xml:space="preserve">6e-145*</w:t>
             </w:r>
           </w:p>
         </w:tc>
@@ -4255,19 +4734,20 @@
         <w:pStyle w:val="BodyText"/>
       </w:pPr>
       <w:r>
-        <w:t xml:space="preserve">All q &lt; 1e-130.</w:t>
-      </w:r>
-      <w:r>
-        <w:t xml:space="preserve"> </w:t>
-      </w:r>
-      <w:r>
-        <w:t xml:space="preserve">“—”</w:t>
-      </w:r>
-      <w:r>
-        <w:t xml:space="preserve"> </w:t>
-      </w:r>
-      <w:r>
-        <w:t xml:space="preserve">= not among the top 20 on that window’s summary sheet (values are in the full results files). Many hits are hierarchically related (parent and child phecodes share patients).</w:t>
+        <w:t xml:space="preserve">Every p in this table is below 1e-74. Many hits are hierarchically related (parent and child phecodes share patients). p: Wald test (logistic regression) or penalized likelihood-ratio test (Firth); * Bonferroni-significant (p &lt; 0.05/1,817 = 2.8e-05 before index, 0.05/1,611 = 3.1e-05 after); &lt;1e-300: below what can be represented. q (FDR) and p for every tested phecode: supplementary file</w:t>
+      </w:r>
+      <w:r>
+        <w:t xml:space="preserve"> </w:t>
+      </w:r>
+      <w:r>
+        <w:rPr>
+          <w:i/>
+          <w:iCs/>
+        </w:rPr>
+        <w:t xml:space="preserve">HaT PheWAS all phecodes p and q.csv</w:t>
+      </w:r>
+      <w:r>
+        <w:t xml:space="preserve">.</w:t>
       </w:r>
     </w:p>
     <w:p>
@@ -4430,17 +4910,19 @@
     <w:tbl>
       <w:tblPr>
         <w:tblStyle w:val="Table"/>
-        <w:tblW w:type="pct" w:w="5000"/>
+        <w:tblW w:type="pct" w:w="5100"/>
         <w:tblLayout w:type="fixed"/>
         <w:tblLook w:firstRow="1" w:lastRow="0" w:firstColumn="0" w:lastColumn="0" w:noHBand="0" w:noVBand="0" w:val="0020"/>
       </w:tblPr>
       <w:tblGrid>
-        <w:gridCol w:w="1029"/>
-        <w:gridCol w:w="2455"/>
-        <w:gridCol w:w="1188"/>
-        <w:gridCol w:w="1029"/>
-        <w:gridCol w:w="1188"/>
-        <w:gridCol w:w="1029"/>
+        <w:gridCol w:w="871"/>
+        <w:gridCol w:w="1980"/>
+        <w:gridCol w:w="1108"/>
+        <w:gridCol w:w="712"/>
+        <w:gridCol w:w="792"/>
+        <w:gridCol w:w="1108"/>
+        <w:gridCol w:w="712"/>
+        <w:gridCol w:w="792"/>
       </w:tblGrid>
       <w:tr>
         <w:trPr>
@@ -4486,6 +4968,17 @@
               <w:pStyle w:val="Compact"/>
             </w:pPr>
             <w:r>
+              <w:t xml:space="preserve">p pre</w:t>
+            </w:r>
+          </w:p>
+        </w:tc>
+        <w:tc>
+          <w:tcPr/>
+          <w:p>
+            <w:pPr>
+              <w:pStyle w:val="Compact"/>
+            </w:pPr>
+            <w:r>
               <w:t xml:space="preserve">HaT / controls pre</w:t>
             </w:r>
           </w:p>
@@ -4498,6 +4991,17 @@
             </w:pPr>
             <w:r>
               <w:t xml:space="preserve">OR post [95% CI]</w:t>
+            </w:r>
+          </w:p>
+        </w:tc>
+        <w:tc>
+          <w:tcPr/>
+          <w:p>
+            <w:pPr>
+              <w:pStyle w:val="Compact"/>
+            </w:pPr>
+            <w:r>
+              <w:t xml:space="preserve">p post</w:t>
             </w:r>
           </w:p>
         </w:tc>
@@ -4558,6 +5062,17 @@
               <w:pStyle w:val="Compact"/>
             </w:pPr>
             <w:r>
+              <w:t xml:space="preserve">&lt;1e-300*</w:t>
+            </w:r>
+          </w:p>
+        </w:tc>
+        <w:tc>
+          <w:tcPr/>
+          <w:p>
+            <w:pPr>
+              <w:pStyle w:val="Compact"/>
+            </w:pPr>
+            <w:r>
               <w:t xml:space="preserve">25.6% / 0.7%</w:t>
             </w:r>
           </w:p>
@@ -4570,6 +5085,17 @@
             </w:pPr>
             <w:r>
               <w:t xml:space="preserve">55.1 [45.6–66.7]</w:t>
+            </w:r>
+          </w:p>
+        </w:tc>
+        <w:tc>
+          <w:tcPr/>
+          <w:p>
+            <w:pPr>
+              <w:pStyle w:val="Compact"/>
+            </w:pPr>
+            <w:r>
+              <w:t xml:space="preserve">&lt;1e-300*</w:t>
             </w:r>
           </w:p>
         </w:tc>
@@ -4604,7 +5130,7 @@
               <w:pStyle w:val="Compact"/>
             </w:pPr>
             <w:r>
-              <w:t xml:space="preserve"> ↳ Idiopathic urticaria</w:t>
+              <w:t xml:space="preserve">↳ Idiopathic urticaria</w:t>
             </w:r>
           </w:p>
         </w:tc>
@@ -4626,6 +5152,17 @@
               <w:pStyle w:val="Compact"/>
             </w:pPr>
             <w:r>
+              <w:t xml:space="preserve">2.8e-98*</w:t>
+            </w:r>
+          </w:p>
+        </w:tc>
+        <w:tc>
+          <w:tcPr/>
+          <w:p>
+            <w:pPr>
+              <w:pStyle w:val="Compact"/>
+            </w:pPr>
+            <w:r>
               <w:t xml:space="preserve">7.2% / 0.1%</w:t>
             </w:r>
           </w:p>
@@ -4638,6 +5175,17 @@
             </w:pPr>
             <w:r>
               <w:t xml:space="preserve">123 [80.7–189]</w:t>
+            </w:r>
+          </w:p>
+        </w:tc>
+        <w:tc>
+          <w:tcPr/>
+          <w:p>
+            <w:pPr>
+              <w:pStyle w:val="Compact"/>
+            </w:pPr>
+            <w:r>
+              <w:t xml:space="preserve">1.3e-109*</w:t>
             </w:r>
           </w:p>
         </w:tc>
@@ -4672,7 +5220,7 @@
               <w:pStyle w:val="Compact"/>
             </w:pPr>
             <w:r>
-              <w:t xml:space="preserve"> ↳ Dermatographic urticaria</w:t>
+              <w:t xml:space="preserve">↳ Dermatographic urticaria</w:t>
             </w:r>
           </w:p>
         </w:tc>
@@ -4694,6 +5242,17 @@
               <w:pStyle w:val="Compact"/>
             </w:pPr>
             <w:r>
+              <w:t xml:space="preserve">2.2e-24*</w:t>
+            </w:r>
+          </w:p>
+        </w:tc>
+        <w:tc>
+          <w:tcPr/>
+          <w:p>
+            <w:pPr>
+              <w:pStyle w:val="Compact"/>
+            </w:pPr>
+            <w:r>
               <w:t xml:space="preserve">1.1% / 0.1%</w:t>
             </w:r>
           </w:p>
@@ -4706,6 +5265,17 @@
             </w:pPr>
             <w:r>
               <w:t xml:space="preserve">56.4 [20.9–153]</w:t>
+            </w:r>
+          </w:p>
+        </w:tc>
+        <w:tc>
+          <w:tcPr/>
+          <w:p>
+            <w:pPr>
+              <w:pStyle w:val="Compact"/>
+            </w:pPr>
+            <w:r>
+              <w:t xml:space="preserve">1.1e-22*</w:t>
             </w:r>
           </w:p>
         </w:tc>
@@ -4740,7 +5310,7 @@
               <w:pStyle w:val="Compact"/>
             </w:pPr>
             <w:r>
-              <w:t xml:space="preserve"> ↳ Allergic urticaria</w:t>
+              <w:t xml:space="preserve">↳ Allergic urticaria</w:t>
             </w:r>
           </w:p>
         </w:tc>
@@ -4762,6 +5332,17 @@
               <w:pStyle w:val="Compact"/>
             </w:pPr>
             <w:r>
+              <w:t xml:space="preserve">4.4e-12*</w:t>
+            </w:r>
+          </w:p>
+        </w:tc>
+        <w:tc>
+          <w:tcPr/>
+          <w:p>
+            <w:pPr>
+              <w:pStyle w:val="Compact"/>
+            </w:pPr>
+            <w:r>
               <w:t xml:space="preserve">0.5% / &lt;11</w:t>
             </w:r>
           </w:p>
@@ -4774,6 +5355,17 @@
             </w:pPr>
             <w:r>
               <w:t xml:space="preserve">12.2 [5.54–26.9]</w:t>
+            </w:r>
+          </w:p>
+        </w:tc>
+        <w:tc>
+          <w:tcPr/>
+          <w:p>
+            <w:pPr>
+              <w:pStyle w:val="Compact"/>
+            </w:pPr>
+            <w:r>
+              <w:t xml:space="preserve">4.3e-08*</w:t>
             </w:r>
           </w:p>
         </w:tc>
@@ -4834,6 +5426,17 @@
               <w:pStyle w:val="Compact"/>
             </w:pPr>
             <w:r>
+              <w:t xml:space="preserve">5.3e-100*</w:t>
+            </w:r>
+          </w:p>
+        </w:tc>
+        <w:tc>
+          <w:tcPr/>
+          <w:p>
+            <w:pPr>
+              <w:pStyle w:val="Compact"/>
+            </w:pPr>
+            <w:r>
               <w:t xml:space="preserve">6.4% / 0.1%</w:t>
             </w:r>
           </w:p>
@@ -4846,6 +5449,17 @@
             </w:pPr>
             <w:r>
               <w:t xml:space="preserve">60.5 [35.3–104]</w:t>
+            </w:r>
+          </w:p>
+        </w:tc>
+        <w:tc>
+          <w:tcPr/>
+          <w:p>
+            <w:pPr>
+              <w:pStyle w:val="Compact"/>
+            </w:pPr>
+            <w:r>
+              <w:t xml:space="preserve">4e-50*</w:t>
             </w:r>
           </w:p>
         </w:tc>
@@ -4906,6 +5520,17 @@
               <w:pStyle w:val="Compact"/>
             </w:pPr>
             <w:r>
+              <w:t xml:space="preserve">&lt;1e-300*</w:t>
+            </w:r>
+          </w:p>
+        </w:tc>
+        <w:tc>
+          <w:tcPr/>
+          <w:p>
+            <w:pPr>
+              <w:pStyle w:val="Compact"/>
+            </w:pPr>
+            <w:r>
               <w:t xml:space="preserve">63.9% / 19.0%</w:t>
             </w:r>
           </w:p>
@@ -4918,6 +5543,17 @@
             </w:pPr>
             <w:r>
               <w:t xml:space="preserve">6.43 [5.9–7.02]</w:t>
+            </w:r>
+          </w:p>
+        </w:tc>
+        <w:tc>
+          <w:tcPr/>
+          <w:p>
+            <w:pPr>
+              <w:pStyle w:val="Compact"/>
+            </w:pPr>
+            <w:r>
+              <w:t xml:space="preserve">&lt;1e-300*</w:t>
             </w:r>
           </w:p>
         </w:tc>
@@ -4952,7 +5588,7 @@
               <w:pStyle w:val="Compact"/>
             </w:pPr>
             <w:r>
-              <w:t xml:space="preserve"> ↳ Anaphylactic reaction</w:t>
+              <w:t xml:space="preserve">↳ Anaphylactic reaction</w:t>
             </w:r>
           </w:p>
         </w:tc>
@@ -4974,6 +5610,17 @@
               <w:pStyle w:val="Compact"/>
             </w:pPr>
             <w:r>
+              <w:t xml:space="preserve">1.5e-190*</w:t>
+            </w:r>
+          </w:p>
+        </w:tc>
+        <w:tc>
+          <w:tcPr/>
+          <w:p>
+            <w:pPr>
+              <w:pStyle w:val="Compact"/>
+            </w:pPr>
+            <w:r>
               <w:t xml:space="preserve">11.5% / 0.2%</w:t>
             </w:r>
           </w:p>
@@ -4986,6 +5633,17 @@
             </w:pPr>
             <w:r>
               <w:t xml:space="preserve">44.6 [33.5–59.3]</w:t>
+            </w:r>
+          </w:p>
+        </w:tc>
+        <w:tc>
+          <w:tcPr/>
+          <w:p>
+            <w:pPr>
+              <w:pStyle w:val="Compact"/>
+            </w:pPr>
+            <w:r>
+              <w:t xml:space="preserve">7.8e-150*</w:t>
             </w:r>
           </w:p>
         </w:tc>
@@ -5020,7 +5678,7 @@
               <w:pStyle w:val="Compact"/>
             </w:pPr>
             <w:r>
-              <w:t xml:space="preserve"> ↳ Food allergy</w:t>
+              <w:t xml:space="preserve">↳ Food allergy</w:t>
             </w:r>
           </w:p>
         </w:tc>
@@ -5042,6 +5700,17 @@
               <w:pStyle w:val="Compact"/>
             </w:pPr>
             <w:r>
+              <w:t xml:space="preserve">2.5e-251*</w:t>
+            </w:r>
+          </w:p>
+        </w:tc>
+        <w:tc>
+          <w:tcPr/>
+          <w:p>
+            <w:pPr>
+              <w:pStyle w:val="Compact"/>
+            </w:pPr>
+            <w:r>
               <w:t xml:space="preserve">13.0% / 1.2%</w:t>
             </w:r>
           </w:p>
@@ -5054,6 +5723,17 @@
             </w:pPr>
             <w:r>
               <w:t xml:space="preserve">11.8 [9.74–14.3]</w:t>
+            </w:r>
+          </w:p>
+        </w:tc>
+        <w:tc>
+          <w:tcPr/>
+          <w:p>
+            <w:pPr>
+              <w:pStyle w:val="Compact"/>
+            </w:pPr>
+            <w:r>
+              <w:t xml:space="preserve">1.1e-142*</w:t>
             </w:r>
           </w:p>
         </w:tc>
@@ -5088,7 +5768,7 @@
               <w:pStyle w:val="Compact"/>
             </w:pPr>
             <w:r>
-              <w:t xml:space="preserve">  ↳ Egg allergy</w:t>
+              <w:t xml:space="preserve">↳ Egg allergy</w:t>
             </w:r>
           </w:p>
         </w:tc>
@@ -5110,6 +5790,17 @@
               <w:pStyle w:val="Compact"/>
             </w:pPr>
             <w:r>
+              <w:t xml:space="preserve">4.6e-17*</w:t>
+            </w:r>
+          </w:p>
+        </w:tc>
+        <w:tc>
+          <w:tcPr/>
+          <w:p>
+            <w:pPr>
+              <w:pStyle w:val="Compact"/>
+            </w:pPr>
+            <w:r>
               <w:t xml:space="preserve">0.8% / 0.1%</w:t>
             </w:r>
           </w:p>
@@ -5122,6 +5813,17 @@
             </w:pPr>
             <w:r>
               <w:t xml:space="preserve">13.7 [7.59–24.8]</w:t>
+            </w:r>
+          </w:p>
+        </w:tc>
+        <w:tc>
+          <w:tcPr/>
+          <w:p>
+            <w:pPr>
+              <w:pStyle w:val="Compact"/>
+            </w:pPr>
+            <w:r>
+              <w:t xml:space="preserve">9.8e-16*</w:t>
             </w:r>
           </w:p>
         </w:tc>
@@ -5156,7 +5858,7 @@
               <w:pStyle w:val="Compact"/>
             </w:pPr>
             <w:r>
-              <w:t xml:space="preserve">  ↳ Peanut allergy</w:t>
+              <w:t xml:space="preserve">↳ Peanut allergy</w:t>
             </w:r>
           </w:p>
         </w:tc>
@@ -5178,6 +5880,17 @@
               <w:pStyle w:val="Compact"/>
             </w:pPr>
             <w:r>
+              <w:t xml:space="preserve">2.5e-24*</w:t>
+            </w:r>
+          </w:p>
+        </w:tc>
+        <w:tc>
+          <w:tcPr/>
+          <w:p>
+            <w:pPr>
+              <w:pStyle w:val="Compact"/>
+            </w:pPr>
+            <w:r>
               <w:t xml:space="preserve">1.3% / 0.2%</w:t>
             </w:r>
           </w:p>
@@ -5190,6 +5903,17 @@
             </w:pPr>
             <w:r>
               <w:t xml:space="preserve">8.08 [4.94–13.2]</w:t>
+            </w:r>
+          </w:p>
+        </w:tc>
+        <w:tc>
+          <w:tcPr/>
+          <w:p>
+            <w:pPr>
+              <w:pStyle w:val="Compact"/>
+            </w:pPr>
+            <w:r>
+              <w:t xml:space="preserve">8.8e-17*</w:t>
             </w:r>
           </w:p>
         </w:tc>
@@ -5224,7 +5948,7 @@
               <w:pStyle w:val="Compact"/>
             </w:pPr>
             <w:r>
-              <w:t xml:space="preserve">  ↳ Milk allergy</w:t>
+              <w:t xml:space="preserve">↳ Milk allergy</w:t>
             </w:r>
           </w:p>
         </w:tc>
@@ -5246,6 +5970,17 @@
               <w:pStyle w:val="Compact"/>
             </w:pPr>
             <w:r>
+              <w:t xml:space="preserve">1.7e-19*</w:t>
+            </w:r>
+          </w:p>
+        </w:tc>
+        <w:tc>
+          <w:tcPr/>
+          <w:p>
+            <w:pPr>
+              <w:pStyle w:val="Compact"/>
+            </w:pPr>
+            <w:r>
               <w:t xml:space="preserve">1.1% / 0.2%</w:t>
             </w:r>
           </w:p>
@@ -5258,6 +5993,17 @@
             </w:pPr>
             <w:r>
               <w:t xml:space="preserve">8 [4.44–14.4]</w:t>
+            </w:r>
+          </w:p>
+        </w:tc>
+        <w:tc>
+          <w:tcPr/>
+          <w:p>
+            <w:pPr>
+              <w:pStyle w:val="Compact"/>
+            </w:pPr>
+            <w:r>
+              <w:t xml:space="preserve">4.5e-12*</w:t>
             </w:r>
           </w:p>
         </w:tc>
@@ -5292,7 +6038,7 @@
               <w:pStyle w:val="Compact"/>
             </w:pPr>
             <w:r>
-              <w:t xml:space="preserve">  ↳ Seafood allergy</w:t>
+              <w:t xml:space="preserve">↳ Seafood allergy</w:t>
             </w:r>
           </w:p>
         </w:tc>
@@ -5314,6 +6060,17 @@
               <w:pStyle w:val="Compact"/>
             </w:pPr>
             <w:r>
+              <w:t xml:space="preserve">7.5e-22*</w:t>
+            </w:r>
+          </w:p>
+        </w:tc>
+        <w:tc>
+          <w:tcPr/>
+          <w:p>
+            <w:pPr>
+              <w:pStyle w:val="Compact"/>
+            </w:pPr>
+            <w:r>
               <w:t xml:space="preserve">1.4% / 0.2%</w:t>
             </w:r>
           </w:p>
@@ -5326,6 +6083,17 @@
             </w:pPr>
             <w:r>
               <w:t xml:space="preserve">7.4 [4.72–11.6]</w:t>
+            </w:r>
+          </w:p>
+        </w:tc>
+        <w:tc>
+          <w:tcPr/>
+          <w:p>
+            <w:pPr>
+              <w:pStyle w:val="Compact"/>
+            </w:pPr>
+            <w:r>
+              <w:t xml:space="preserve">3.1e-18*</w:t>
             </w:r>
           </w:p>
         </w:tc>
@@ -5360,7 +6128,7 @@
               <w:pStyle w:val="Compact"/>
             </w:pPr>
             <w:r>
-              <w:t xml:space="preserve"> ↳ Allergy to insects</w:t>
+              <w:t xml:space="preserve">↳ Allergy to insects</w:t>
             </w:r>
           </w:p>
         </w:tc>
@@ -5382,6 +6150,17 @@
               <w:pStyle w:val="Compact"/>
             </w:pPr>
             <w:r>
+              <w:t xml:space="preserve">3.9e-271*</w:t>
+            </w:r>
+          </w:p>
+        </w:tc>
+        <w:tc>
+          <w:tcPr/>
+          <w:p>
+            <w:pPr>
+              <w:pStyle w:val="Compact"/>
+            </w:pPr>
+            <w:r>
               <w:t xml:space="preserve">14.5% / 1.3%</w:t>
             </w:r>
           </w:p>
@@ -5394,6 +6173,17 @@
             </w:pPr>
             <w:r>
               <w:t xml:space="preserve">9.97 [8.28–12]</w:t>
+            </w:r>
+          </w:p>
+        </w:tc>
+        <w:tc>
+          <w:tcPr/>
+          <w:p>
+            <w:pPr>
+              <w:pStyle w:val="Compact"/>
+            </w:pPr>
+            <w:r>
+              <w:t xml:space="preserve">2.6e-130*</w:t>
             </w:r>
           </w:p>
         </w:tc>
@@ -5428,7 +6218,7 @@
               <w:pStyle w:val="Compact"/>
             </w:pPr>
             <w:r>
-              <w:t xml:space="preserve"> ↳ Drug and medical agent allergy</w:t>
+              <w:t xml:space="preserve">↳ Drug and medical agent allergy</w:t>
             </w:r>
           </w:p>
         </w:tc>
@@ -5450,6 +6240,17 @@
               <w:pStyle w:val="Compact"/>
             </w:pPr>
             <w:r>
+              <w:t xml:space="preserve">8.9e-115*</w:t>
+            </w:r>
+          </w:p>
+        </w:tc>
+        <w:tc>
+          <w:tcPr/>
+          <w:p>
+            <w:pPr>
+              <w:pStyle w:val="Compact"/>
+            </w:pPr>
+            <w:r>
               <w:t xml:space="preserve">18.5% / 6.7%</w:t>
             </w:r>
           </w:p>
@@ -5462,6 +6263,17 @@
             </w:pPr>
             <w:r>
               <w:t xml:space="preserve">3.73 [3.3–4.21]</w:t>
+            </w:r>
+          </w:p>
+        </w:tc>
+        <w:tc>
+          <w:tcPr/>
+          <w:p>
+            <w:pPr>
+              <w:pStyle w:val="Compact"/>
+            </w:pPr>
+            <w:r>
+              <w:t xml:space="preserve">2.5e-99*</w:t>
             </w:r>
           </w:p>
         </w:tc>
@@ -5496,7 +6308,7 @@
               <w:pStyle w:val="Compact"/>
             </w:pPr>
             <w:r>
-              <w:t xml:space="preserve">  ↳ Allergy to anesthetic agent</w:t>
+              <w:t xml:space="preserve">↳ Allergy to anesthetic agent</w:t>
             </w:r>
           </w:p>
         </w:tc>
@@ -5518,6 +6330,17 @@
               <w:pStyle w:val="Compact"/>
             </w:pPr>
             <w:r>
+              <w:t xml:space="preserve">7.3e-06*</w:t>
+            </w:r>
+          </w:p>
+        </w:tc>
+        <w:tc>
+          <w:tcPr/>
+          <w:p>
+            <w:pPr>
+              <w:pStyle w:val="Compact"/>
+            </w:pPr>
+            <w:r>
               <w:t xml:space="preserve">0.3% / 0.1%</w:t>
             </w:r>
           </w:p>
@@ -5530,6 +6353,17 @@
             </w:pPr>
             <w:r>
               <w:t xml:space="preserve">10.6 [4.94–22.8]</w:t>
+            </w:r>
+          </w:p>
+        </w:tc>
+        <w:tc>
+          <w:tcPr/>
+          <w:p>
+            <w:pPr>
+              <w:pStyle w:val="Compact"/>
+            </w:pPr>
+            <w:r>
+              <w:t xml:space="preserve">7.5e-08*</w:t>
             </w:r>
           </w:p>
         </w:tc>
@@ -5564,7 +6398,7 @@
               <w:pStyle w:val="Compact"/>
             </w:pPr>
             <w:r>
-              <w:t xml:space="preserve">  ↳ Allergy to analgesic agent</w:t>
+              <w:t xml:space="preserve">↳ Allergy to analgesic agent</w:t>
             </w:r>
           </w:p>
         </w:tc>
@@ -5586,6 +6420,17 @@
               <w:pStyle w:val="Compact"/>
             </w:pPr>
             <w:r>
+              <w:t xml:space="preserve">1.2e-26*</w:t>
+            </w:r>
+          </w:p>
+        </w:tc>
+        <w:tc>
+          <w:tcPr/>
+          <w:p>
+            <w:pPr>
+              <w:pStyle w:val="Compact"/>
+            </w:pPr>
+            <w:r>
               <w:t xml:space="preserve">2.6% / 0.7%</w:t>
             </w:r>
           </w:p>
@@ -5598,6 +6443,17 @@
             </w:pPr>
             <w:r>
               <w:t xml:space="preserve">4.63 [3.52–6.09]</w:t>
+            </w:r>
+          </w:p>
+        </w:tc>
+        <w:tc>
+          <w:tcPr/>
+          <w:p>
+            <w:pPr>
+              <w:pStyle w:val="Compact"/>
+            </w:pPr>
+            <w:r>
+              <w:t xml:space="preserve">5.7e-28*</w:t>
             </w:r>
           </w:p>
         </w:tc>
@@ -5632,7 +6488,7 @@
               <w:pStyle w:val="Compact"/>
             </w:pPr>
             <w:r>
-              <w:t xml:space="preserve">  ↳ Allergy to serum and vaccine</w:t>
+              <w:t xml:space="preserve">↳ Allergy to serum and vaccine</w:t>
             </w:r>
           </w:p>
         </w:tc>
@@ -5654,6 +6510,17 @@
               <w:pStyle w:val="Compact"/>
             </w:pPr>
             <w:r>
+              <w:t xml:space="preserve">3e-05</w:t>
+            </w:r>
+          </w:p>
+        </w:tc>
+        <w:tc>
+          <w:tcPr/>
+          <w:p>
+            <w:pPr>
+              <w:pStyle w:val="Compact"/>
+            </w:pPr>
+            <w:r>
               <w:t xml:space="preserve">0.4% / 0.1%</w:t>
             </w:r>
           </w:p>
@@ -5666,6 +6533,17 @@
             </w:pPr>
             <w:r>
               <w:t xml:space="preserve">5.74 [3.06–10.7]</w:t>
+            </w:r>
+          </w:p>
+        </w:tc>
+        <w:tc>
+          <w:tcPr/>
+          <w:p>
+            <w:pPr>
+              <w:pStyle w:val="Compact"/>
+            </w:pPr>
+            <w:r>
+              <w:t xml:space="preserve">2e-06*</w:t>
             </w:r>
           </w:p>
         </w:tc>
@@ -5700,7 +6578,7 @@
               <w:pStyle w:val="Compact"/>
             </w:pPr>
             <w:r>
-              <w:t xml:space="preserve"> ↳ Allergy to radiographic dye</w:t>
+              <w:t xml:space="preserve">↳ Allergy to radiographic dye</w:t>
             </w:r>
           </w:p>
         </w:tc>
@@ -5722,6 +6600,17 @@
               <w:pStyle w:val="Compact"/>
             </w:pPr>
             <w:r>
+              <w:t xml:space="preserve">3.5e-23*</w:t>
+            </w:r>
+          </w:p>
+        </w:tc>
+        <w:tc>
+          <w:tcPr/>
+          <w:p>
+            <w:pPr>
+              <w:pStyle w:val="Compact"/>
+            </w:pPr>
+            <w:r>
               <w:t xml:space="preserve">1.5% / 0.3%</w:t>
             </w:r>
           </w:p>
@@ -5734,6 +6623,17 @@
             </w:pPr>
             <w:r>
               <w:t xml:space="preserve">6.78 [4.83–9.53]</w:t>
+            </w:r>
+          </w:p>
+        </w:tc>
+        <w:tc>
+          <w:tcPr/>
+          <w:p>
+            <w:pPr>
+              <w:pStyle w:val="Compact"/>
+            </w:pPr>
+            <w:r>
+              <w:t xml:space="preserve">2.6e-28*</w:t>
             </w:r>
           </w:p>
         </w:tc>
@@ -5768,7 +6668,7 @@
               <w:pStyle w:val="Compact"/>
             </w:pPr>
             <w:r>
-              <w:t xml:space="preserve"> ↳ Latex allergy</w:t>
+              <w:t xml:space="preserve">↳ Latex allergy</w:t>
             </w:r>
           </w:p>
         </w:tc>
@@ -5790,6 +6690,17 @@
               <w:pStyle w:val="Compact"/>
             </w:pPr>
             <w:r>
+              <w:t xml:space="preserve">2.8e-24*</w:t>
+            </w:r>
+          </w:p>
+        </w:tc>
+        <w:tc>
+          <w:tcPr/>
+          <w:p>
+            <w:pPr>
+              <w:pStyle w:val="Compact"/>
+            </w:pPr>
+            <w:r>
               <w:t xml:space="preserve">2.1% / 0.5%</w:t>
             </w:r>
           </w:p>
@@ -5802,6 +6713,17 @@
             </w:pPr>
             <w:r>
               <w:t xml:space="preserve">5.32 [3.81–7.42]</w:t>
+            </w:r>
+          </w:p>
+        </w:tc>
+        <w:tc>
+          <w:tcPr/>
+          <w:p>
+            <w:pPr>
+              <w:pStyle w:val="Compact"/>
+            </w:pPr>
+            <w:r>
+              <w:t xml:space="preserve">9.1e-23*</w:t>
             </w:r>
           </w:p>
         </w:tc>
@@ -5836,7 +6758,7 @@
               <w:pStyle w:val="Compact"/>
             </w:pPr>
             <w:r>
-              <w:t xml:space="preserve"> ↳ Allergies related to other diseases/symptoms</w:t>
+              <w:t xml:space="preserve">↳ Allergies related to other diseases/symptoms</w:t>
             </w:r>
           </w:p>
         </w:tc>
@@ -5858,6 +6780,17 @@
               <w:pStyle w:val="Compact"/>
             </w:pPr>
             <w:r>
+              <w:t xml:space="preserve">9.6e-204*</w:t>
+            </w:r>
+          </w:p>
+        </w:tc>
+        <w:tc>
+          <w:tcPr/>
+          <w:p>
+            <w:pPr>
+              <w:pStyle w:val="Compact"/>
+            </w:pPr>
+            <w:r>
               <w:t xml:space="preserve">28.4% / 9.0%</w:t>
             </w:r>
           </w:p>
@@ -5870,6 +6803,17 @@
             </w:pPr>
             <w:r>
               <w:t xml:space="preserve">4.01 [3.6–4.47]</w:t>
+            </w:r>
+          </w:p>
+        </w:tc>
+        <w:tc>
+          <w:tcPr/>
+          <w:p>
+            <w:pPr>
+              <w:pStyle w:val="Compact"/>
+            </w:pPr>
+            <w:r>
+              <w:t xml:space="preserve">6.2e-141*</w:t>
             </w:r>
           </w:p>
         </w:tc>
@@ -5930,6 +6874,17 @@
               <w:pStyle w:val="Compact"/>
             </w:pPr>
             <w:r>
+              <w:t xml:space="preserve">8.4e-105*</w:t>
+            </w:r>
+          </w:p>
+        </w:tc>
+        <w:tc>
+          <w:tcPr/>
+          <w:p>
+            <w:pPr>
+              <w:pStyle w:val="Compact"/>
+            </w:pPr>
+            <w:r>
               <w:t xml:space="preserve">6.2% / 0.8%</w:t>
             </w:r>
           </w:p>
@@ -5942,6 +6897,17 @@
             </w:pPr>
             <w:r>
               <w:t xml:space="preserve">11.4 [9.29–13.9]</w:t>
+            </w:r>
+          </w:p>
+        </w:tc>
+        <w:tc>
+          <w:tcPr/>
+          <w:p>
+            <w:pPr>
+              <w:pStyle w:val="Compact"/>
+            </w:pPr>
+            <w:r>
+              <w:t xml:space="preserve">1.2e-121*</w:t>
             </w:r>
           </w:p>
         </w:tc>
@@ -5976,7 +6942,7 @@
               <w:pStyle w:val="Compact"/>
             </w:pPr>
             <w:r>
-              <w:t xml:space="preserve"> ↳ Familial dysautonomia [Riley-Day] (G90.1)</w:t>
+              <w:t xml:space="preserve">↳ Familial dysautonomia [Riley-Day] (G90.1)</w:t>
             </w:r>
           </w:p>
         </w:tc>
@@ -5998,6 +6964,17 @@
               <w:pStyle w:val="Compact"/>
             </w:pPr>
             <w:r>
+              <w:t xml:space="preserve">1.2e-91*</w:t>
+            </w:r>
+          </w:p>
+        </w:tc>
+        <w:tc>
+          <w:tcPr/>
+          <w:p>
+            <w:pPr>
+              <w:pStyle w:val="Compact"/>
+            </w:pPr>
+            <w:r>
               <w:t xml:space="preserve">5.2% / 0.1%</w:t>
             </w:r>
           </w:p>
@@ -6010,6 +6987,17 @@
             </w:pPr>
             <w:r>
               <w:t xml:space="preserve">46.9 [32.3–68]</w:t>
+            </w:r>
+          </w:p>
+        </w:tc>
+        <w:tc>
+          <w:tcPr/>
+          <w:p>
+            <w:pPr>
+              <w:pStyle w:val="Compact"/>
+            </w:pPr>
+            <w:r>
+              <w:t xml:space="preserve">1.2e-91*</w:t>
             </w:r>
           </w:p>
         </w:tc>
@@ -6070,6 +7058,17 @@
               <w:pStyle w:val="Compact"/>
             </w:pPr>
             <w:r>
+              <w:t xml:space="preserve">1.2e-148*</w:t>
+            </w:r>
+          </w:p>
+        </w:tc>
+        <w:tc>
+          <w:tcPr/>
+          <w:p>
+            <w:pPr>
+              <w:pStyle w:val="Compact"/>
+            </w:pPr>
+            <w:r>
               <w:t xml:space="preserve">7.6% / 0.3%</w:t>
             </w:r>
           </w:p>
@@ -6082,6 +7081,17 @@
             </w:pPr>
             <w:r>
               <w:t xml:space="preserve">38.4 [29.1–50.8]</w:t>
+            </w:r>
+          </w:p>
+        </w:tc>
+        <w:tc>
+          <w:tcPr/>
+          <w:p>
+            <w:pPr>
+              <w:pStyle w:val="Compact"/>
+            </w:pPr>
+            <w:r>
+              <w:t xml:space="preserve">6e-145*</w:t>
             </w:r>
           </w:p>
         </w:tc>
@@ -6116,7 +7126,7 @@
               <w:pStyle w:val="Compact"/>
             </w:pPr>
             <w:r>
-              <w:t xml:space="preserve"> ↳ Hereditary connective tissue diseases</w:t>
+              <w:t xml:space="preserve">↳ Hereditary connective tissue diseases</w:t>
             </w:r>
           </w:p>
         </w:tc>
@@ -6138,6 +7148,17 @@
               <w:pStyle w:val="Compact"/>
             </w:pPr>
             <w:r>
+              <w:t xml:space="preserve">1.4e-137*</w:t>
+            </w:r>
+          </w:p>
+        </w:tc>
+        <w:tc>
+          <w:tcPr/>
+          <w:p>
+            <w:pPr>
+              <w:pStyle w:val="Compact"/>
+            </w:pPr>
+            <w:r>
               <w:t xml:space="preserve">7.4% / 0.2%</w:t>
             </w:r>
           </w:p>
@@ -6150,6 +7171,17 @@
             </w:pPr>
             <w:r>
               <w:t xml:space="preserve">56.6 [40.8–78.6]</w:t>
+            </w:r>
+          </w:p>
+        </w:tc>
+        <w:tc>
+          <w:tcPr/>
+          <w:p>
+            <w:pPr>
+              <w:pStyle w:val="Compact"/>
+            </w:pPr>
+            <w:r>
+              <w:t xml:space="preserve">4.7e-128*</w:t>
             </w:r>
           </w:p>
         </w:tc>
@@ -6184,7 +7216,7 @@
               <w:pStyle w:val="Compact"/>
             </w:pPr>
             <w:r>
-              <w:t xml:space="preserve">  ↳ Ehlers–Danlos syndrome</w:t>
+              <w:t xml:space="preserve">↳ Ehlers–Danlos syndrome</w:t>
             </w:r>
           </w:p>
         </w:tc>
@@ -6206,6 +7238,17 @@
               <w:pStyle w:val="Compact"/>
             </w:pPr>
             <w:r>
+              <w:t xml:space="preserve">3.2e-134*</w:t>
+            </w:r>
+          </w:p>
+        </w:tc>
+        <w:tc>
+          <w:tcPr/>
+          <w:p>
+            <w:pPr>
+              <w:pStyle w:val="Compact"/>
+            </w:pPr>
+            <w:r>
               <w:t xml:space="preserve">7.4% / 0.2%</w:t>
             </w:r>
           </w:p>
@@ -6218,6 +7261,17 @@
             </w:pPr>
             <w:r>
               <w:t xml:space="preserve">57.3 [41.1–79.9]</w:t>
+            </w:r>
+          </w:p>
+        </w:tc>
+        <w:tc>
+          <w:tcPr/>
+          <w:p>
+            <w:pPr>
+              <w:pStyle w:val="Compact"/>
+            </w:pPr>
+            <w:r>
+              <w:t xml:space="preserve">5.5e-126*</w:t>
             </w:r>
           </w:p>
         </w:tc>
@@ -6278,6 +7332,17 @@
               <w:pStyle w:val="Compact"/>
             </w:pPr>
             <w:r>
+              <w:t xml:space="preserve">1.9e-211*</w:t>
+            </w:r>
+          </w:p>
+        </w:tc>
+        <w:tc>
+          <w:tcPr/>
+          <w:p>
+            <w:pPr>
+              <w:pStyle w:val="Compact"/>
+            </w:pPr>
+            <w:r>
               <w:t xml:space="preserve">13.0% / 1.7%</w:t>
             </w:r>
           </w:p>
@@ -6290,6 +7355,17 @@
             </w:pPr>
             <w:r>
               <w:t xml:space="preserve">13.3 [11.4–15.5]</w:t>
+            </w:r>
+          </w:p>
+        </w:tc>
+        <w:tc>
+          <w:tcPr/>
+          <w:p>
+            <w:pPr>
+              <w:pStyle w:val="Compact"/>
+            </w:pPr>
+            <w:r>
+              <w:t xml:space="preserve">3e-238*</w:t>
             </w:r>
           </w:p>
         </w:tc>
@@ -6324,7 +7400,7 @@
               <w:pStyle w:val="Compact"/>
             </w:pPr>
             <w:r>
-              <w:t xml:space="preserve"> ↳ Disorder of ligament</w:t>
+              <w:t xml:space="preserve">↳ Disorder of ligament</w:t>
             </w:r>
           </w:p>
         </w:tc>
@@ -6346,6 +7422,17 @@
               <w:pStyle w:val="Compact"/>
             </w:pPr>
             <w:r>
+              <w:t xml:space="preserve">7.2e-199*</w:t>
+            </w:r>
+          </w:p>
+        </w:tc>
+        <w:tc>
+          <w:tcPr/>
+          <w:p>
+            <w:pPr>
+              <w:pStyle w:val="Compact"/>
+            </w:pPr>
+            <w:r>
               <w:t xml:space="preserve">10.0% / 0.4%</w:t>
             </w:r>
           </w:p>
@@ -6358,6 +7445,17 @@
             </w:pPr>
             <w:r>
               <w:t xml:space="preserve">38.7 [30.4–49.4]</w:t>
+            </w:r>
+          </w:p>
+        </w:tc>
+        <w:tc>
+          <w:tcPr/>
+          <w:p>
+            <w:pPr>
+              <w:pStyle w:val="Compact"/>
+            </w:pPr>
+            <w:r>
+              <w:t xml:space="preserve">3.1e-190*</w:t>
             </w:r>
           </w:p>
         </w:tc>
@@ -6392,7 +7490,7 @@
               <w:pStyle w:val="Compact"/>
             </w:pPr>
             <w:r>
-              <w:t xml:space="preserve">  ↳ Hypermobility syndrome</w:t>
+              <w:t xml:space="preserve">↳ Hypermobility syndrome</w:t>
             </w:r>
           </w:p>
         </w:tc>
@@ -6414,6 +7512,17 @@
               <w:pStyle w:val="Compact"/>
             </w:pPr>
             <w:r>
+              <w:t xml:space="preserve">1.4e-192*</w:t>
+            </w:r>
+          </w:p>
+        </w:tc>
+        <w:tc>
+          <w:tcPr/>
+          <w:p>
+            <w:pPr>
+              <w:pStyle w:val="Compact"/>
+            </w:pPr>
+            <w:r>
               <w:t xml:space="preserve">9.9% / 0.3%</w:t>
             </w:r>
           </w:p>
@@ -6426,6 +7535,17 @@
             </w:pPr>
             <w:r>
               <w:t xml:space="preserve">39.9 [31.2–51.2]</w:t>
+            </w:r>
+          </w:p>
+        </w:tc>
+        <w:tc>
+          <w:tcPr/>
+          <w:p>
+            <w:pPr>
+              <w:pStyle w:val="Compact"/>
+            </w:pPr>
+            <w:r>
+              <w:t xml:space="preserve">6.1e-186*</w:t>
             </w:r>
           </w:p>
         </w:tc>
@@ -6460,7 +7580,7 @@
               <w:pStyle w:val="Compact"/>
             </w:pPr>
             <w:r>
-              <w:t xml:space="preserve"> ↳ Spinal instabilities</w:t>
+              <w:t xml:space="preserve">↳ Spinal instabilities</w:t>
             </w:r>
           </w:p>
         </w:tc>
@@ -6482,6 +7602,17 @@
               <w:pStyle w:val="Compact"/>
             </w:pPr>
             <w:r>
+              <w:t xml:space="preserve">2.4e-09*</w:t>
+            </w:r>
+          </w:p>
+        </w:tc>
+        <w:tc>
+          <w:tcPr/>
+          <w:p>
+            <w:pPr>
+              <w:pStyle w:val="Compact"/>
+            </w:pPr>
+            <w:r>
               <w:t xml:space="preserve">0.6% / 0.1%</w:t>
             </w:r>
           </w:p>
@@ -6494,6 +7625,17 @@
             </w:pPr>
             <w:r>
               <w:t xml:space="preserve">10.2 [5.64–18.3]</w:t>
+            </w:r>
+          </w:p>
+        </w:tc>
+        <w:tc>
+          <w:tcPr/>
+          <w:p>
+            <w:pPr>
+              <w:pStyle w:val="Compact"/>
+            </w:pPr>
+            <w:r>
+              <w:t xml:space="preserve">3.9e-13*</w:t>
             </w:r>
           </w:p>
         </w:tc>
@@ -6528,7 +7670,7 @@
               <w:pStyle w:val="Compact"/>
             </w:pPr>
             <w:r>
-              <w:t xml:space="preserve"> ↳ Articular cartilage disorder</w:t>
+              <w:t xml:space="preserve">↳ Articular cartilage disorder</w:t>
             </w:r>
           </w:p>
         </w:tc>
@@ -6550,6 +7692,17 @@
               <w:pStyle w:val="Compact"/>
             </w:pPr>
             <w:r>
+              <w:t xml:space="preserve">4.2e-05</w:t>
+            </w:r>
+          </w:p>
+        </w:tc>
+        <w:tc>
+          <w:tcPr/>
+          <w:p>
+            <w:pPr>
+              <w:pStyle w:val="Compact"/>
+            </w:pPr>
+            <w:r>
               <w:t xml:space="preserve">0.4% / 0.1%</w:t>
             </w:r>
           </w:p>
@@ -6562,6 +7715,17 @@
             </w:pPr>
             <w:r>
               <w:t xml:space="preserve">4.23 [2.22–8.03]</w:t>
+            </w:r>
+          </w:p>
+        </w:tc>
+        <w:tc>
+          <w:tcPr/>
+          <w:p>
+            <w:pPr>
+              <w:pStyle w:val="Compact"/>
+            </w:pPr>
+            <w:r>
+              <w:t xml:space="preserve">0.00016</w:t>
             </w:r>
           </w:p>
         </w:tc>
@@ -6622,6 +7786,17 @@
               <w:pStyle w:val="Compact"/>
             </w:pPr>
             <w:r>
+              <w:t xml:space="preserve">4.7e-258*</w:t>
+            </w:r>
+          </w:p>
+        </w:tc>
+        <w:tc>
+          <w:tcPr/>
+          <w:p>
+            <w:pPr>
+              <w:pStyle w:val="Compact"/>
+            </w:pPr>
+            <w:r>
               <w:t xml:space="preserve">12.8% / 0.6%</w:t>
             </w:r>
           </w:p>
@@ -6634,6 +7809,17 @@
             </w:pPr>
             <w:r>
               <w:t xml:space="preserve">24.3 [20.1–29.2]</w:t>
+            </w:r>
+          </w:p>
+        </w:tc>
+        <w:tc>
+          <w:tcPr/>
+          <w:p>
+            <w:pPr>
+              <w:pStyle w:val="Compact"/>
+            </w:pPr>
+            <w:r>
+              <w:t xml:space="preserve">8.4e-248*</w:t>
             </w:r>
           </w:p>
         </w:tc>
@@ -6668,7 +7854,7 @@
               <w:pStyle w:val="Compact"/>
             </w:pPr>
             <w:r>
-              <w:t xml:space="preserve"> ↳ Postural orthostatic tachycardia syndrome</w:t>
+              <w:t xml:space="preserve">↳ Postural orthostatic tachycardia syndrome</w:t>
             </w:r>
           </w:p>
         </w:tc>
@@ -6690,6 +7876,17 @@
               <w:pStyle w:val="Compact"/>
             </w:pPr>
             <w:r>
+              <w:t xml:space="preserve">2.7e-189*</w:t>
+            </w:r>
+          </w:p>
+        </w:tc>
+        <w:tc>
+          <w:tcPr/>
+          <w:p>
+            <w:pPr>
+              <w:pStyle w:val="Compact"/>
+            </w:pPr>
+            <w:r>
               <w:t xml:space="preserve">9.5% / 0.4%</w:t>
             </w:r>
           </w:p>
@@ -6702,6 +7899,17 @@
             </w:pPr>
             <w:r>
               <w:t xml:space="preserve">36.4 [28.6–46.4]</w:t>
+            </w:r>
+          </w:p>
+        </w:tc>
+        <w:tc>
+          <w:tcPr/>
+          <w:p>
+            <w:pPr>
+              <w:pStyle w:val="Compact"/>
+            </w:pPr>
+            <w:r>
+              <w:t xml:space="preserve">8.1e-187*</w:t>
             </w:r>
           </w:p>
         </w:tc>
@@ -6736,7 +7944,7 @@
               <w:pStyle w:val="Compact"/>
             </w:pPr>
             <w:r>
-              <w:t xml:space="preserve"> ↳ Complex regional pain syndrome</w:t>
+              <w:t xml:space="preserve">↳ Complex regional pain syndrome</w:t>
             </w:r>
           </w:p>
         </w:tc>
@@ -6758,6 +7966,17 @@
               <w:pStyle w:val="Compact"/>
             </w:pPr>
             <w:r>
+              <w:t xml:space="preserve">8.3e-11*</w:t>
+            </w:r>
+          </w:p>
+        </w:tc>
+        <w:tc>
+          <w:tcPr/>
+          <w:p>
+            <w:pPr>
+              <w:pStyle w:val="Compact"/>
+            </w:pPr>
+            <w:r>
               <w:t xml:space="preserve">0.8% / 0.1%</w:t>
             </w:r>
           </w:p>
@@ -6770,6 +7989,17 @@
             </w:pPr>
             <w:r>
               <w:t xml:space="preserve">5.1 [3.16–8.23]</w:t>
+            </w:r>
+          </w:p>
+        </w:tc>
+        <w:tc>
+          <w:tcPr/>
+          <w:p>
+            <w:pPr>
+              <w:pStyle w:val="Compact"/>
+            </w:pPr>
+            <w:r>
+              <w:t xml:space="preserve">2.6e-11*</w:t>
             </w:r>
           </w:p>
         </w:tc>
@@ -6830,6 +8060,17 @@
               <w:pStyle w:val="Compact"/>
             </w:pPr>
             <w:r>
+              <w:t xml:space="preserve">2e-98*</w:t>
+            </w:r>
+          </w:p>
+        </w:tc>
+        <w:tc>
+          <w:tcPr/>
+          <w:p>
+            <w:pPr>
+              <w:pStyle w:val="Compact"/>
+            </w:pPr>
+            <w:r>
               <w:t xml:space="preserve">4.9% / 0.2%</w:t>
             </w:r>
           </w:p>
@@ -6842,6 +8083,17 @@
             </w:pPr>
             <w:r>
               <w:t xml:space="preserve">37.7 [25–56.9]</w:t>
+            </w:r>
+          </w:p>
+        </w:tc>
+        <w:tc>
+          <w:tcPr/>
+          <w:p>
+            <w:pPr>
+              <w:pStyle w:val="Compact"/>
+            </w:pPr>
+            <w:r>
+              <w:t xml:space="preserve">1.1e-66*</w:t>
             </w:r>
           </w:p>
         </w:tc>
@@ -6902,6 +8154,17 @@
               <w:pStyle w:val="Compact"/>
             </w:pPr>
             <w:r>
+              <w:t xml:space="preserve">8.8e-89*</w:t>
+            </w:r>
+          </w:p>
+        </w:tc>
+        <w:tc>
+          <w:tcPr/>
+          <w:p>
+            <w:pPr>
+              <w:pStyle w:val="Compact"/>
+            </w:pPr>
+            <w:r>
               <w:t xml:space="preserve">7.1% / 1.5%</w:t>
             </w:r>
           </w:p>
@@ -6914,6 +8177,17 @@
             </w:pPr>
             <w:r>
               <w:t xml:space="preserve">6.29 [5.36–7.38]</w:t>
+            </w:r>
+          </w:p>
+        </w:tc>
+        <w:tc>
+          <w:tcPr/>
+          <w:p>
+            <w:pPr>
+              <w:pStyle w:val="Compact"/>
+            </w:pPr>
+            <w:r>
+              <w:t xml:space="preserve">2.7e-112*</w:t>
             </w:r>
           </w:p>
         </w:tc>
@@ -6948,7 +8222,7 @@
               <w:pStyle w:val="Compact"/>
             </w:pPr>
             <w:r>
-              <w:t xml:space="preserve"> ↳ Common variable immunodeficiency</w:t>
+              <w:t xml:space="preserve">↳ Common variable immunodeficiency</w:t>
             </w:r>
           </w:p>
         </w:tc>
@@ -6970,6 +8244,17 @@
               <w:pStyle w:val="Compact"/>
             </w:pPr>
             <w:r>
+              <w:t xml:space="preserve">3.1e-21*</w:t>
+            </w:r>
+          </w:p>
+        </w:tc>
+        <w:tc>
+          <w:tcPr/>
+          <w:p>
+            <w:pPr>
+              <w:pStyle w:val="Compact"/>
+            </w:pPr>
+            <w:r>
               <w:t xml:space="preserve">1.0% / 0.1%</w:t>
             </w:r>
           </w:p>
@@ -6982,6 +8267,17 @@
             </w:pPr>
             <w:r>
               <w:t xml:space="preserve">19 [10.7–33.7]</w:t>
+            </w:r>
+          </w:p>
+        </w:tc>
+        <w:tc>
+          <w:tcPr/>
+          <w:p>
+            <w:pPr>
+              <w:pStyle w:val="Compact"/>
+            </w:pPr>
+            <w:r>
+              <w:t xml:space="preserve">1.2e-23*</w:t>
             </w:r>
           </w:p>
         </w:tc>
@@ -7016,7 +8312,7 @@
               <w:pStyle w:val="Compact"/>
             </w:pPr>
             <w:r>
-              <w:t xml:space="preserve"> ↳ Selective deficiency of IgG subclasses</w:t>
+              <w:t xml:space="preserve">↳ Selective deficiency of IgG subclasses</w:t>
             </w:r>
           </w:p>
         </w:tc>
@@ -7038,6 +8334,17 @@
               <w:pStyle w:val="Compact"/>
             </w:pPr>
             <w:r>
+              <w:t xml:space="preserve">5.1e-14*</w:t>
+            </w:r>
+          </w:p>
+        </w:tc>
+        <w:tc>
+          <w:tcPr/>
+          <w:p>
+            <w:pPr>
+              <w:pStyle w:val="Compact"/>
+            </w:pPr>
+            <w:r>
               <w:t xml:space="preserve">0.6% / 0.0%</w:t>
             </w:r>
           </w:p>
@@ -7050,6 +8357,17 @@
             </w:pPr>
             <w:r>
               <w:t xml:space="preserve">12.6 [6.63–23.9]</w:t>
+            </w:r>
+          </w:p>
+        </w:tc>
+        <w:tc>
+          <w:tcPr/>
+          <w:p>
+            <w:pPr>
+              <w:pStyle w:val="Compact"/>
+            </w:pPr>
+            <w:r>
+              <w:t xml:space="preserve">3.4e-13*</w:t>
             </w:r>
           </w:p>
         </w:tc>
@@ -7084,7 +8402,7 @@
               <w:pStyle w:val="Compact"/>
             </w:pPr>
             <w:r>
-              <w:t xml:space="preserve"> ↳ Hypogammaglobulinemia NOS</w:t>
+              <w:t xml:space="preserve">↳ Hypogammaglobulinemia NOS</w:t>
             </w:r>
           </w:p>
         </w:tc>
@@ -7106,6 +8424,17 @@
               <w:pStyle w:val="Compact"/>
             </w:pPr>
             <w:r>
+              <w:t xml:space="preserve">1.2e-36*</w:t>
+            </w:r>
+          </w:p>
+        </w:tc>
+        <w:tc>
+          <w:tcPr/>
+          <w:p>
+            <w:pPr>
+              <w:pStyle w:val="Compact"/>
+            </w:pPr>
+            <w:r>
               <w:t xml:space="preserve">1.9% / 0.2%</w:t>
             </w:r>
           </w:p>
@@ -7118,6 +8447,17 @@
             </w:pPr>
             <w:r>
               <w:t xml:space="preserve">10.3 [7.2–14.8]</w:t>
+            </w:r>
+          </w:p>
+        </w:tc>
+        <w:tc>
+          <w:tcPr/>
+          <w:p>
+            <w:pPr>
+              <w:pStyle w:val="Compact"/>
+            </w:pPr>
+            <w:r>
+              <w:t xml:space="preserve">7.1e-37*</w:t>
             </w:r>
           </w:p>
         </w:tc>
@@ -7152,7 +8492,7 @@
               <w:pStyle w:val="Compact"/>
             </w:pPr>
             <w:r>
-              <w:t xml:space="preserve"> ↳ Selective IgA deficiency</w:t>
+              <w:t xml:space="preserve">↳ Selective IgA deficiency</w:t>
             </w:r>
           </w:p>
         </w:tc>
@@ -7174,6 +8514,17 @@
               <w:pStyle w:val="Compact"/>
             </w:pPr>
             <w:r>
+              <w:t xml:space="preserve">5.5e-12*</w:t>
+            </w:r>
+          </w:p>
+        </w:tc>
+        <w:tc>
+          <w:tcPr/>
+          <w:p>
+            <w:pPr>
+              <w:pStyle w:val="Compact"/>
+            </w:pPr>
+            <w:r>
               <w:t xml:space="preserve">0.6% / 0.1%</w:t>
             </w:r>
           </w:p>
@@ -7186,6 +8537,17 @@
             </w:pPr>
             <w:r>
               <w:t xml:space="preserve">13.2 [6.1–28.5]</w:t>
+            </w:r>
+          </w:p>
+        </w:tc>
+        <w:tc>
+          <w:tcPr/>
+          <w:p>
+            <w:pPr>
+              <w:pStyle w:val="Compact"/>
+            </w:pPr>
+            <w:r>
+              <w:t xml:space="preserve">8.3e-10*</w:t>
             </w:r>
           </w:p>
         </w:tc>
@@ -7220,7 +8582,7 @@
               <w:pStyle w:val="Compact"/>
             </w:pPr>
             <w:r>
-              <w:t xml:space="preserve"> ↳ Immunodeficiency NOS</w:t>
+              <w:t xml:space="preserve">↳ Immunodeficiency NOS</w:t>
             </w:r>
           </w:p>
         </w:tc>
@@ -7242,6 +8604,17 @@
               <w:pStyle w:val="Compact"/>
             </w:pPr>
             <w:r>
+              <w:t xml:space="preserve">4.2e-37*</w:t>
+            </w:r>
+          </w:p>
+        </w:tc>
+        <w:tc>
+          <w:tcPr/>
+          <w:p>
+            <w:pPr>
+              <w:pStyle w:val="Compact"/>
+            </w:pPr>
+            <w:r>
               <w:t xml:space="preserve">3.4% / 0.8%</w:t>
             </w:r>
           </w:p>
@@ -7254,6 +8627,17 @@
             </w:pPr>
             <w:r>
               <w:t xml:space="preserve">5.29 [4.24–6.61]</w:t>
+            </w:r>
+          </w:p>
+        </w:tc>
+        <w:tc>
+          <w:tcPr/>
+          <w:p>
+            <w:pPr>
+              <w:pStyle w:val="Compact"/>
+            </w:pPr>
+            <w:r>
+              <w:t xml:space="preserve">6e-49*</w:t>
             </w:r>
           </w:p>
         </w:tc>
@@ -7314,6 +8698,17 @@
               <w:pStyle w:val="Compact"/>
             </w:pPr>
             <w:r>
+              <w:t xml:space="preserve">1.1e-10*</w:t>
+            </w:r>
+          </w:p>
+        </w:tc>
+        <w:tc>
+          <w:tcPr/>
+          <w:p>
+            <w:pPr>
+              <w:pStyle w:val="Compact"/>
+            </w:pPr>
+            <w:r>
               <w:t xml:space="preserve">0.5% / 0.1%</w:t>
             </w:r>
           </w:p>
@@ -7326,6 +8721,17 @@
             </w:pPr>
             <w:r>
               <w:t xml:space="preserve">16.7 [9.07–30.6]</w:t>
+            </w:r>
+          </w:p>
+        </w:tc>
+        <w:tc>
+          <w:tcPr/>
+          <w:p>
+            <w:pPr>
+              <w:pStyle w:val="Compact"/>
+            </w:pPr>
+            <w:r>
+              <w:t xml:space="preserve">1.2e-19*</w:t>
             </w:r>
           </w:p>
         </w:tc>
@@ -7360,7 +8766,7 @@
               <w:pStyle w:val="Compact"/>
             </w:pPr>
             <w:r>
-              <w:t xml:space="preserve"> ↳ Alpha-1-antitrypsin deficiency</w:t>
+              <w:t xml:space="preserve">↳ Alpha-1-antitrypsin deficiency</w:t>
             </w:r>
           </w:p>
         </w:tc>
@@ -7382,6 +8788,17 @@
               <w:pStyle w:val="Compact"/>
             </w:pPr>
             <w:r>
+              <w:t xml:space="preserve">1.5e-13*</w:t>
+            </w:r>
+          </w:p>
+        </w:tc>
+        <w:tc>
+          <w:tcPr/>
+          <w:p>
+            <w:pPr>
+              <w:pStyle w:val="Compact"/>
+            </w:pPr>
+            <w:r>
               <w:t xml:space="preserve">0.5% / &lt;11</w:t>
             </w:r>
           </w:p>
@@ -7394,6 +8811,17 @@
             </w:pPr>
             <w:r>
               <w:t xml:space="preserve">22.3 [11.7–42.7]</w:t>
+            </w:r>
+          </w:p>
+        </w:tc>
+        <w:tc>
+          <w:tcPr/>
+          <w:p>
+            <w:pPr>
+              <w:pStyle w:val="Compact"/>
+            </w:pPr>
+            <w:r>
+              <w:t xml:space="preserve">9.8e-22*</w:t>
             </w:r>
           </w:p>
         </w:tc>
@@ -7454,6 +8882,17 @@
               <w:pStyle w:val="Compact"/>
             </w:pPr>
             <w:r>
+              <w:t xml:space="preserve">6.4e-12*</w:t>
+            </w:r>
+          </w:p>
+        </w:tc>
+        <w:tc>
+          <w:tcPr/>
+          <w:p>
+            <w:pPr>
+              <w:pStyle w:val="Compact"/>
+            </w:pPr>
+            <w:r>
               <w:t xml:space="preserve">0.5% / 0.0%</w:t>
             </w:r>
           </w:p>
@@ -7466,6 +8905,17 @@
             </w:pPr>
             <w:r>
               <w:t xml:space="preserve">22.4 [9.4–53.6]</w:t>
+            </w:r>
+          </w:p>
+        </w:tc>
+        <w:tc>
+          <w:tcPr/>
+          <w:p>
+            <w:pPr>
+              <w:pStyle w:val="Compact"/>
+            </w:pPr>
+            <w:r>
+              <w:t xml:space="preserve">5.1e-11*</w:t>
             </w:r>
           </w:p>
         </w:tc>
@@ -7526,6 +8976,17 @@
               <w:pStyle w:val="Compact"/>
             </w:pPr>
             <w:r>
+              <w:t xml:space="preserve">5.5e-29*</w:t>
+            </w:r>
+          </w:p>
+        </w:tc>
+        <w:tc>
+          <w:tcPr/>
+          <w:p>
+            <w:pPr>
+              <w:pStyle w:val="Compact"/>
+            </w:pPr>
+            <w:r>
               <w:t xml:space="preserve">3.6% / 1.1%</w:t>
             </w:r>
           </w:p>
@@ -7538,6 +8999,17 @@
             </w:pPr>
             <w:r>
               <w:t xml:space="preserve">3.95 [3.11–5.01]</w:t>
+            </w:r>
+          </w:p>
+        </w:tc>
+        <w:tc>
+          <w:tcPr/>
+          <w:p>
+            <w:pPr>
+              <w:pStyle w:val="Compact"/>
+            </w:pPr>
+            <w:r>
+              <w:t xml:space="preserve">2.2e-29*</w:t>
             </w:r>
           </w:p>
         </w:tc>
@@ -7572,7 +9044,7 @@
               <w:pStyle w:val="Compact"/>
             </w:pPr>
             <w:r>
-              <w:t xml:space="preserve"> ↳ Small intestinal bacterial overgrowth</w:t>
+              <w:t xml:space="preserve">↳ Small intestinal bacterial overgrowth</w:t>
             </w:r>
           </w:p>
         </w:tc>
@@ -7594,6 +9066,17 @@
               <w:pStyle w:val="Compact"/>
             </w:pPr>
             <w:r>
+              <w:t xml:space="preserve">5.5e-32*</w:t>
+            </w:r>
+          </w:p>
+        </w:tc>
+        <w:tc>
+          <w:tcPr/>
+          <w:p>
+            <w:pPr>
+              <w:pStyle w:val="Compact"/>
+            </w:pPr>
+            <w:r>
               <w:t xml:space="preserve">1.6% / 0.1%</w:t>
             </w:r>
           </w:p>
@@ -7606,6 +9089,17 @@
             </w:pPr>
             <w:r>
               <w:t xml:space="preserve">13 [8.07–20.9]</w:t>
+            </w:r>
+          </w:p>
+        </w:tc>
+        <w:tc>
+          <w:tcPr/>
+          <w:p>
+            <w:pPr>
+              <w:pStyle w:val="Compact"/>
+            </w:pPr>
+            <w:r>
+              <w:t xml:space="preserve">5.5e-26*</w:t>
             </w:r>
           </w:p>
         </w:tc>
@@ -7666,6 +9160,17 @@
               <w:pStyle w:val="Compact"/>
             </w:pPr>
             <w:r>
+              <w:t xml:space="preserve">1.2e-54*</w:t>
+            </w:r>
+          </w:p>
+        </w:tc>
+        <w:tc>
+          <w:tcPr/>
+          <w:p>
+            <w:pPr>
+              <w:pStyle w:val="Compact"/>
+            </w:pPr>
+            <w:r>
               <w:t xml:space="preserve">2.5% / 0.2%</w:t>
             </w:r>
           </w:p>
@@ -7678,6 +9183,17 @@
             </w:pPr>
             <w:r>
               <w:t xml:space="preserve">11.3 [7.14–17.9]</w:t>
+            </w:r>
+          </w:p>
+        </w:tc>
+        <w:tc>
+          <w:tcPr/>
+          <w:p>
+            <w:pPr>
+              <w:pStyle w:val="Compact"/>
+            </w:pPr>
+            <w:r>
+              <w:t xml:space="preserve">3.3e-25*</w:t>
             </w:r>
           </w:p>
         </w:tc>
@@ -7738,6 +9254,17 @@
               <w:pStyle w:val="Compact"/>
             </w:pPr>
             <w:r>
+              <w:t xml:space="preserve">1e-71*</w:t>
+            </w:r>
+          </w:p>
+        </w:tc>
+        <w:tc>
+          <w:tcPr/>
+          <w:p>
+            <w:pPr>
+              <w:pStyle w:val="Compact"/>
+            </w:pPr>
+            <w:r>
               <w:t xml:space="preserve">6.9% / 1.7%</w:t>
             </w:r>
           </w:p>
@@ -7750,6 +9277,17 @@
             </w:pPr>
             <w:r>
               <w:t xml:space="preserve">4.77 [4.02–5.67]</w:t>
+            </w:r>
+          </w:p>
+        </w:tc>
+        <w:tc>
+          <w:tcPr/>
+          <w:p>
+            <w:pPr>
+              <w:pStyle w:val="Compact"/>
+            </w:pPr>
+            <w:r>
+              <w:t xml:space="preserve">4e-71*</w:t>
             </w:r>
           </w:p>
         </w:tc>
@@ -7784,7 +9322,7 @@
               <w:pStyle w:val="Compact"/>
             </w:pPr>
             <w:r>
-              <w:t xml:space="preserve"> ↳ Autoinflammatory syndromes</w:t>
+              <w:t xml:space="preserve">↳ Autoinflammatory syndromes</w:t>
             </w:r>
           </w:p>
         </w:tc>
@@ -7806,6 +9344,17 @@
               <w:pStyle w:val="Compact"/>
             </w:pPr>
             <w:r>
+              <w:t xml:space="preserve">4.9e-12*</w:t>
+            </w:r>
+          </w:p>
+        </w:tc>
+        <w:tc>
+          <w:tcPr/>
+          <w:p>
+            <w:pPr>
+              <w:pStyle w:val="Compact"/>
+            </w:pPr>
+            <w:r>
               <w:t xml:space="preserve">0.6% / 0.0%</w:t>
             </w:r>
           </w:p>
@@ -7818,6 +9367,17 @@
             </w:pPr>
             <w:r>
               <w:t xml:space="preserve">30.3 [13.1–70]</w:t>
+            </w:r>
+          </w:p>
+        </w:tc>
+        <w:tc>
+          <w:tcPr/>
+          <w:p>
+            <w:pPr>
+              <w:pStyle w:val="Compact"/>
+            </w:pPr>
+            <w:r>
+              <w:t xml:space="preserve">6.7e-17*</w:t>
             </w:r>
           </w:p>
         </w:tc>
@@ -7852,7 +9412,7 @@
               <w:pStyle w:val="Compact"/>
             </w:pPr>
             <w:r>
-              <w:t xml:space="preserve"> ↳ Sicca syndrome [Sjogren syndrome]</w:t>
+              <w:t xml:space="preserve">↳ Sicca syndrome [Sjogren syndrome]</w:t>
             </w:r>
           </w:p>
         </w:tc>
@@ -7874,6 +9434,17 @@
               <w:pStyle w:val="Compact"/>
             </w:pPr>
             <w:r>
+              <w:t xml:space="preserve">1.5e-31*</w:t>
+            </w:r>
+          </w:p>
+        </w:tc>
+        <w:tc>
+          <w:tcPr/>
+          <w:p>
+            <w:pPr>
+              <w:pStyle w:val="Compact"/>
+            </w:pPr>
+            <w:r>
               <w:t xml:space="preserve">2.5% / 0.5%</w:t>
             </w:r>
           </w:p>
@@ -7886,6 +9457,17 @@
             </w:pPr>
             <w:r>
               <w:t xml:space="preserve">6.06 [4.6–7.97]</w:t>
+            </w:r>
+          </w:p>
+        </w:tc>
+        <w:tc>
+          <w:tcPr/>
+          <w:p>
+            <w:pPr>
+              <w:pStyle w:val="Compact"/>
+            </w:pPr>
+            <w:r>
+              <w:t xml:space="preserve">7.4e-38*</w:t>
             </w:r>
           </w:p>
         </w:tc>
@@ -7946,6 +9528,17 @@
               <w:pStyle w:val="Compact"/>
             </w:pPr>
             <w:r>
+              <w:t xml:space="preserve">2.3e-112*</w:t>
+            </w:r>
+          </w:p>
+        </w:tc>
+        <w:tc>
+          <w:tcPr/>
+          <w:p>
+            <w:pPr>
+              <w:pStyle w:val="Compact"/>
+            </w:pPr>
+            <w:r>
               <w:t xml:space="preserve">5.8% / 0.6%</w:t>
             </w:r>
           </w:p>
@@ -7958,6 +9551,17 @@
             </w:pPr>
             <w:r>
               <w:t xml:space="preserve">18.1 [14.2–23.1]</w:t>
+            </w:r>
+          </w:p>
+        </w:tc>
+        <w:tc>
+          <w:tcPr/>
+          <w:p>
+            <w:pPr>
+              <w:pStyle w:val="Compact"/>
+            </w:pPr>
+            <w:r>
+              <w:t xml:space="preserve">5.3e-120*</w:t>
             </w:r>
           </w:p>
         </w:tc>
@@ -8018,6 +9622,17 @@
               <w:pStyle w:val="Compact"/>
             </w:pPr>
             <w:r>
+              <w:t xml:space="preserve">1.6e-49*</w:t>
+            </w:r>
+          </w:p>
+        </w:tc>
+        <w:tc>
+          <w:tcPr/>
+          <w:p>
+            <w:pPr>
+              <w:pStyle w:val="Compact"/>
+            </w:pPr>
+            <w:r>
               <w:t xml:space="preserve">2.5% / 0.2%</w:t>
             </w:r>
           </w:p>
@@ -8030,6 +9645,17 @@
             </w:pPr>
             <w:r>
               <w:t xml:space="preserve">15.1 [10.9–20.9]</w:t>
+            </w:r>
+          </w:p>
+        </w:tc>
+        <w:tc>
+          <w:tcPr/>
+          <w:p>
+            <w:pPr>
+              <w:pStyle w:val="Compact"/>
+            </w:pPr>
+            <w:r>
+              <w:t xml:space="preserve">5.5e-60*</w:t>
             </w:r>
           </w:p>
         </w:tc>
@@ -8064,7 +9690,7 @@
               <w:pStyle w:val="Compact"/>
             </w:pPr>
             <w:r>
-              <w:t xml:space="preserve"> ↳ Eosinophilic esophagitis</w:t>
+              <w:t xml:space="preserve">↳ Eosinophilic esophagitis</w:t>
             </w:r>
           </w:p>
         </w:tc>
@@ -8086,6 +9712,17 @@
               <w:pStyle w:val="Compact"/>
             </w:pPr>
             <w:r>
+              <w:t xml:space="preserve">1.7e-45*</w:t>
+            </w:r>
+          </w:p>
+        </w:tc>
+        <w:tc>
+          <w:tcPr/>
+          <w:p>
+            <w:pPr>
+              <w:pStyle w:val="Compact"/>
+            </w:pPr>
+            <w:r>
               <w:t xml:space="preserve">2.3% / 0.2%</w:t>
             </w:r>
           </w:p>
@@ -8098,6 +9735,17 @@
             </w:pPr>
             <w:r>
               <w:t xml:space="preserve">13.9 [9.96–19.5]</w:t>
+            </w:r>
+          </w:p>
+        </w:tc>
+        <w:tc>
+          <w:tcPr/>
+          <w:p>
+            <w:pPr>
+              <w:pStyle w:val="Compact"/>
+            </w:pPr>
+            <w:r>
+              <w:t xml:space="preserve">3.2e-53*</w:t>
             </w:r>
           </w:p>
         </w:tc>
@@ -8158,6 +9806,17 @@
               <w:pStyle w:val="Compact"/>
             </w:pPr>
             <w:r>
+              <w:t xml:space="preserve">&lt;1e-300*</w:t>
+            </w:r>
+          </w:p>
+        </w:tc>
+        <w:tc>
+          <w:tcPr/>
+          <w:p>
+            <w:pPr>
+              <w:pStyle w:val="Compact"/>
+            </w:pPr>
+            <w:r>
               <w:t xml:space="preserve">31.4% / 6.3%</w:t>
             </w:r>
           </w:p>
@@ -8170,6 +9829,17 @@
             </w:pPr>
             <w:r>
               <w:t xml:space="preserve">5.11 [4.55–5.75]</w:t>
+            </w:r>
+          </w:p>
+        </w:tc>
+        <w:tc>
+          <w:tcPr/>
+          <w:p>
+            <w:pPr>
+              <w:pStyle w:val="Compact"/>
+            </w:pPr>
+            <w:r>
+              <w:t xml:space="preserve">7.2e-163*</w:t>
             </w:r>
           </w:p>
         </w:tc>
@@ -8204,7 +9874,7 @@
               <w:pStyle w:val="Compact"/>
             </w:pPr>
             <w:r>
-              <w:t xml:space="preserve"> ↳ Flushing</w:t>
+              <w:t xml:space="preserve">↳ Flushing</w:t>
             </w:r>
           </w:p>
         </w:tc>
@@ -8226,6 +9896,17 @@
               <w:pStyle w:val="Compact"/>
             </w:pPr>
             <w:r>
+              <w:t xml:space="preserve">4.8e-164*</w:t>
+            </w:r>
+          </w:p>
+        </w:tc>
+        <w:tc>
+          <w:tcPr/>
+          <w:p>
+            <w:pPr>
+              <w:pStyle w:val="Compact"/>
+            </w:pPr>
+            <w:r>
               <w:t xml:space="preserve">8.5% / 0.7%</w:t>
             </w:r>
           </w:p>
@@ -8238,6 +9919,17 @@
             </w:pPr>
             <w:r>
               <w:t xml:space="preserve">9.26 [7.3–11.7]</w:t>
+            </w:r>
+          </w:p>
+        </w:tc>
+        <w:tc>
+          <w:tcPr/>
+          <w:p>
+            <w:pPr>
+              <w:pStyle w:val="Compact"/>
+            </w:pPr>
+            <w:r>
+              <w:t xml:space="preserve">1.5e-75*</w:t>
             </w:r>
           </w:p>
         </w:tc>
@@ -8272,7 +9964,7 @@
               <w:pStyle w:val="Compact"/>
             </w:pPr>
             <w:r>
-              <w:t xml:space="preserve"> ↳ Pruritus</w:t>
+              <w:t xml:space="preserve">↳ Pruritus</w:t>
             </w:r>
           </w:p>
         </w:tc>
@@ -8294,6 +9986,17 @@
               <w:pStyle w:val="Compact"/>
             </w:pPr>
             <w:r>
+              <w:t xml:space="preserve">8.9e-120*</w:t>
+            </w:r>
+          </w:p>
+        </w:tc>
+        <w:tc>
+          <w:tcPr/>
+          <w:p>
+            <w:pPr>
+              <w:pStyle w:val="Compact"/>
+            </w:pPr>
+            <w:r>
               <w:t xml:space="preserve">7.9% / 1.2%</w:t>
             </w:r>
           </w:p>
@@ -8306,6 +10009,17 @@
             </w:pPr>
             <w:r>
               <w:t xml:space="preserve">6.11 [4.96–7.53]</w:t>
+            </w:r>
+          </w:p>
+        </w:tc>
+        <w:tc>
+          <w:tcPr/>
+          <w:p>
+            <w:pPr>
+              <w:pStyle w:val="Compact"/>
+            </w:pPr>
+            <w:r>
+              <w:t xml:space="preserve">4e-65*</w:t>
             </w:r>
           </w:p>
         </w:tc>
@@ -8340,7 +10054,7 @@
               <w:pStyle w:val="Compact"/>
             </w:pPr>
             <w:r>
-              <w:t xml:space="preserve"> ↳ Rash and other nonspecific skin eruption</w:t>
+              <w:t xml:space="preserve">↳ Rash and other nonspecific skin eruption</w:t>
             </w:r>
           </w:p>
         </w:tc>
@@ -8362,6 +10076,17 @@
               <w:pStyle w:val="Compact"/>
             </w:pPr>
             <w:r>
+              <w:t xml:space="preserve">5.7e-162*</w:t>
+            </w:r>
+          </w:p>
+        </w:tc>
+        <w:tc>
+          <w:tcPr/>
+          <w:p>
+            <w:pPr>
+              <w:pStyle w:val="Compact"/>
+            </w:pPr>
+            <w:r>
               <w:t xml:space="preserve">14.7% / 3.1%</w:t>
             </w:r>
           </w:p>
@@ -8374,6 +10099,17 @@
             </w:pPr>
             <w:r>
               <w:t xml:space="preserve">3.52 [2.98–4.16]</w:t>
+            </w:r>
+          </w:p>
+        </w:tc>
+        <w:tc>
+          <w:tcPr/>
+          <w:p>
+            <w:pPr>
+              <w:pStyle w:val="Compact"/>
+            </w:pPr>
+            <w:r>
+              <w:t xml:space="preserve">3.6e-49*</w:t>
             </w:r>
           </w:p>
         </w:tc>
@@ -8434,6 +10170,17 @@
               <w:pStyle w:val="Compact"/>
             </w:pPr>
             <w:r>
+              <w:t xml:space="preserve">4.3e-14*</w:t>
+            </w:r>
+          </w:p>
+        </w:tc>
+        <w:tc>
+          <w:tcPr/>
+          <w:p>
+            <w:pPr>
+              <w:pStyle w:val="Compact"/>
+            </w:pPr>
+            <w:r>
               <w:t xml:space="preserve">0.7% / 0.1%</w:t>
             </w:r>
           </w:p>
@@ -8446,6 +10193,17 @@
             </w:pPr>
             <w:r>
               <w:t xml:space="preserve">8.99 [4.99–16.2]</w:t>
+            </w:r>
+          </w:p>
+        </w:tc>
+        <w:tc>
+          <w:tcPr/>
+          <w:p>
+            <w:pPr>
+              <w:pStyle w:val="Compact"/>
+            </w:pPr>
+            <w:r>
+              <w:t xml:space="preserve">6e-11*</w:t>
             </w:r>
           </w:p>
         </w:tc>
@@ -8506,6 +10264,17 @@
               <w:pStyle w:val="Compact"/>
             </w:pPr>
             <w:r>
+              <w:t xml:space="preserve">1e-08*</w:t>
+            </w:r>
+          </w:p>
+        </w:tc>
+        <w:tc>
+          <w:tcPr/>
+          <w:p>
+            <w:pPr>
+              <w:pStyle w:val="Compact"/>
+            </w:pPr>
+            <w:r>
               <w:t xml:space="preserve">0.5% / 0.1%</w:t>
             </w:r>
           </w:p>
@@ -8518,6 +10287,17 @@
             </w:pPr>
             <w:r>
               <w:t xml:space="preserve">12.5 [6.17–25.4]</w:t>
+            </w:r>
+          </w:p>
+        </w:tc>
+        <w:tc>
+          <w:tcPr/>
+          <w:p>
+            <w:pPr>
+              <w:pStyle w:val="Compact"/>
+            </w:pPr>
+            <w:r>
+              <w:t xml:space="preserve">9.8e-11*</w:t>
             </w:r>
           </w:p>
         </w:tc>
@@ -8578,6 +10358,17 @@
               <w:pStyle w:val="Compact"/>
             </w:pPr>
             <w:r>
+              <w:t xml:space="preserve">6e-13*</w:t>
+            </w:r>
+          </w:p>
+        </w:tc>
+        <w:tc>
+          <w:tcPr/>
+          <w:p>
+            <w:pPr>
+              <w:pStyle w:val="Compact"/>
+            </w:pPr>
+            <w:r>
               <w:t xml:space="preserve">0.6% / 0.1%</w:t>
             </w:r>
           </w:p>
@@ -8590,6 +10381,17 @@
             </w:pPr>
             <w:r>
               <w:t xml:space="preserve">7.76 [4.57–13.2]</w:t>
+            </w:r>
+          </w:p>
+        </w:tc>
+        <w:tc>
+          <w:tcPr/>
+          <w:p>
+            <w:pPr>
+              <w:pStyle w:val="Compact"/>
+            </w:pPr>
+            <w:r>
+              <w:t xml:space="preserve">3.1e-14*</w:t>
             </w:r>
           </w:p>
         </w:tc>
@@ -8650,6 +10452,17 @@
               <w:pStyle w:val="Compact"/>
             </w:pPr>
             <w:r>
+              <w:t xml:space="preserve">4e-31*</w:t>
+            </w:r>
+          </w:p>
+        </w:tc>
+        <w:tc>
+          <w:tcPr/>
+          <w:p>
+            <w:pPr>
+              <w:pStyle w:val="Compact"/>
+            </w:pPr>
+            <w:r>
               <w:t xml:space="preserve">3.3% / 0.9%</w:t>
             </w:r>
           </w:p>
@@ -8662,6 +10475,17 @@
             </w:pPr>
             <w:r>
               <w:t xml:space="preserve">4.15 [3.26–5.29]</w:t>
+            </w:r>
+          </w:p>
+        </w:tc>
+        <w:tc>
+          <w:tcPr/>
+          <w:p>
+            <w:pPr>
+              <w:pStyle w:val="Compact"/>
+            </w:pPr>
+            <w:r>
+              <w:t xml:space="preserve">1e-30*</w:t>
             </w:r>
           </w:p>
         </w:tc>
@@ -8696,7 +10520,7 @@
               <w:pStyle w:val="Compact"/>
             </w:pPr>
             <w:r>
-              <w:t xml:space="preserve"> ↳ Adrenal hyperfunction</w:t>
+              <w:t xml:space="preserve">↳ Adrenal hyperfunction</w:t>
             </w:r>
           </w:p>
         </w:tc>
@@ -8718,6 +10542,17 @@
               <w:pStyle w:val="Compact"/>
             </w:pPr>
             <w:r>
+              <w:t xml:space="preserve">6.7e-14*</w:t>
+            </w:r>
+          </w:p>
+        </w:tc>
+        <w:tc>
+          <w:tcPr/>
+          <w:p>
+            <w:pPr>
+              <w:pStyle w:val="Compact"/>
+            </w:pPr>
+            <w:r>
               <w:t xml:space="preserve">0.9% / 0.2%</w:t>
             </w:r>
           </w:p>
@@ -8730,6 +10565,17 @@
             </w:pPr>
             <w:r>
               <w:t xml:space="preserve">5.96 [3.49–10.2]</w:t>
+            </w:r>
+          </w:p>
+        </w:tc>
+        <w:tc>
+          <w:tcPr/>
+          <w:p>
+            <w:pPr>
+              <w:pStyle w:val="Compact"/>
+            </w:pPr>
+            <w:r>
+              <w:t xml:space="preserve">5.6e-11*</w:t>
             </w:r>
           </w:p>
         </w:tc>
@@ -8764,7 +10610,7 @@
               <w:pStyle w:val="Compact"/>
             </w:pPr>
             <w:r>
-              <w:t xml:space="preserve">  ↳ Cushing’s syndrome</w:t>
+              <w:t xml:space="preserve">↳ Cushing’s syndrome</w:t>
             </w:r>
           </w:p>
         </w:tc>
@@ -8786,6 +10632,17 @@
               <w:pStyle w:val="Compact"/>
             </w:pPr>
             <w:r>
+              <w:t xml:space="preserve">4.3e-10*</w:t>
+            </w:r>
+          </w:p>
+        </w:tc>
+        <w:tc>
+          <w:tcPr/>
+          <w:p>
+            <w:pPr>
+              <w:pStyle w:val="Compact"/>
+            </w:pPr>
+            <w:r>
               <w:t xml:space="preserve">0.5% / 0.1%</w:t>
             </w:r>
           </w:p>
@@ -8798,6 +10655,17 @@
             </w:pPr>
             <w:r>
               <w:t xml:space="preserve">7.76 [3.74–16.1]</w:t>
+            </w:r>
+          </w:p>
+        </w:tc>
+        <w:tc>
+          <w:tcPr/>
+          <w:p>
+            <w:pPr>
+              <w:pStyle w:val="Compact"/>
+            </w:pPr>
+            <w:r>
+              <w:t xml:space="preserve">1.1e-06*</w:t>
             </w:r>
           </w:p>
         </w:tc>
@@ -8832,7 +10700,7 @@
               <w:pStyle w:val="Compact"/>
             </w:pPr>
             <w:r>
-              <w:t xml:space="preserve">  ↳ Hyperaldosteronism</w:t>
+              <w:t xml:space="preserve">↳ Hyperaldosteronism</w:t>
             </w:r>
           </w:p>
         </w:tc>
@@ -8854,6 +10722,17 @@
               <w:pStyle w:val="Compact"/>
             </w:pPr>
             <w:r>
+              <w:t xml:space="preserve">1.2e-05*</w:t>
+            </w:r>
+          </w:p>
+        </w:tc>
+        <w:tc>
+          <w:tcPr/>
+          <w:p>
+            <w:pPr>
+              <w:pStyle w:val="Compact"/>
+            </w:pPr>
+            <w:r>
               <w:t xml:space="preserve">0.3% / 0.1%</w:t>
             </w:r>
           </w:p>
@@ -8866,6 +10745,17 @@
             </w:pPr>
             <w:r>
               <w:t xml:space="preserve">4.35 [2.11–8.98]</w:t>
+            </w:r>
+          </w:p>
+        </w:tc>
+        <w:tc>
+          <w:tcPr/>
+          <w:p>
+            <w:pPr>
+              <w:pStyle w:val="Compact"/>
+            </w:pPr>
+            <w:r>
+              <w:t xml:space="preserve">0.001</w:t>
             </w:r>
           </w:p>
         </w:tc>
@@ -8900,7 +10790,7 @@
               <w:pStyle w:val="Compact"/>
             </w:pPr>
             <w:r>
-              <w:t xml:space="preserve"> ↳ Adrenocortical insufficiency [Addison’s disease]</w:t>
+              <w:t xml:space="preserve">↳ Adrenocortical insufficiency [Addison’s disease]</w:t>
             </w:r>
           </w:p>
         </w:tc>
@@ -8922,6 +10812,17 @@
               <w:pStyle w:val="Compact"/>
             </w:pPr>
             <w:r>
+              <w:t xml:space="preserve">2.1e-27*</w:t>
+            </w:r>
+          </w:p>
+        </w:tc>
+        <w:tc>
+          <w:tcPr/>
+          <w:p>
+            <w:pPr>
+              <w:pStyle w:val="Compact"/>
+            </w:pPr>
+            <w:r>
               <w:t xml:space="preserve">1.8% / 0.3%</w:t>
             </w:r>
           </w:p>
@@ -8934,6 +10835,17 @@
             </w:pPr>
             <w:r>
               <w:t xml:space="preserve">6.22 [4.54–8.52]</w:t>
+            </w:r>
+          </w:p>
+        </w:tc>
+        <w:tc>
+          <w:tcPr/>
+          <w:p>
+            <w:pPr>
+              <w:pStyle w:val="Compact"/>
+            </w:pPr>
+            <w:r>
+              <w:t xml:space="preserve">4e-30*</w:t>
             </w:r>
           </w:p>
         </w:tc>
@@ -8994,6 +10906,17 @@
               <w:pStyle w:val="Compact"/>
             </w:pPr>
             <w:r>
+              <w:t xml:space="preserve">4.5e-203*</w:t>
+            </w:r>
+          </w:p>
+        </w:tc>
+        <w:tc>
+          <w:tcPr/>
+          <w:p>
+            <w:pPr>
+              <w:pStyle w:val="Compact"/>
+            </w:pPr>
+            <w:r>
               <w:t xml:space="preserve">36.1% / 13.4%</w:t>
             </w:r>
           </w:p>
@@ -9006,6 +10929,17 @@
             </w:pPr>
             <w:r>
               <w:t xml:space="preserve">3.85 [3.49–4.25]</w:t>
+            </w:r>
+          </w:p>
+        </w:tc>
+        <w:tc>
+          <w:tcPr/>
+          <w:p>
+            <w:pPr>
+              <w:pStyle w:val="Compact"/>
+            </w:pPr>
+            <w:r>
+              <w:t xml:space="preserve">1.2e-158*</w:t>
             </w:r>
           </w:p>
         </w:tc>
@@ -9040,7 +10974,7 @@
               <w:pStyle w:val="Compact"/>
             </w:pPr>
             <w:r>
-              <w:t xml:space="preserve"> ↳ Chronic rhinitis</w:t>
+              <w:t xml:space="preserve">↳ Chronic rhinitis</w:t>
             </w:r>
           </w:p>
         </w:tc>
@@ -9062,6 +10996,17 @@
               <w:pStyle w:val="Compact"/>
             </w:pPr>
             <w:r>
+              <w:t xml:space="preserve">4.8e-102*</w:t>
+            </w:r>
+          </w:p>
+        </w:tc>
+        <w:tc>
+          <w:tcPr/>
+          <w:p>
+            <w:pPr>
+              <w:pStyle w:val="Compact"/>
+            </w:pPr>
+            <w:r>
               <w:t xml:space="preserve">6.6% / 1.0%</w:t>
             </w:r>
           </w:p>
@@ -9074,6 +11019,17 @@
             </w:pPr>
             <w:r>
               <w:t xml:space="preserve">9.86 [7.87–12.4]</w:t>
+            </w:r>
+          </w:p>
+        </w:tc>
+        <w:tc>
+          <w:tcPr/>
+          <w:p>
+            <w:pPr>
+              <w:pStyle w:val="Compact"/>
+            </w:pPr>
+            <w:r>
+              <w:t xml:space="preserve">1.7e-87*</w:t>
             </w:r>
           </w:p>
         </w:tc>
@@ -9108,7 +11064,7 @@
               <w:pStyle w:val="Compact"/>
             </w:pPr>
             <w:r>
-              <w:t xml:space="preserve"> ↳ Allergic rhinitis</w:t>
+              <w:t xml:space="preserve">↳ Allergic rhinitis</w:t>
             </w:r>
           </w:p>
         </w:tc>
@@ -9130,6 +11086,17 @@
               <w:pStyle w:val="Compact"/>
             </w:pPr>
             <w:r>
+              <w:t xml:space="preserve">2.4e-155*</w:t>
+            </w:r>
+          </w:p>
+        </w:tc>
+        <w:tc>
+          <w:tcPr/>
+          <w:p>
+            <w:pPr>
+              <w:pStyle w:val="Compact"/>
+            </w:pPr>
+            <w:r>
               <w:t xml:space="preserve">23.7% / 8.0%</w:t>
             </w:r>
           </w:p>
@@ -9142,6 +11109,17 @@
             </w:pPr>
             <w:r>
               <w:t xml:space="preserve">3.54 [3.16–3.97]</w:t>
+            </w:r>
+          </w:p>
+        </w:tc>
+        <w:tc>
+          <w:tcPr/>
+          <w:p>
+            <w:pPr>
+              <w:pStyle w:val="Compact"/>
+            </w:pPr>
+            <w:r>
+              <w:t xml:space="preserve">2.9e-104*</w:t>
             </w:r>
           </w:p>
         </w:tc>
@@ -9176,7 +11154,7 @@
               <w:pStyle w:val="Compact"/>
             </w:pPr>
             <w:r>
-              <w:t xml:space="preserve">  ↳ Allergic rhinitis, due to animal hair and dander</w:t>
+              <w:t xml:space="preserve">↳ Allergic rhinitis, due to animal hair and dander</w:t>
             </w:r>
           </w:p>
         </w:tc>
@@ -9198,6 +11176,17 @@
               <w:pStyle w:val="Compact"/>
             </w:pPr>
             <w:r>
+              <w:t xml:space="preserve">8.8e-27*</w:t>
+            </w:r>
+          </w:p>
+        </w:tc>
+        <w:tc>
+          <w:tcPr/>
+          <w:p>
+            <w:pPr>
+              <w:pStyle w:val="Compact"/>
+            </w:pPr>
+            <w:r>
               <w:t xml:space="preserve">1.6% / 0.2%</w:t>
             </w:r>
           </w:p>
@@ -9210,6 +11199,17 @@
             </w:pPr>
             <w:r>
               <w:t xml:space="preserve">9.38 [6.25–14.1]</w:t>
+            </w:r>
+          </w:p>
+        </w:tc>
+        <w:tc>
+          <w:tcPr/>
+          <w:p>
+            <w:pPr>
+              <w:pStyle w:val="Compact"/>
+            </w:pPr>
+            <w:r>
+              <w:t xml:space="preserve">3.1e-27*</w:t>
             </w:r>
           </w:p>
         </w:tc>
@@ -9244,7 +11244,7 @@
               <w:pStyle w:val="Compact"/>
             </w:pPr>
             <w:r>
-              <w:t xml:space="preserve"> ↳ Vasomotor rhinitis</w:t>
+              <w:t xml:space="preserve">↳ Vasomotor rhinitis</w:t>
             </w:r>
           </w:p>
         </w:tc>
@@ -9266,6 +11266,17 @@
               <w:pStyle w:val="Compact"/>
             </w:pPr>
             <w:r>
+              <w:t xml:space="preserve">1.4e-07*</w:t>
+            </w:r>
+          </w:p>
+        </w:tc>
+        <w:tc>
+          <w:tcPr/>
+          <w:p>
+            <w:pPr>
+              <w:pStyle w:val="Compact"/>
+            </w:pPr>
+            <w:r>
               <w:t xml:space="preserve">0.5% / 0.1%</w:t>
             </w:r>
           </w:p>
@@ -9278,6 +11289,17 @@
             </w:pPr>
             <w:r>
               <w:t xml:space="preserve">6.43 [3.77–11]</w:t>
+            </w:r>
+          </w:p>
+        </w:tc>
+        <w:tc>
+          <w:tcPr/>
+          <w:p>
+            <w:pPr>
+              <w:pStyle w:val="Compact"/>
+            </w:pPr>
+            <w:r>
+              <w:t xml:space="preserve">1.9e-09*</w:t>
             </w:r>
           </w:p>
         </w:tc>
@@ -9338,6 +11360,17 @@
               <w:pStyle w:val="Compact"/>
             </w:pPr>
             <w:r>
+              <w:t xml:space="preserve">1.7e-12*</w:t>
+            </w:r>
+          </w:p>
+        </w:tc>
+        <w:tc>
+          <w:tcPr/>
+          <w:p>
+            <w:pPr>
+              <w:pStyle w:val="Compact"/>
+            </w:pPr>
+            <w:r>
               <w:t xml:space="preserve">1.4% / 0.4%</w:t>
             </w:r>
           </w:p>
@@ -9350,6 +11383,17 @@
             </w:pPr>
             <w:r>
               <w:t xml:space="preserve">3.58 [2.58–4.97]</w:t>
+            </w:r>
+          </w:p>
+        </w:tc>
+        <w:tc>
+          <w:tcPr/>
+          <w:p>
+            <w:pPr>
+              <w:pStyle w:val="Compact"/>
+            </w:pPr>
+            <w:r>
+              <w:t xml:space="preserve">2.2e-14*</w:t>
             </w:r>
           </w:p>
         </w:tc>
@@ -9384,7 +11428,7 @@
               <w:pStyle w:val="Compact"/>
             </w:pPr>
             <w:r>
-              <w:t xml:space="preserve"> ↳ Cerebrospinal fluid leak</w:t>
+              <w:t xml:space="preserve">↳ Cerebrospinal fluid leak</w:t>
             </w:r>
           </w:p>
         </w:tc>
@@ -9406,6 +11450,17 @@
               <w:pStyle w:val="Compact"/>
             </w:pPr>
             <w:r>
+              <w:t xml:space="preserve">3.7e-10*</w:t>
+            </w:r>
+          </w:p>
+        </w:tc>
+        <w:tc>
+          <w:tcPr/>
+          <w:p>
+            <w:pPr>
+              <w:pStyle w:val="Compact"/>
+            </w:pPr>
+            <w:r>
               <w:t xml:space="preserve">0.5% / 0.1%</w:t>
             </w:r>
           </w:p>
@@ -9418,6 +11473,17 @@
             </w:pPr>
             <w:r>
               <w:t xml:space="preserve">15.8 [7.37–33.8]</w:t>
+            </w:r>
+          </w:p>
+        </w:tc>
+        <w:tc>
+          <w:tcPr/>
+          <w:p>
+            <w:pPr>
+              <w:pStyle w:val="Compact"/>
+            </w:pPr>
+            <w:r>
+              <w:t xml:space="preserve">2e-11*</w:t>
             </w:r>
           </w:p>
         </w:tc>
@@ -9452,7 +11518,7 @@
               <w:pStyle w:val="Compact"/>
             </w:pPr>
             <w:r>
-              <w:t xml:space="preserve"> ↳ Benign intracranial hypertension</w:t>
+              <w:t xml:space="preserve">↳ Benign intracranial hypertension</w:t>
             </w:r>
           </w:p>
         </w:tc>
@@ -9474,6 +11540,17 @@
               <w:pStyle w:val="Compact"/>
             </w:pPr>
             <w:r>
+              <w:t xml:space="preserve">3.2e-08*</w:t>
+            </w:r>
+          </w:p>
+        </w:tc>
+        <w:tc>
+          <w:tcPr/>
+          <w:p>
+            <w:pPr>
+              <w:pStyle w:val="Compact"/>
+            </w:pPr>
+            <w:r>
               <w:t xml:space="preserve">0.7% / 0.2%</w:t>
             </w:r>
           </w:p>
@@ -9486,6 +11563,17 @@
             </w:pPr>
             <w:r>
               <w:t xml:space="preserve">4.31 [2.77–6.71]</w:t>
+            </w:r>
+          </w:p>
+        </w:tc>
+        <w:tc>
+          <w:tcPr/>
+          <w:p>
+            <w:pPr>
+              <w:pStyle w:val="Compact"/>
+            </w:pPr>
+            <w:r>
+              <w:t xml:space="preserve">9.3e-11*</w:t>
             </w:r>
           </w:p>
         </w:tc>
@@ -9546,6 +11634,17 @@
               <w:pStyle w:val="Compact"/>
             </w:pPr>
             <w:r>
+              <w:t xml:space="preserve">7.8e-06*</w:t>
+            </w:r>
+          </w:p>
+        </w:tc>
+        <w:tc>
+          <w:tcPr/>
+          <w:p>
+            <w:pPr>
+              <w:pStyle w:val="Compact"/>
+            </w:pPr>
+            <w:r>
               <w:t xml:space="preserve">0.6% / 0.2%</w:t>
             </w:r>
           </w:p>
@@ -9558,6 +11657,17 @@
             </w:pPr>
             <w:r>
               <w:t xml:space="preserve">4.07 [2.42–6.83]</w:t>
+            </w:r>
+          </w:p>
+        </w:tc>
+        <w:tc>
+          <w:tcPr/>
+          <w:p>
+            <w:pPr>
+              <w:pStyle w:val="Compact"/>
+            </w:pPr>
+            <w:r>
+              <w:t xml:space="preserve">1.1e-07*</w:t>
             </w:r>
           </w:p>
         </w:tc>
@@ -9592,7 +11702,7 @@
               <w:pStyle w:val="Compact"/>
             </w:pPr>
             <w:r>
-              <w:t xml:space="preserve"> ↳ Disturbances of sulphur-bearing amino-acid metabolism</w:t>
+              <w:t xml:space="preserve">↳ Disturbances of sulphur-bearing amino-acid metabolism</w:t>
             </w:r>
           </w:p>
         </w:tc>
@@ -9614,6 +11724,17 @@
               <w:pStyle w:val="Compact"/>
             </w:pPr>
             <w:r>
+              <w:t xml:space="preserve">1.8e-07*</w:t>
+            </w:r>
+          </w:p>
+        </w:tc>
+        <w:tc>
+          <w:tcPr/>
+          <w:p>
+            <w:pPr>
+              <w:pStyle w:val="Compact"/>
+            </w:pPr>
+            <w:r>
               <w:t xml:space="preserve">0.4% / 0.1%</w:t>
             </w:r>
           </w:p>
@@ -9626,6 +11747,17 @@
             </w:pPr>
             <w:r>
               <w:t xml:space="preserve">8.16 [4.25–15.7]</w:t>
+            </w:r>
+          </w:p>
+        </w:tc>
+        <w:tc>
+          <w:tcPr/>
+          <w:p>
+            <w:pPr>
+              <w:pStyle w:val="Compact"/>
+            </w:pPr>
+            <w:r>
+              <w:t xml:space="preserve">1.6e-08*</w:t>
             </w:r>
           </w:p>
         </w:tc>
@@ -9686,6 +11818,17 @@
               <w:pStyle w:val="Compact"/>
             </w:pPr>
             <w:r>
+              <w:t xml:space="preserve">1.2e-37*</w:t>
+            </w:r>
+          </w:p>
+        </w:tc>
+        <w:tc>
+          <w:tcPr/>
+          <w:p>
+            <w:pPr>
+              <w:pStyle w:val="Compact"/>
+            </w:pPr>
+            <w:r>
               <w:t xml:space="preserve">2.4% / 0.4%</w:t>
             </w:r>
           </w:p>
@@ -9698,6 +11841,17 @@
             </w:pPr>
             <w:r>
               <w:t xml:space="preserve">12.2 [8.52–17.6]</w:t>
+            </w:r>
+          </w:p>
+        </w:tc>
+        <w:tc>
+          <w:tcPr/>
+          <w:p>
+            <w:pPr>
+              <w:pStyle w:val="Compact"/>
+            </w:pPr>
+            <w:r>
+              <w:t xml:space="preserve">7.7e-42*</w:t>
             </w:r>
           </w:p>
         </w:tc>
@@ -9758,6 +11912,17 @@
               <w:pStyle w:val="Compact"/>
             </w:pPr>
             <w:r>
+              <w:t xml:space="preserve">4.9e-13*</w:t>
+            </w:r>
+          </w:p>
+        </w:tc>
+        <w:tc>
+          <w:tcPr/>
+          <w:p>
+            <w:pPr>
+              <w:pStyle w:val="Compact"/>
+            </w:pPr>
+            <w:r>
               <w:t xml:space="preserve">0.8% / 0.1%</w:t>
             </w:r>
           </w:p>
@@ -9770,6 +11935,17 @@
             </w:pPr>
             <w:r>
               <w:t xml:space="preserve">6.41 [3.62–11.4]</w:t>
+            </w:r>
+          </w:p>
+        </w:tc>
+        <w:tc>
+          <w:tcPr/>
+          <w:p>
+            <w:pPr>
+              <w:pStyle w:val="Compact"/>
+            </w:pPr>
+            <w:r>
+              <w:t xml:space="preserve">2.5e-08*</w:t>
             </w:r>
           </w:p>
         </w:tc>
@@ -9804,7 +11980,7 @@
               <w:pStyle w:val="Compact"/>
             </w:pPr>
             <w:r>
-              <w:t xml:space="preserve"> ↳ Lyme disease</w:t>
+              <w:t xml:space="preserve">↳ Lyme disease</w:t>
             </w:r>
           </w:p>
         </w:tc>
@@ -9826,6 +12002,17 @@
               <w:pStyle w:val="Compact"/>
             </w:pPr>
             <w:r>
+              <w:t xml:space="preserve">6.4e-08*</w:t>
+            </w:r>
+          </w:p>
+        </w:tc>
+        <w:tc>
+          <w:tcPr/>
+          <w:p>
+            <w:pPr>
+              <w:pStyle w:val="Compact"/>
+            </w:pPr>
+            <w:r>
               <w:t xml:space="preserve">0.5% / 0.1%</w:t>
             </w:r>
           </w:p>
@@ -9838,6 +12025,17 @@
             </w:pPr>
             <w:r>
               <w:t xml:space="preserve">4.88 [2.5–9.54]</w:t>
+            </w:r>
+          </w:p>
+        </w:tc>
+        <w:tc>
+          <w:tcPr/>
+          <w:p>
+            <w:pPr>
+              <w:pStyle w:val="Compact"/>
+            </w:pPr>
+            <w:r>
+              <w:t xml:space="preserve">9.3e-05</w:t>
             </w:r>
           </w:p>
         </w:tc>
@@ -9898,6 +12096,17 @@
               <w:pStyle w:val="Compact"/>
             </w:pPr>
             <w:r>
+              <w:t xml:space="preserve">5.4e-07*</w:t>
+            </w:r>
+          </w:p>
+        </w:tc>
+        <w:tc>
+          <w:tcPr/>
+          <w:p>
+            <w:pPr>
+              <w:pStyle w:val="Compact"/>
+            </w:pPr>
+            <w:r>
               <w:t xml:space="preserve">0.6% / 0.1%</w:t>
             </w:r>
           </w:p>
@@ -9910,6 +12119,17 @@
             </w:pPr>
             <w:r>
               <w:t xml:space="preserve">7.7 [3.69–16]</w:t>
+            </w:r>
+          </w:p>
+        </w:tc>
+        <w:tc>
+          <w:tcPr/>
+          <w:p>
+            <w:pPr>
+              <w:pStyle w:val="Compact"/>
+            </w:pPr>
+            <w:r>
+              <w:t xml:space="preserve">1.2e-06*</w:t>
             </w:r>
           </w:p>
         </w:tc>
@@ -9970,6 +12190,17 @@
               <w:pStyle w:val="Compact"/>
             </w:pPr>
             <w:r>
+              <w:t xml:space="preserve">3e-08*</w:t>
+            </w:r>
+          </w:p>
+        </w:tc>
+        <w:tc>
+          <w:tcPr/>
+          <w:p>
+            <w:pPr>
+              <w:pStyle w:val="Compact"/>
+            </w:pPr>
+            <w:r>
               <w:t xml:space="preserve">0.5% / 0.1%</w:t>
             </w:r>
           </w:p>
@@ -9982,6 +12213,17 @@
             </w:pPr>
             <w:r>
               <w:t xml:space="preserve">4.35 [2.45–7.75]</w:t>
+            </w:r>
+          </w:p>
+        </w:tc>
+        <w:tc>
+          <w:tcPr/>
+          <w:p>
+            <w:pPr>
+              <w:pStyle w:val="Compact"/>
+            </w:pPr>
+            <w:r>
+              <w:t xml:space="preserve">5.8e-07*</w:t>
             </w:r>
           </w:p>
         </w:tc>
@@ -10016,7 +12258,7 @@
               <w:pStyle w:val="Compact"/>
             </w:pPr>
             <w:r>
-              <w:t xml:space="preserve"> ↳ Malignant neoplasm of the liver</w:t>
+              <w:t xml:space="preserve">↳ Malignant neoplasm of the liver</w:t>
             </w:r>
           </w:p>
         </w:tc>
@@ -10038,6 +12280,17 @@
               <w:pStyle w:val="Compact"/>
             </w:pPr>
             <w:r>
+              <w:t xml:space="preserve">2e-09*</w:t>
+            </w:r>
+          </w:p>
+        </w:tc>
+        <w:tc>
+          <w:tcPr/>
+          <w:p>
+            <w:pPr>
+              <w:pStyle w:val="Compact"/>
+            </w:pPr>
+            <w:r>
               <w:t xml:space="preserve">0.5% / 0.1%</w:t>
             </w:r>
           </w:p>
@@ -10050,6 +12303,17 @@
             </w:pPr>
             <w:r>
               <w:t xml:space="preserve">5.93 [3.17–11.1]</w:t>
+            </w:r>
+          </w:p>
+        </w:tc>
+        <w:tc>
+          <w:tcPr/>
+          <w:p>
+            <w:pPr>
+              <w:pStyle w:val="Compact"/>
+            </w:pPr>
+            <w:r>
+              <w:t xml:space="preserve">2.7e-08*</w:t>
             </w:r>
           </w:p>
         </w:tc>
@@ -10110,6 +12374,17 @@
               <w:pStyle w:val="Compact"/>
             </w:pPr>
             <w:r>
+              <w:t xml:space="preserve">2e-10*</w:t>
+            </w:r>
+          </w:p>
+        </w:tc>
+        <w:tc>
+          <w:tcPr/>
+          <w:p>
+            <w:pPr>
+              <w:pStyle w:val="Compact"/>
+            </w:pPr>
+            <w:r>
               <w:t xml:space="preserve">0.6% / 0.1%</w:t>
             </w:r>
           </w:p>
@@ -10122,6 +12397,17 @@
             </w:pPr>
             <w:r>
               <w:t xml:space="preserve">5.9 [2.74–12.7]</w:t>
+            </w:r>
+          </w:p>
+        </w:tc>
+        <w:tc>
+          <w:tcPr/>
+          <w:p>
+            <w:pPr>
+              <w:pStyle w:val="Compact"/>
+            </w:pPr>
+            <w:r>
+              <w:t xml:space="preserve">5.6e-06*</w:t>
             </w:r>
           </w:p>
         </w:tc>
@@ -10182,6 +12468,17 @@
               <w:pStyle w:val="Compact"/>
             </w:pPr>
             <w:r>
+              <w:t xml:space="preserve">3.6e-89*</w:t>
+            </w:r>
+          </w:p>
+        </w:tc>
+        <w:tc>
+          <w:tcPr/>
+          <w:p>
+            <w:pPr>
+              <w:pStyle w:val="Compact"/>
+            </w:pPr>
+            <w:r>
               <w:t xml:space="preserve">6.5% / 1.1%</w:t>
             </w:r>
           </w:p>
@@ -10194,6 +12491,17 @@
             </w:pPr>
             <w:r>
               <w:t xml:space="preserve">6.93 [5.65–8.49]</w:t>
+            </w:r>
+          </w:p>
+        </w:tc>
+        <w:tc>
+          <w:tcPr/>
+          <w:p>
+            <w:pPr>
+              <w:pStyle w:val="Compact"/>
+            </w:pPr>
+            <w:r>
+              <w:t xml:space="preserve">8.4e-78*</w:t>
             </w:r>
           </w:p>
         </w:tc>
@@ -10228,7 +12536,7 @@
               <w:pStyle w:val="Compact"/>
             </w:pPr>
             <w:r>
-              <w:t xml:space="preserve"> ↳ Celiac disease</w:t>
+              <w:t xml:space="preserve">↳ Celiac disease</w:t>
             </w:r>
           </w:p>
         </w:tc>
@@ -10250,6 +12558,17 @@
               <w:pStyle w:val="Compact"/>
             </w:pPr>
             <w:r>
+              <w:t xml:space="preserve">1.3e-29*</w:t>
+            </w:r>
+          </w:p>
+        </w:tc>
+        <w:tc>
+          <w:tcPr/>
+          <w:p>
+            <w:pPr>
+              <w:pStyle w:val="Compact"/>
+            </w:pPr>
+            <w:r>
               <w:t xml:space="preserve">2.1% / 0.4%</w:t>
             </w:r>
           </w:p>
@@ -10262,6 +12581,17 @@
             </w:pPr>
             <w:r>
               <w:t xml:space="preserve">6.24 [4.46–8.73]</w:t>
+            </w:r>
+          </w:p>
+        </w:tc>
+        <w:tc>
+          <w:tcPr/>
+          <w:p>
+            <w:pPr>
+              <w:pStyle w:val="Compact"/>
+            </w:pPr>
+            <w:r>
+              <w:t xml:space="preserve">1.4e-26*</w:t>
             </w:r>
           </w:p>
         </w:tc>
@@ -10322,6 +12652,17 @@
               <w:pStyle w:val="Compact"/>
             </w:pPr>
             <w:r>
+              <w:t xml:space="preserve">3.5e-15*</w:t>
+            </w:r>
+          </w:p>
+        </w:tc>
+        <w:tc>
+          <w:tcPr/>
+          <w:p>
+            <w:pPr>
+              <w:pStyle w:val="Compact"/>
+            </w:pPr>
+            <w:r>
               <w:t xml:space="preserve">1.0% / 0.2%</w:t>
             </w:r>
           </w:p>
@@ -10334,6 +12675,17 @@
             </w:pPr>
             <w:r>
               <w:t xml:space="preserve">5.71 [3.16–10.3]</w:t>
+            </w:r>
+          </w:p>
+        </w:tc>
+        <w:tc>
+          <w:tcPr/>
+          <w:p>
+            <w:pPr>
+              <w:pStyle w:val="Compact"/>
+            </w:pPr>
+            <w:r>
+              <w:t xml:space="preserve">4.1e-07*</w:t>
             </w:r>
           </w:p>
         </w:tc>
@@ -10394,6 +12746,17 @@
               <w:pStyle w:val="Compact"/>
             </w:pPr>
             <w:r>
+              <w:t xml:space="preserve">4.1e-12*</w:t>
+            </w:r>
+          </w:p>
+        </w:tc>
+        <w:tc>
+          <w:tcPr/>
+          <w:p>
+            <w:pPr>
+              <w:pStyle w:val="Compact"/>
+            </w:pPr>
+            <w:r>
               <w:t xml:space="preserve">0.9% / 0.1%</w:t>
             </w:r>
           </w:p>
@@ -10406,6 +12769,17 @@
             </w:pPr>
             <w:r>
               <w:t xml:space="preserve">6.88 [4.17–11.3]</w:t>
+            </w:r>
+          </w:p>
+        </w:tc>
+        <w:tc>
+          <w:tcPr/>
+          <w:p>
+            <w:pPr>
+              <w:pStyle w:val="Compact"/>
+            </w:pPr>
+            <w:r>
+              <w:t xml:space="preserve">6.3e-12*</w:t>
             </w:r>
           </w:p>
         </w:tc>
@@ -10466,6 +12840,17 @@
               <w:pStyle w:val="Compact"/>
             </w:pPr>
             <w:r>
+              <w:t xml:space="preserve">8.5e-114*</w:t>
+            </w:r>
+          </w:p>
+        </w:tc>
+        <w:tc>
+          <w:tcPr/>
+          <w:p>
+            <w:pPr>
+              <w:pStyle w:val="Compact"/>
+            </w:pPr>
+            <w:r>
               <w:t xml:space="preserve">9.0% / 1.7%</w:t>
             </w:r>
           </w:p>
@@ -10478,6 +12863,17 @@
             </w:pPr>
             <w:r>
               <w:t xml:space="preserve">6.53 [5.45–7.83]</w:t>
+            </w:r>
+          </w:p>
+        </w:tc>
+        <w:tc>
+          <w:tcPr/>
+          <w:p>
+            <w:pPr>
+              <w:pStyle w:val="Compact"/>
+            </w:pPr>
+            <w:r>
+              <w:t xml:space="preserve">5.2e-92*</w:t>
             </w:r>
           </w:p>
         </w:tc>
@@ -10538,6 +12934,17 @@
               <w:pStyle w:val="Compact"/>
             </w:pPr>
             <w:r>
+              <w:t xml:space="preserve">8.1e-40*</w:t>
+            </w:r>
+          </w:p>
+        </w:tc>
+        <w:tc>
+          <w:tcPr/>
+          <w:p>
+            <w:pPr>
+              <w:pStyle w:val="Compact"/>
+            </w:pPr>
+            <w:r>
               <w:t xml:space="preserve">2.9% / 0.5%</w:t>
             </w:r>
           </w:p>
@@ -10550,6 +12957,17 @@
             </w:pPr>
             <w:r>
               <w:t xml:space="preserve">5.65 [4.2–7.59]</w:t>
+            </w:r>
+          </w:p>
+        </w:tc>
+        <w:tc>
+          <w:tcPr/>
+          <w:p>
+            <w:pPr>
+              <w:pStyle w:val="Compact"/>
+            </w:pPr>
+            <w:r>
+              <w:t xml:space="preserve">1.9e-30*</w:t>
             </w:r>
           </w:p>
         </w:tc>
@@ -10584,7 +13002,7 @@
               <w:pStyle w:val="Compact"/>
             </w:pPr>
             <w:r>
-              <w:t xml:space="preserve"> ↳ Laryngeal spasm</w:t>
+              <w:t xml:space="preserve">↳ Laryngeal spasm</w:t>
             </w:r>
           </w:p>
         </w:tc>
@@ -10606,6 +13024,17 @@
               <w:pStyle w:val="Compact"/>
             </w:pPr>
             <w:r>
+              <w:t xml:space="preserve">2.2e-06*</w:t>
+            </w:r>
+          </w:p>
+        </w:tc>
+        <w:tc>
+          <w:tcPr/>
+          <w:p>
+            <w:pPr>
+              <w:pStyle w:val="Compact"/>
+            </w:pPr>
+            <w:r>
               <w:t xml:space="preserve">0.3% / 0.0%</w:t>
             </w:r>
           </w:p>
@@ -10618,6 +13047,17 @@
             </w:pPr>
             <w:r>
               <w:t xml:space="preserve">4.97 [2.33–10.6]</w:t>
+            </w:r>
+          </w:p>
+        </w:tc>
+        <w:tc>
+          <w:tcPr/>
+          <w:p>
+            <w:pPr>
+              <w:pStyle w:val="Compact"/>
+            </w:pPr>
+            <w:r>
+              <w:t xml:space="preserve">0.0006</w:t>
             </w:r>
           </w:p>
         </w:tc>
@@ -10678,6 +13118,17 @@
               <w:pStyle w:val="Compact"/>
             </w:pPr>
             <w:r>
+              <w:t xml:space="preserve">1.5e-52*</w:t>
+            </w:r>
+          </w:p>
+        </w:tc>
+        <w:tc>
+          <w:tcPr/>
+          <w:p>
+            <w:pPr>
+              <w:pStyle w:val="Compact"/>
+            </w:pPr>
+            <w:r>
               <w:t xml:space="preserve">5.5% / 1.5%</w:t>
             </w:r>
           </w:p>
@@ -10690,6 +13141,17 @@
             </w:pPr>
             <w:r>
               <w:t xml:space="preserve">5.56 [4.61–6.72]</w:t>
+            </w:r>
+          </w:p>
+        </w:tc>
+        <w:tc>
+          <w:tcPr/>
+          <w:p>
+            <w:pPr>
+              <w:pStyle w:val="Compact"/>
+            </w:pPr>
+            <w:r>
+              <w:t xml:space="preserve">4.3e-71*</w:t>
             </w:r>
           </w:p>
         </w:tc>
@@ -10724,7 +13186,7 @@
               <w:pStyle w:val="Compact"/>
             </w:pPr>
             <w:r>
-              <w:t xml:space="preserve"> ↳ Gastroparesis</w:t>
+              <w:t xml:space="preserve">↳ Gastroparesis</w:t>
             </w:r>
           </w:p>
         </w:tc>
@@ -10746,6 +13208,17 @@
               <w:pStyle w:val="Compact"/>
             </w:pPr>
             <w:r>
+              <w:t xml:space="preserve">5.6e-42*</w:t>
+            </w:r>
+          </w:p>
+        </w:tc>
+        <w:tc>
+          <w:tcPr/>
+          <w:p>
+            <w:pPr>
+              <w:pStyle w:val="Compact"/>
+            </w:pPr>
+            <w:r>
               <w:t xml:space="preserve">3.2% / 0.6%</w:t>
             </w:r>
           </w:p>
@@ -10758,6 +13231,17 @@
             </w:pPr>
             <w:r>
               <w:t xml:space="preserve">7.25 [5.67–9.28]</w:t>
+            </w:r>
+          </w:p>
+        </w:tc>
+        <w:tc>
+          <w:tcPr/>
+          <w:p>
+            <w:pPr>
+              <w:pStyle w:val="Compact"/>
+            </w:pPr>
+            <w:r>
+              <w:t xml:space="preserve">8.3e-56*</w:t>
             </w:r>
           </w:p>
         </w:tc>
@@ -10818,6 +13302,17 @@
               <w:pStyle w:val="Compact"/>
             </w:pPr>
             <w:r>
+              <w:t xml:space="preserve">8e-15*</w:t>
+            </w:r>
+          </w:p>
+        </w:tc>
+        <w:tc>
+          <w:tcPr/>
+          <w:p>
+            <w:pPr>
+              <w:pStyle w:val="Compact"/>
+            </w:pPr>
+            <w:r>
               <w:t xml:space="preserve">1.0% / 0.2%</w:t>
             </w:r>
           </w:p>
@@ -10830,6 +13325,17 @@
             </w:pPr>
             <w:r>
               <w:t xml:space="preserve">6.63 [4.27–10.3]</w:t>
+            </w:r>
+          </w:p>
+        </w:tc>
+        <w:tc>
+          <w:tcPr/>
+          <w:p>
+            <w:pPr>
+              <w:pStyle w:val="Compact"/>
+            </w:pPr>
+            <w:r>
+              <w:t xml:space="preserve">3.5e-17*</w:t>
             </w:r>
           </w:p>
         </w:tc>
@@ -10890,6 +13396,17 @@
               <w:pStyle w:val="Compact"/>
             </w:pPr>
             <w:r>
+              <w:t xml:space="preserve">2.2e-31*</w:t>
+            </w:r>
+          </w:p>
+        </w:tc>
+        <w:tc>
+          <w:tcPr/>
+          <w:p>
+            <w:pPr>
+              <w:pStyle w:val="Compact"/>
+            </w:pPr>
+            <w:r>
               <w:t xml:space="preserve">2.4% / 0.5%</w:t>
             </w:r>
           </w:p>
@@ -10902,6 +13419,17 @@
             </w:pPr>
             <w:r>
               <w:t xml:space="preserve">7.97 [5.68–11.2]</w:t>
+            </w:r>
+          </w:p>
+        </w:tc>
+        <w:tc>
+          <w:tcPr/>
+          <w:p>
+            <w:pPr>
+              <w:pStyle w:val="Compact"/>
+            </w:pPr>
+            <w:r>
+              <w:t xml:space="preserve">4e-33*</w:t>
             </w:r>
           </w:p>
         </w:tc>
@@ -10962,6 +13490,17 @@
               <w:pStyle w:val="Compact"/>
             </w:pPr>
             <w:r>
+              <w:t xml:space="preserve">5.9e-07*</w:t>
+            </w:r>
+          </w:p>
+        </w:tc>
+        <w:tc>
+          <w:tcPr/>
+          <w:p>
+            <w:pPr>
+              <w:pStyle w:val="Compact"/>
+            </w:pPr>
+            <w:r>
               <w:t xml:space="preserve">0.4% / 0.1%</w:t>
             </w:r>
           </w:p>
@@ -10974,6 +13513,17 @@
             </w:pPr>
             <w:r>
               <w:t xml:space="preserve">4.74 [2.44–9.21]</w:t>
+            </w:r>
+          </w:p>
+        </w:tc>
+        <w:tc>
+          <w:tcPr/>
+          <w:p>
+            <w:pPr>
+              <w:pStyle w:val="Compact"/>
+            </w:pPr>
+            <w:r>
+              <w:t xml:space="preserve">4.5e-06*</w:t>
             </w:r>
           </w:p>
         </w:tc>
@@ -11034,6 +13584,17 @@
               <w:pStyle w:val="Compact"/>
             </w:pPr>
             <w:r>
+              <w:t xml:space="preserve">1.1e-52*</w:t>
+            </w:r>
+          </w:p>
+        </w:tc>
+        <w:tc>
+          <w:tcPr/>
+          <w:p>
+            <w:pPr>
+              <w:pStyle w:val="Compact"/>
+            </w:pPr>
+            <w:r>
               <w:t xml:space="preserve">4.1% / 0.8%</w:t>
             </w:r>
           </w:p>
@@ -11046,6 +13607,17 @@
             </w:pPr>
             <w:r>
               <w:t xml:space="preserve">4.7 [3.69–5.97]</w:t>
+            </w:r>
+          </w:p>
+        </w:tc>
+        <w:tc>
+          <w:tcPr/>
+          <w:p>
+            <w:pPr>
+              <w:pStyle w:val="Compact"/>
+            </w:pPr>
+            <w:r>
+              <w:t xml:space="preserve">1.2e-36*</w:t>
             </w:r>
           </w:p>
         </w:tc>
@@ -11106,6 +13678,17 @@
               <w:pStyle w:val="Compact"/>
             </w:pPr>
             <w:r>
+              <w:t xml:space="preserve">5.9e-83*</w:t>
+            </w:r>
+          </w:p>
+        </w:tc>
+        <w:tc>
+          <w:tcPr/>
+          <w:p>
+            <w:pPr>
+              <w:pStyle w:val="Compact"/>
+            </w:pPr>
+            <w:r>
               <w:t xml:space="preserve">8.0% / 1.9%</w:t>
             </w:r>
           </w:p>
@@ -11118,6 +13701,17 @@
             </w:pPr>
             <w:r>
               <w:t xml:space="preserve">5.03 [4.18–6.05]</w:t>
+            </w:r>
+          </w:p>
+        </w:tc>
+        <w:tc>
+          <w:tcPr/>
+          <w:p>
+            <w:pPr>
+              <w:pStyle w:val="Compact"/>
+            </w:pPr>
+            <w:r>
+              <w:t xml:space="preserve">1.5e-65*</w:t>
             </w:r>
           </w:p>
         </w:tc>
@@ -11152,7 +13746,7 @@
               <w:pStyle w:val="Compact"/>
             </w:pPr>
             <w:r>
-              <w:t xml:space="preserve"> ↳ Other and unspecified nonspecific immunological findings</w:t>
+              <w:t xml:space="preserve">↳ Other and unspecified nonspecific immunological findings</w:t>
             </w:r>
           </w:p>
         </w:tc>
@@ -11174,6 +13768,17 @@
               <w:pStyle w:val="Compact"/>
             </w:pPr>
             <w:r>
+              <w:t xml:space="preserve">4.6e-84*</w:t>
+            </w:r>
+          </w:p>
+        </w:tc>
+        <w:tc>
+          <w:tcPr/>
+          <w:p>
+            <w:pPr>
+              <w:pStyle w:val="Compact"/>
+            </w:pPr>
+            <w:r>
               <w:t xml:space="preserve">7.4% / 1.6%</w:t>
             </w:r>
           </w:p>
@@ -11186,6 +13791,17 @@
             </w:pPr>
             <w:r>
               <w:t xml:space="preserve">5.14 [4.21–6.27]</w:t>
+            </w:r>
+          </w:p>
+        </w:tc>
+        <w:tc>
+          <w:tcPr/>
+          <w:p>
+            <w:pPr>
+              <w:pStyle w:val="Compact"/>
+            </w:pPr>
+            <w:r>
+              <w:t xml:space="preserve">4.9e-58*</w:t>
             </w:r>
           </w:p>
         </w:tc>
@@ -11246,6 +13862,17 @@
               <w:pStyle w:val="Compact"/>
             </w:pPr>
             <w:r>
+              <w:t xml:space="preserve">1.7e-08*</w:t>
+            </w:r>
+          </w:p>
+        </w:tc>
+        <w:tc>
+          <w:tcPr/>
+          <w:p>
+            <w:pPr>
+              <w:pStyle w:val="Compact"/>
+            </w:pPr>
+            <w:r>
               <w:t xml:space="preserve">0.9% / 0.3%</w:t>
             </w:r>
           </w:p>
@@ -11258,6 +13885,17 @@
             </w:pPr>
             <w:r>
               <w:t xml:space="preserve">4.63 [3.05–7.02]</w:t>
+            </w:r>
+          </w:p>
+        </w:tc>
+        <w:tc>
+          <w:tcPr/>
+          <w:p>
+            <w:pPr>
+              <w:pStyle w:val="Compact"/>
+            </w:pPr>
+            <w:r>
+              <w:t xml:space="preserve">6.3e-13*</w:t>
             </w:r>
           </w:p>
         </w:tc>
@@ -11292,7 +13930,7 @@
               <w:pStyle w:val="Compact"/>
             </w:pPr>
             <w:r>
-              <w:t xml:space="preserve"> ↳ Nerve plexus lesions</w:t>
+              <w:t xml:space="preserve">↳ Nerve plexus lesions</w:t>
             </w:r>
           </w:p>
         </w:tc>
@@ -11314,6 +13952,17 @@
               <w:pStyle w:val="Compact"/>
             </w:pPr>
             <w:r>
+              <w:t xml:space="preserve">1.7e-10*</w:t>
+            </w:r>
+          </w:p>
+        </w:tc>
+        <w:tc>
+          <w:tcPr/>
+          <w:p>
+            <w:pPr>
+              <w:pStyle w:val="Compact"/>
+            </w:pPr>
+            <w:r>
               <w:t xml:space="preserve">0.7% / 0.2%</w:t>
             </w:r>
           </w:p>
@@ -11326,6 +13975,17 @@
             </w:pPr>
             <w:r>
               <w:t xml:space="preserve">6.08 [3.65–10.1]</w:t>
+            </w:r>
+          </w:p>
+        </w:tc>
+        <w:tc>
+          <w:tcPr/>
+          <w:p>
+            <w:pPr>
+              <w:pStyle w:val="Compact"/>
+            </w:pPr>
+            <w:r>
+              <w:t xml:space="preserve">3.6e-12*</w:t>
             </w:r>
           </w:p>
         </w:tc>
@@ -11386,6 +14046,17 @@
               <w:pStyle w:val="Compact"/>
             </w:pPr>
             <w:r>
+              <w:t xml:space="preserve">3.8e-16*</w:t>
+            </w:r>
+          </w:p>
+        </w:tc>
+        <w:tc>
+          <w:tcPr/>
+          <w:p>
+            <w:pPr>
+              <w:pStyle w:val="Compact"/>
+            </w:pPr>
+            <w:r>
               <w:t xml:space="preserve">0.8% / 0.1%</w:t>
             </w:r>
           </w:p>
@@ -11398,6 +14069,17 @@
             </w:pPr>
             <w:r>
               <w:t xml:space="preserve">4.48 [2.27–8.84]</w:t>
+            </w:r>
+          </w:p>
+        </w:tc>
+        <w:tc>
+          <w:tcPr/>
+          <w:p>
+            <w:pPr>
+              <w:pStyle w:val="Compact"/>
+            </w:pPr>
+            <w:r>
+              <w:t xml:space="preserve">1.6e-05*</w:t>
             </w:r>
           </w:p>
         </w:tc>
@@ -11458,6 +14140,17 @@
               <w:pStyle w:val="Compact"/>
             </w:pPr>
             <w:r>
+              <w:t xml:space="preserve">2.5e-91*</w:t>
+            </w:r>
+          </w:p>
+        </w:tc>
+        <w:tc>
+          <w:tcPr/>
+          <w:p>
+            <w:pPr>
+              <w:pStyle w:val="Compact"/>
+            </w:pPr>
+            <w:r>
               <w:t xml:space="preserve">8.8% / 2.1%</w:t>
             </w:r>
           </w:p>
@@ -11470,6 +14163,17 @@
             </w:pPr>
             <w:r>
               <w:t xml:space="preserve">4.37 [3.63–5.25]</w:t>
+            </w:r>
+          </w:p>
+        </w:tc>
+        <w:tc>
+          <w:tcPr/>
+          <w:p>
+            <w:pPr>
+              <w:pStyle w:val="Compact"/>
+            </w:pPr>
+            <w:r>
+              <w:t xml:space="preserve">1.6e-55*</w:t>
             </w:r>
           </w:p>
         </w:tc>
@@ -11530,6 +14234,17 @@
               <w:pStyle w:val="Compact"/>
             </w:pPr>
             <w:r>
+              <w:t xml:space="preserve">1.7e-30*</w:t>
+            </w:r>
+          </w:p>
+        </w:tc>
+        <w:tc>
+          <w:tcPr/>
+          <w:p>
+            <w:pPr>
+              <w:pStyle w:val="Compact"/>
+            </w:pPr>
+            <w:r>
               <w:t xml:space="preserve">2.7% / 0.6%</w:t>
             </w:r>
           </w:p>
@@ -11542,6 +14257,17 @@
             </w:pPr>
             <w:r>
               <w:t xml:space="preserve">4.92 [3.71–6.52]</w:t>
+            </w:r>
+          </w:p>
+        </w:tc>
+        <w:tc>
+          <w:tcPr/>
+          <w:p>
+            <w:pPr>
+              <w:pStyle w:val="Compact"/>
+            </w:pPr>
+            <w:r>
+              <w:t xml:space="preserve">2e-28*</w:t>
             </w:r>
           </w:p>
         </w:tc>
@@ -11602,6 +14328,17 @@
               <w:pStyle w:val="Compact"/>
             </w:pPr>
             <w:r>
+              <w:t xml:space="preserve">1.9e-16*</w:t>
+            </w:r>
+          </w:p>
+        </w:tc>
+        <w:tc>
+          <w:tcPr/>
+          <w:p>
+            <w:pPr>
+              <w:pStyle w:val="Compact"/>
+            </w:pPr>
+            <w:r>
               <w:t xml:space="preserve">1.3% / 0.3%</w:t>
             </w:r>
           </w:p>
@@ -11614,6 +14351,17 @@
             </w:pPr>
             <w:r>
               <w:t xml:space="preserve">4.43 [2.94–6.66]</w:t>
+            </w:r>
+          </w:p>
+        </w:tc>
+        <w:tc>
+          <w:tcPr/>
+          <w:p>
+            <w:pPr>
+              <w:pStyle w:val="Compact"/>
+            </w:pPr>
+            <w:r>
+              <w:t xml:space="preserve">1e-12*</w:t>
             </w:r>
           </w:p>
         </w:tc>
@@ -11648,7 +14396,7 @@
               <w:pStyle w:val="Compact"/>
             </w:pPr>
             <w:r>
-              <w:t xml:space="preserve"> ↳ Trigeminal neuralgia</w:t>
+              <w:t xml:space="preserve">↳ Trigeminal neuralgia</w:t>
             </w:r>
           </w:p>
         </w:tc>
@@ -11670,6 +14418,17 @@
               <w:pStyle w:val="Compact"/>
             </w:pPr>
             <w:r>
+              <w:t xml:space="preserve">2.2e-11*</w:t>
+            </w:r>
+          </w:p>
+        </w:tc>
+        <w:tc>
+          <w:tcPr/>
+          <w:p>
+            <w:pPr>
+              <w:pStyle w:val="Compact"/>
+            </w:pPr>
+            <w:r>
               <w:t xml:space="preserve">0.9% / 0.2%</w:t>
             </w:r>
           </w:p>
@@ -11682,6 +14441,17 @@
             </w:pPr>
             <w:r>
               <w:t xml:space="preserve">3.77 [2.37–6.01]</w:t>
+            </w:r>
+          </w:p>
+        </w:tc>
+        <w:tc>
+          <w:tcPr/>
+          <w:p>
+            <w:pPr>
+              <w:pStyle w:val="Compact"/>
+            </w:pPr>
+            <w:r>
+              <w:t xml:space="preserve">2.2e-08*</w:t>
             </w:r>
           </w:p>
         </w:tc>
@@ -11742,6 +14512,17 @@
               <w:pStyle w:val="Compact"/>
             </w:pPr>
             <w:r>
+              <w:t xml:space="preserve">1.1e-33*</w:t>
+            </w:r>
+          </w:p>
+        </w:tc>
+        <w:tc>
+          <w:tcPr/>
+          <w:p>
+            <w:pPr>
+              <w:pStyle w:val="Compact"/>
+            </w:pPr>
+            <w:r>
               <w:t xml:space="preserve">3.3% / 0.8%</w:t>
             </w:r>
           </w:p>
@@ -11754,6 +14535,17 @@
             </w:pPr>
             <w:r>
               <w:t xml:space="preserve">4.08 [3.07–5.41]</w:t>
+            </w:r>
+          </w:p>
+        </w:tc>
+        <w:tc>
+          <w:tcPr/>
+          <w:p>
+            <w:pPr>
+              <w:pStyle w:val="Compact"/>
+            </w:pPr>
+            <w:r>
+              <w:t xml:space="preserve">2.5e-22*</w:t>
             </w:r>
           </w:p>
         </w:tc>
@@ -11788,7 +14580,7 @@
               <w:pStyle w:val="Compact"/>
             </w:pPr>
             <w:r>
-              <w:t xml:space="preserve"> ↳ Hyperhidrosis</w:t>
+              <w:t xml:space="preserve">↳ Hyperhidrosis</w:t>
             </w:r>
           </w:p>
         </w:tc>
@@ -11810,6 +14602,17 @@
               <w:pStyle w:val="Compact"/>
             </w:pPr>
             <w:r>
+              <w:t xml:space="preserve">3.3e-30*</w:t>
+            </w:r>
+          </w:p>
+        </w:tc>
+        <w:tc>
+          <w:tcPr/>
+          <w:p>
+            <w:pPr>
+              <w:pStyle w:val="Compact"/>
+            </w:pPr>
+            <w:r>
               <w:t xml:space="preserve">2.7% / 0.6%</w:t>
             </w:r>
           </w:p>
@@ -11822,6 +14625,17 @@
             </w:pPr>
             <w:r>
               <w:t xml:space="preserve">4.09 [2.99–5.61]</w:t>
+            </w:r>
+          </w:p>
+        </w:tc>
+        <w:tc>
+          <w:tcPr/>
+          <w:p>
+            <w:pPr>
+              <w:pStyle w:val="Compact"/>
+            </w:pPr>
+            <w:r>
+              <w:t xml:space="preserve">1.7e-18*</w:t>
             </w:r>
           </w:p>
         </w:tc>
@@ -11856,7 +14670,7 @@
               <w:pStyle w:val="Compact"/>
             </w:pPr>
             <w:r>
-              <w:t xml:space="preserve">  ↳ Generalized hyperhidrosis</w:t>
+              <w:t xml:space="preserve">↳ Generalized hyperhidrosis</w:t>
             </w:r>
           </w:p>
         </w:tc>
@@ -11878,6 +14692,17 @@
               <w:pStyle w:val="Compact"/>
             </w:pPr>
             <w:r>
+              <w:t xml:space="preserve">2.1e-31*</w:t>
+            </w:r>
+          </w:p>
+        </w:tc>
+        <w:tc>
+          <w:tcPr/>
+          <w:p>
+            <w:pPr>
+              <w:pStyle w:val="Compact"/>
+            </w:pPr>
+            <w:r>
               <w:t xml:space="preserve">2.7% / 0.6%</w:t>
             </w:r>
           </w:p>
@@ -11890,6 +14715,17 @@
             </w:pPr>
             <w:r>
               <w:t xml:space="preserve">4.24 [3.08–5.84]</w:t>
+            </w:r>
+          </w:p>
+        </w:tc>
+        <w:tc>
+          <w:tcPr/>
+          <w:p>
+            <w:pPr>
+              <w:pStyle w:val="Compact"/>
+            </w:pPr>
+            <w:r>
+              <w:t xml:space="preserve">6.9e-19*</w:t>
             </w:r>
           </w:p>
         </w:tc>
@@ -11950,6 +14786,17 @@
               <w:pStyle w:val="Compact"/>
             </w:pPr>
             <w:r>
+              <w:t xml:space="preserve">7.1e-17*</w:t>
+            </w:r>
+          </w:p>
+        </w:tc>
+        <w:tc>
+          <w:tcPr/>
+          <w:p>
+            <w:pPr>
+              <w:pStyle w:val="Compact"/>
+            </w:pPr>
+            <w:r>
               <w:t xml:space="preserve">1.4% / 0.3%</w:t>
             </w:r>
           </w:p>
@@ -11962,6 +14809,17 @@
             </w:pPr>
             <w:r>
               <w:t xml:space="preserve">4.64 [3.07–7]</w:t>
+            </w:r>
+          </w:p>
+        </w:tc>
+        <w:tc>
+          <w:tcPr/>
+          <w:p>
+            <w:pPr>
+              <w:pStyle w:val="Compact"/>
+            </w:pPr>
+            <w:r>
+              <w:t xml:space="preserve">3e-13*</w:t>
             </w:r>
           </w:p>
         </w:tc>
@@ -12022,6 +14880,17 @@
               <w:pStyle w:val="Compact"/>
             </w:pPr>
             <w:r>
+              <w:t xml:space="preserve">0.00061</w:t>
+            </w:r>
+          </w:p>
+        </w:tc>
+        <w:tc>
+          <w:tcPr/>
+          <w:p>
+            <w:pPr>
+              <w:pStyle w:val="Compact"/>
+            </w:pPr>
+            <w:r>
               <w:t xml:space="preserve">&lt;11 / 0.1%</w:t>
             </w:r>
           </w:p>
@@ -12034,6 +14903,17 @@
             </w:pPr>
             <w:r>
               <w:t xml:space="preserve">4.17 [1.93–9]</w:t>
+            </w:r>
+          </w:p>
+        </w:tc>
+        <w:tc>
+          <w:tcPr/>
+          <w:p>
+            <w:pPr>
+              <w:pStyle w:val="Compact"/>
+            </w:pPr>
+            <w:r>
+              <w:t xml:space="preserve">0.0028</w:t>
             </w:r>
           </w:p>
         </w:tc>
@@ -12094,6 +14974,17 @@
               <w:pStyle w:val="Compact"/>
             </w:pPr>
             <w:r>
+              <w:t xml:space="preserve">4.8e-105*</w:t>
+            </w:r>
+          </w:p>
+        </w:tc>
+        <w:tc>
+          <w:tcPr/>
+          <w:p>
+            <w:pPr>
+              <w:pStyle w:val="Compact"/>
+            </w:pPr>
+            <w:r>
               <w:t xml:space="preserve">11.1% / 2.8%</w:t>
             </w:r>
           </w:p>
@@ -12106,6 +14997,17 @@
             </w:pPr>
             <w:r>
               <w:t xml:space="preserve">4.68 [4.02–5.45]</w:t>
+            </w:r>
+          </w:p>
+        </w:tc>
+        <w:tc>
+          <w:tcPr/>
+          <w:p>
+            <w:pPr>
+              <w:pStyle w:val="Compact"/>
+            </w:pPr>
+            <w:r>
+              <w:t xml:space="preserve">3.7e-88*</w:t>
             </w:r>
           </w:p>
         </w:tc>
@@ -12140,7 +15042,7 @@
               <w:pStyle w:val="Compact"/>
             </w:pPr>
             <w:r>
-              <w:t xml:space="preserve"> ↳ Irritable bowel syndrome</w:t>
+              <w:t xml:space="preserve">↳ Irritable bowel syndrome</w:t>
             </w:r>
           </w:p>
         </w:tc>
@@ -12162,6 +15064,17 @@
               <w:pStyle w:val="Compact"/>
             </w:pPr>
             <w:r>
+              <w:t xml:space="preserve">2.3e-88*</w:t>
+            </w:r>
+          </w:p>
+        </w:tc>
+        <w:tc>
+          <w:tcPr/>
+          <w:p>
+            <w:pPr>
+              <w:pStyle w:val="Compact"/>
+            </w:pPr>
+            <w:r>
               <w:t xml:space="preserve">9.9% / 2.6%</w:t>
             </w:r>
           </w:p>
@@ -12174,6 +15087,17 @@
             </w:pPr>
             <w:r>
               <w:t xml:space="preserve">4.45 [3.8–5.22]</w:t>
+            </w:r>
+          </w:p>
+        </w:tc>
+        <w:tc>
+          <w:tcPr/>
+          <w:p>
+            <w:pPr>
+              <w:pStyle w:val="Compact"/>
+            </w:pPr>
+            <w:r>
+              <w:t xml:space="preserve">1.4e-76*</w:t>
             </w:r>
           </w:p>
         </w:tc>
@@ -12234,6 +15158,17 @@
               <w:pStyle w:val="Compact"/>
             </w:pPr>
             <w:r>
+              <w:t xml:space="preserve">4.7e-25*</w:t>
+            </w:r>
+          </w:p>
+        </w:tc>
+        <w:tc>
+          <w:tcPr/>
+          <w:p>
+            <w:pPr>
+              <w:pStyle w:val="Compact"/>
+            </w:pPr>
+            <w:r>
               <w:t xml:space="preserve">2.3% / 0.5%</w:t>
             </w:r>
           </w:p>
@@ -12246,6 +15181,17 @@
             </w:pPr>
             <w:r>
               <w:t xml:space="preserve">4.95 [3.55–6.92]</w:t>
+            </w:r>
+          </w:p>
+        </w:tc>
+        <w:tc>
+          <w:tcPr/>
+          <w:p>
+            <w:pPr>
+              <w:pStyle w:val="Compact"/>
+            </w:pPr>
+            <w:r>
+              <w:t xml:space="preserve">6.4e-21*</w:t>
             </w:r>
           </w:p>
         </w:tc>
@@ -12306,6 +15252,17 @@
               <w:pStyle w:val="Compact"/>
             </w:pPr>
             <w:r>
+              <w:t xml:space="preserve">7.8e-10*</w:t>
+            </w:r>
+          </w:p>
+        </w:tc>
+        <w:tc>
+          <w:tcPr/>
+          <w:p>
+            <w:pPr>
+              <w:pStyle w:val="Compact"/>
+            </w:pPr>
+            <w:r>
               <w:t xml:space="preserve">0.8% / 0.2%</w:t>
             </w:r>
           </w:p>
@@ -12318,6 +15275,17 @@
             </w:pPr>
             <w:r>
               <w:t xml:space="preserve">7.04 [4.36–11.4]</w:t>
+            </w:r>
+          </w:p>
+        </w:tc>
+        <w:tc>
+          <w:tcPr/>
+          <w:p>
+            <w:pPr>
+              <w:pStyle w:val="Compact"/>
+            </w:pPr>
+            <w:r>
+              <w:t xml:space="preserve">1.3e-15*</w:t>
             </w:r>
           </w:p>
         </w:tc>
@@ -12378,6 +15346,17 @@
               <w:pStyle w:val="Compact"/>
             </w:pPr>
             <w:r>
+              <w:t xml:space="preserve">2e-16*</w:t>
+            </w:r>
+          </w:p>
+        </w:tc>
+        <w:tc>
+          <w:tcPr/>
+          <w:p>
+            <w:pPr>
+              <w:pStyle w:val="Compact"/>
+            </w:pPr>
+            <w:r>
               <w:t xml:space="preserve">1.5% / 0.4%</w:t>
             </w:r>
           </w:p>
@@ -12390,6 +15369,17 @@
             </w:pPr>
             <w:r>
               <w:t xml:space="preserve">5.33 [3.74–7.59]</w:t>
+            </w:r>
+          </w:p>
+        </w:tc>
+        <w:tc>
+          <w:tcPr/>
+          <w:p>
+            <w:pPr>
+              <w:pStyle w:val="Compact"/>
+            </w:pPr>
+            <w:r>
+              <w:t xml:space="preserve">2e-20*</w:t>
             </w:r>
           </w:p>
         </w:tc>
@@ -12450,6 +15440,17 @@
               <w:pStyle w:val="Compact"/>
             </w:pPr>
             <w:r>
+              <w:t xml:space="preserve">3.5e-14*</w:t>
+            </w:r>
+          </w:p>
+        </w:tc>
+        <w:tc>
+          <w:tcPr/>
+          <w:p>
+            <w:pPr>
+              <w:pStyle w:val="Compact"/>
+            </w:pPr>
+            <w:r>
               <w:t xml:space="preserve">1.3% / 0.3%</w:t>
             </w:r>
           </w:p>
@@ -12462,6 +15463,17 @@
             </w:pPr>
             <w:r>
               <w:t xml:space="preserve">6.46 [4.21–9.92]</w:t>
+            </w:r>
+          </w:p>
+        </w:tc>
+        <w:tc>
+          <w:tcPr/>
+          <w:p>
+            <w:pPr>
+              <w:pStyle w:val="Compact"/>
+            </w:pPr>
+            <w:r>
+              <w:t xml:space="preserve">1.5e-17*</w:t>
             </w:r>
           </w:p>
         </w:tc>
@@ -12522,6 +15534,17 @@
               <w:pStyle w:val="Compact"/>
             </w:pPr>
             <w:r>
+              <w:t xml:space="preserve">1.4e-12*</w:t>
+            </w:r>
+          </w:p>
+        </w:tc>
+        <w:tc>
+          <w:tcPr/>
+          <w:p>
+            <w:pPr>
+              <w:pStyle w:val="Compact"/>
+            </w:pPr>
+            <w:r>
               <w:t xml:space="preserve">1.4% / 0.4%</w:t>
             </w:r>
           </w:p>
@@ -12534,6 +15557,17 @@
             </w:pPr>
             <w:r>
               <w:t xml:space="preserve">4.27 [2.91–6.27]</w:t>
+            </w:r>
+          </w:p>
+        </w:tc>
+        <w:tc>
+          <w:tcPr/>
+          <w:p>
+            <w:pPr>
+              <w:pStyle w:val="Compact"/>
+            </w:pPr>
+            <w:r>
+              <w:t xml:space="preserve">2.3e-11*</w:t>
             </w:r>
           </w:p>
         </w:tc>
@@ -12568,7 +15602,7 @@
               <w:pStyle w:val="Compact"/>
             </w:pPr>
             <w:r>
-              <w:t xml:space="preserve"> ↳ Dry mouth</w:t>
+              <w:t xml:space="preserve">↳ Dry mouth</w:t>
             </w:r>
           </w:p>
         </w:tc>
@@ -12590,6 +15624,17 @@
               <w:pStyle w:val="Compact"/>
             </w:pPr>
             <w:r>
+              <w:t xml:space="preserve">5.2e-09*</w:t>
+            </w:r>
+          </w:p>
+        </w:tc>
+        <w:tc>
+          <w:tcPr/>
+          <w:p>
+            <w:pPr>
+              <w:pStyle w:val="Compact"/>
+            </w:pPr>
+            <w:r>
               <w:t xml:space="preserve">0.9% / 0.2%</w:t>
             </w:r>
           </w:p>
@@ -12602,6 +15647,17 @@
             </w:pPr>
             <w:r>
               <w:t xml:space="preserve">5.4 [3.43–8.53]</w:t>
+            </w:r>
+          </w:p>
+        </w:tc>
+        <w:tc>
+          <w:tcPr/>
+          <w:p>
+            <w:pPr>
+              <w:pStyle w:val="Compact"/>
+            </w:pPr>
+            <w:r>
+              <w:t xml:space="preserve">7e-11*</w:t>
             </w:r>
           </w:p>
         </w:tc>
@@ -12662,6 +15718,17 @@
               <w:pStyle w:val="Compact"/>
             </w:pPr>
             <w:r>
+              <w:t xml:space="preserve">2e-05*</w:t>
+            </w:r>
+          </w:p>
+        </w:tc>
+        <w:tc>
+          <w:tcPr/>
+          <w:p>
+            <w:pPr>
+              <w:pStyle w:val="Compact"/>
+            </w:pPr>
+            <w:r>
               <w:t xml:space="preserve">0.4% / 0.1%</w:t>
             </w:r>
           </w:p>
@@ -12674,6 +15741,17 @@
             </w:pPr>
             <w:r>
               <w:t xml:space="preserve">3.9 [2.07–7.35]</w:t>
+            </w:r>
+          </w:p>
+        </w:tc>
+        <w:tc>
+          <w:tcPr/>
+          <w:p>
+            <w:pPr>
+              <w:pStyle w:val="Compact"/>
+            </w:pPr>
+            <w:r>
+              <w:t xml:space="preserve">2.5e-05*</w:t>
             </w:r>
           </w:p>
         </w:tc>
@@ -12708,7 +15786,7 @@
               <w:pStyle w:val="Compact"/>
             </w:pPr>
             <w:r>
-              <w:t xml:space="preserve"> ↳ Chronic inflammatory demyelinating polyneuritis</w:t>
+              <w:t xml:space="preserve">↳ Chronic inflammatory demyelinating polyneuritis</w:t>
             </w:r>
           </w:p>
         </w:tc>
@@ -12730,6 +15808,17 @@
               <w:pStyle w:val="Compact"/>
             </w:pPr>
             <w:r>
+              <w:t xml:space="preserve">0.001</w:t>
+            </w:r>
+          </w:p>
+        </w:tc>
+        <w:tc>
+          <w:tcPr/>
+          <w:p>
+            <w:pPr>
+              <w:pStyle w:val="Compact"/>
+            </w:pPr>
+            <w:r>
               <w:t xml:space="preserve">&lt;11 / 0.1%</w:t>
             </w:r>
           </w:p>
@@ -12742,6 +15831,17 @@
             </w:pPr>
             <w:r>
               <w:t xml:space="preserve">5.98 [2.49–14.4]</w:t>
+            </w:r>
+          </w:p>
+        </w:tc>
+        <w:tc>
+          <w:tcPr/>
+          <w:p>
+            <w:pPr>
+              <w:pStyle w:val="Compact"/>
+            </w:pPr>
+            <w:r>
+              <w:t xml:space="preserve">6.3e-05</w:t>
             </w:r>
           </w:p>
         </w:tc>
@@ -12802,6 +15902,17 @@
               <w:pStyle w:val="Compact"/>
             </w:pPr>
             <w:r>
+              <w:t xml:space="preserve">6.9e-07*</w:t>
+            </w:r>
+          </w:p>
+        </w:tc>
+        <w:tc>
+          <w:tcPr/>
+          <w:p>
+            <w:pPr>
+              <w:pStyle w:val="Compact"/>
+            </w:pPr>
+            <w:r>
               <w:t xml:space="preserve">0.5% / 0.2%</w:t>
             </w:r>
           </w:p>
@@ -12814,6 +15925,17 @@
             </w:pPr>
             <w:r>
               <w:t xml:space="preserve">4.98 [2.74–9.06]</w:t>
+            </w:r>
+          </w:p>
+        </w:tc>
+        <w:tc>
+          <w:tcPr/>
+          <w:p>
+            <w:pPr>
+              <w:pStyle w:val="Compact"/>
+            </w:pPr>
+            <w:r>
+              <w:t xml:space="preserve">5.9e-06*</w:t>
             </w:r>
           </w:p>
         </w:tc>
@@ -12874,6 +15996,17 @@
               <w:pStyle w:val="Compact"/>
             </w:pPr>
             <w:r>
+              <w:t xml:space="preserve">0.00031</w:t>
+            </w:r>
+          </w:p>
+        </w:tc>
+        <w:tc>
+          <w:tcPr/>
+          <w:p>
+            <w:pPr>
+              <w:pStyle w:val="Compact"/>
+            </w:pPr>
+            <w:r>
               <w:t xml:space="preserve">0.3% / 0.1%</w:t>
             </w:r>
           </w:p>
@@ -12886,6 +16019,17 @@
             </w:pPr>
             <w:r>
               <w:t xml:space="preserve">4.79 [2.49–9.2]</w:t>
+            </w:r>
+          </w:p>
+        </w:tc>
+        <w:tc>
+          <w:tcPr/>
+          <w:p>
+            <w:pPr>
+              <w:pStyle w:val="Compact"/>
+            </w:pPr>
+            <w:r>
+              <w:t xml:space="preserve">6e-05</w:t>
             </w:r>
           </w:p>
         </w:tc>
@@ -12946,6 +16090,17 @@
               <w:pStyle w:val="Compact"/>
             </w:pPr>
             <w:r>
+              <w:t xml:space="preserve">1.3e-08*</w:t>
+            </w:r>
+          </w:p>
+        </w:tc>
+        <w:tc>
+          <w:tcPr/>
+          <w:p>
+            <w:pPr>
+              <w:pStyle w:val="Compact"/>
+            </w:pPr>
+            <w:r>
               <w:t xml:space="preserve">0.5% / 0.1%</w:t>
             </w:r>
           </w:p>
@@ -12958,6 +16113,17 @@
             </w:pPr>
             <w:r>
               <w:t xml:space="preserve">3.79 [1.84–7.81]</w:t>
+            </w:r>
+          </w:p>
+        </w:tc>
+        <w:tc>
+          <w:tcPr/>
+          <w:p>
+            <w:pPr>
+              <w:pStyle w:val="Compact"/>
+            </w:pPr>
+            <w:r>
+              <w:t xml:space="preserve">0.0022</w:t>
             </w:r>
           </w:p>
         </w:tc>
@@ -13018,6 +16184,17 @@
               <w:pStyle w:val="Compact"/>
             </w:pPr>
             <w:r>
+              <w:t xml:space="preserve">8.6e-132*</w:t>
+            </w:r>
+          </w:p>
+        </w:tc>
+        <w:tc>
+          <w:tcPr/>
+          <w:p>
+            <w:pPr>
+              <w:pStyle w:val="Compact"/>
+            </w:pPr>
+            <w:r>
               <w:t xml:space="preserve">17.3% / 5.3%</w:t>
             </w:r>
           </w:p>
@@ -13030,6 +16207,17 @@
             </w:pPr>
             <w:r>
               <w:t xml:space="preserve">4.21 [3.73–4.75]</w:t>
+            </w:r>
+          </w:p>
+        </w:tc>
+        <w:tc>
+          <w:tcPr/>
+          <w:p>
+            <w:pPr>
+              <w:pStyle w:val="Compact"/>
+            </w:pPr>
+            <w:r>
+              <w:t xml:space="preserve">1.3e-119*</w:t>
             </w:r>
           </w:p>
         </w:tc>
@@ -13090,6 +16278,17 @@
               <w:pStyle w:val="Compact"/>
             </w:pPr>
             <w:r>
+              <w:t xml:space="preserve">7.6e-16*</w:t>
+            </w:r>
+          </w:p>
+        </w:tc>
+        <w:tc>
+          <w:tcPr/>
+          <w:p>
+            <w:pPr>
+              <w:pStyle w:val="Compact"/>
+            </w:pPr>
+            <w:r>
               <w:t xml:space="preserve">1.5% / 0.4%</w:t>
             </w:r>
           </w:p>
@@ -13102,6 +16301,17 @@
             </w:pPr>
             <w:r>
               <w:t xml:space="preserve">4.74 [3.22–6.98]</w:t>
+            </w:r>
+          </w:p>
+        </w:tc>
+        <w:tc>
+          <w:tcPr/>
+          <w:p>
+            <w:pPr>
+              <w:pStyle w:val="Compact"/>
+            </w:pPr>
+            <w:r>
+              <w:t xml:space="preserve">2.7e-15*</w:t>
             </w:r>
           </w:p>
         </w:tc>
@@ -13162,6 +16372,17 @@
               <w:pStyle w:val="Compact"/>
             </w:pPr>
             <w:r>
+              <w:t xml:space="preserve">2.7e-05*</w:t>
+            </w:r>
+          </w:p>
+        </w:tc>
+        <w:tc>
+          <w:tcPr/>
+          <w:p>
+            <w:pPr>
+              <w:pStyle w:val="Compact"/>
+            </w:pPr>
+            <w:r>
               <w:t xml:space="preserve">0.5% / 0.1%</w:t>
             </w:r>
           </w:p>
@@ -13174,6 +16395,17 @@
             </w:pPr>
             <w:r>
               <w:t xml:space="preserve">6.82 [3.17–14.7]</w:t>
+            </w:r>
+          </w:p>
+        </w:tc>
+        <w:tc>
+          <w:tcPr/>
+          <w:p>
+            <w:pPr>
+              <w:pStyle w:val="Compact"/>
+            </w:pPr>
+            <w:r>
+              <w:t xml:space="preserve">8.9e-07*</w:t>
             </w:r>
           </w:p>
         </w:tc>
@@ -13234,6 +16466,17 @@
               <w:pStyle w:val="Compact"/>
             </w:pPr>
             <w:r>
+              <w:t xml:space="preserve">7.6e-07*</w:t>
+            </w:r>
+          </w:p>
+        </w:tc>
+        <w:tc>
+          <w:tcPr/>
+          <w:p>
+            <w:pPr>
+              <w:pStyle w:val="Compact"/>
+            </w:pPr>
+            <w:r>
               <w:t xml:space="preserve">0.6% / 0.2%</w:t>
             </w:r>
           </w:p>
@@ -13246,6 +16489,17 @@
             </w:pPr>
             <w:r>
               <w:t xml:space="preserve">4.2 [2.17–8.12]</w:t>
+            </w:r>
+          </w:p>
+        </w:tc>
+        <w:tc>
+          <w:tcPr/>
+          <w:p>
+            <w:pPr>
+              <w:pStyle w:val="Compact"/>
+            </w:pPr>
+            <w:r>
+              <w:t xml:space="preserve">2e-05*</w:t>
             </w:r>
           </w:p>
         </w:tc>
@@ -13306,6 +16560,17 @@
               <w:pStyle w:val="Compact"/>
             </w:pPr>
             <w:r>
+              <w:t xml:space="preserve">3.4e-23*</w:t>
+            </w:r>
+          </w:p>
+        </w:tc>
+        <w:tc>
+          <w:tcPr/>
+          <w:p>
+            <w:pPr>
+              <w:pStyle w:val="Compact"/>
+            </w:pPr>
+            <w:r>
               <w:t xml:space="preserve">2.7% / 0.9%</w:t>
             </w:r>
           </w:p>
@@ -13318,6 +16583,17 @@
             </w:pPr>
             <w:r>
               <w:t xml:space="preserve">4.29 [3.29–5.6]</w:t>
+            </w:r>
+          </w:p>
+        </w:tc>
+        <w:tc>
+          <w:tcPr/>
+          <w:p>
+            <w:pPr>
+              <w:pStyle w:val="Compact"/>
+            </w:pPr>
+            <w:r>
+              <w:t xml:space="preserve">6.4e-27*</w:t>
             </w:r>
           </w:p>
         </w:tc>
@@ -13352,7 +16628,7 @@
               <w:pStyle w:val="Compact"/>
             </w:pPr>
             <w:r>
-              <w:t xml:space="preserve"> ↳ Dysphonia</w:t>
+              <w:t xml:space="preserve">↳ Dysphonia</w:t>
             </w:r>
           </w:p>
         </w:tc>
@@ -13374,6 +16650,17 @@
               <w:pStyle w:val="Compact"/>
             </w:pPr>
             <w:r>
+              <w:t xml:space="preserve">6e-23*</w:t>
+            </w:r>
+          </w:p>
+        </w:tc>
+        <w:tc>
+          <w:tcPr/>
+          <w:p>
+            <w:pPr>
+              <w:pStyle w:val="Compact"/>
+            </w:pPr>
+            <w:r>
               <w:t xml:space="preserve">2.4% / 0.7%</w:t>
             </w:r>
           </w:p>
@@ -13386,6 +16673,17 @@
             </w:pPr>
             <w:r>
               <w:t xml:space="preserve">4.72 [3.58–6.22]</w:t>
+            </w:r>
+          </w:p>
+        </w:tc>
+        <w:tc>
+          <w:tcPr/>
+          <w:p>
+            <w:pPr>
+              <w:pStyle w:val="Compact"/>
+            </w:pPr>
+            <w:r>
+              <w:t xml:space="preserve">4.9e-28*</w:t>
             </w:r>
           </w:p>
         </w:tc>
@@ -13446,6 +16744,17 @@
               <w:pStyle w:val="Compact"/>
             </w:pPr>
             <w:r>
+              <w:t xml:space="preserve">1.6e-13*</w:t>
+            </w:r>
+          </w:p>
+        </w:tc>
+        <w:tc>
+          <w:tcPr/>
+          <w:p>
+            <w:pPr>
+              <w:pStyle w:val="Compact"/>
+            </w:pPr>
+            <w:r>
               <w:t xml:space="preserve">1.6% / 0.5%</w:t>
             </w:r>
           </w:p>
@@ -13458,6 +16767,17 @@
             </w:pPr>
             <w:r>
               <w:t xml:space="preserve">3.86 [2.79–5.33]</w:t>
+            </w:r>
+          </w:p>
+        </w:tc>
+        <w:tc>
+          <w:tcPr/>
+          <w:p>
+            <w:pPr>
+              <w:pStyle w:val="Compact"/>
+            </w:pPr>
+            <w:r>
+              <w:t xml:space="preserve">2.5e-16*</w:t>
             </w:r>
           </w:p>
         </w:tc>
@@ -13492,7 +16812,7 @@
               <w:pStyle w:val="Compact"/>
             </w:pPr>
             <w:r>
-              <w:t xml:space="preserve"> ↳ Conversion disorder</w:t>
+              <w:t xml:space="preserve">↳ Conversion disorder</w:t>
             </w:r>
           </w:p>
         </w:tc>
@@ -13514,6 +16834,17 @@
               <w:pStyle w:val="Compact"/>
             </w:pPr>
             <w:r>
+              <w:t xml:space="preserve">1.5e-07*</w:t>
+            </w:r>
+          </w:p>
+        </w:tc>
+        <w:tc>
+          <w:tcPr/>
+          <w:p>
+            <w:pPr>
+              <w:pStyle w:val="Compact"/>
+            </w:pPr>
+            <w:r>
               <w:t xml:space="preserve">0.7% / 0.2%</w:t>
             </w:r>
           </w:p>
@@ -13526,6 +16857,17 @@
             </w:pPr>
             <w:r>
               <w:t xml:space="preserve">4.62 [2.98–7.16]</w:t>
+            </w:r>
+          </w:p>
+        </w:tc>
+        <w:tc>
+          <w:tcPr/>
+          <w:p>
+            <w:pPr>
+              <w:pStyle w:val="Compact"/>
+            </w:pPr>
+            <w:r>
+              <w:t xml:space="preserve">7.7e-12*</w:t>
             </w:r>
           </w:p>
         </w:tc>
@@ -13586,6 +16928,17 @@
               <w:pStyle w:val="Compact"/>
             </w:pPr>
             <w:r>
+              <w:t xml:space="preserve">5.7e-06*</w:t>
+            </w:r>
+          </w:p>
+        </w:tc>
+        <w:tc>
+          <w:tcPr/>
+          <w:p>
+            <w:pPr>
+              <w:pStyle w:val="Compact"/>
+            </w:pPr>
+            <w:r>
               <w:t xml:space="preserve">0.6% / 0.1%</w:t>
             </w:r>
           </w:p>
@@ -13598,6 +16951,17 @@
             </w:pPr>
             <w:r>
               <w:t xml:space="preserve">3.51 [1.83–6.72]</w:t>
+            </w:r>
+          </w:p>
+        </w:tc>
+        <w:tc>
+          <w:tcPr/>
+          <w:p>
+            <w:pPr>
+              <w:pStyle w:val="Compact"/>
+            </w:pPr>
+            <w:r>
+              <w:t xml:space="preserve">0.001</w:t>
             </w:r>
           </w:p>
         </w:tc>
@@ -13658,6 +17022,17 @@
               <w:pStyle w:val="Compact"/>
             </w:pPr>
             <w:r>
+              <w:t xml:space="preserve">9.6e-28*</w:t>
+            </w:r>
+          </w:p>
+        </w:tc>
+        <w:tc>
+          <w:tcPr/>
+          <w:p>
+            <w:pPr>
+              <w:pStyle w:val="Compact"/>
+            </w:pPr>
+            <w:r>
               <w:t xml:space="preserve">3.1% / 0.9%</w:t>
             </w:r>
           </w:p>
@@ -13670,6 +17045,17 @@
             </w:pPr>
             <w:r>
               <w:t xml:space="preserve">4.89 [3.74–6.4]</w:t>
+            </w:r>
+          </w:p>
+        </w:tc>
+        <w:tc>
+          <w:tcPr/>
+          <w:p>
+            <w:pPr>
+              <w:pStyle w:val="Compact"/>
+            </w:pPr>
+            <w:r>
+              <w:t xml:space="preserve">4.2e-31*</w:t>
             </w:r>
           </w:p>
         </w:tc>
@@ -13730,6 +17116,17 @@
               <w:pStyle w:val="Compact"/>
             </w:pPr>
             <w:r>
+              <w:t xml:space="preserve">7.6e-50*</w:t>
+            </w:r>
+          </w:p>
+        </w:tc>
+        <w:tc>
+          <w:tcPr/>
+          <w:p>
+            <w:pPr>
+              <w:pStyle w:val="Compact"/>
+            </w:pPr>
+            <w:r>
               <w:t xml:space="preserve">6.0% / 1.7%</w:t>
             </w:r>
           </w:p>
@@ -13742,6 +17139,17 @@
             </w:pPr>
             <w:r>
               <w:t xml:space="preserve">3.89 [3.24–4.67]</w:t>
+            </w:r>
+          </w:p>
+        </w:tc>
+        <w:tc>
+          <w:tcPr/>
+          <w:p>
+            <w:pPr>
+              <w:pStyle w:val="Compact"/>
+            </w:pPr>
+            <w:r>
+              <w:t xml:space="preserve">2.8e-48*</w:t>
             </w:r>
           </w:p>
         </w:tc>
@@ -13802,6 +17210,17 @@
               <w:pStyle w:val="Compact"/>
             </w:pPr>
             <w:r>
+              <w:t xml:space="preserve">1.1e-06*</w:t>
+            </w:r>
+          </w:p>
+        </w:tc>
+        <w:tc>
+          <w:tcPr/>
+          <w:p>
+            <w:pPr>
+              <w:pStyle w:val="Compact"/>
+            </w:pPr>
+            <w:r>
               <w:t xml:space="preserve">0.7% / 0.2%</w:t>
             </w:r>
           </w:p>
@@ -13814,6 +17233,17 @@
             </w:pPr>
             <w:r>
               <w:t xml:space="preserve">4.52 [2.77–7.36]</w:t>
+            </w:r>
+          </w:p>
+        </w:tc>
+        <w:tc>
+          <w:tcPr/>
+          <w:p>
+            <w:pPr>
+              <w:pStyle w:val="Compact"/>
+            </w:pPr>
+            <w:r>
+              <w:t xml:space="preserve">8.6e-08*</w:t>
             </w:r>
           </w:p>
         </w:tc>
@@ -13874,6 +17304,17 @@
               <w:pStyle w:val="Compact"/>
             </w:pPr>
             <w:r>
+              <w:t xml:space="preserve">3.4e-46*</w:t>
+            </w:r>
+          </w:p>
+        </w:tc>
+        <w:tc>
+          <w:tcPr/>
+          <w:p>
+            <w:pPr>
+              <w:pStyle w:val="Compact"/>
+            </w:pPr>
+            <w:r>
               <w:t xml:space="preserve">5.6% / 1.5%</w:t>
             </w:r>
           </w:p>
@@ -13886,6 +17327,17 @@
             </w:pPr>
             <w:r>
               <w:t xml:space="preserve">3.68 [3.07–4.41]</w:t>
+            </w:r>
+          </w:p>
+        </w:tc>
+        <w:tc>
+          <w:tcPr/>
+          <w:p>
+            <w:pPr>
+              <w:pStyle w:val="Compact"/>
+            </w:pPr>
+            <w:r>
+              <w:t xml:space="preserve">1.8e-45*</w:t>
             </w:r>
           </w:p>
         </w:tc>
@@ -13946,6 +17398,17 @@
               <w:pStyle w:val="Compact"/>
             </w:pPr>
             <w:r>
+              <w:t xml:space="preserve">9.8e-07*</w:t>
+            </w:r>
+          </w:p>
+        </w:tc>
+        <w:tc>
+          <w:tcPr/>
+          <w:p>
+            <w:pPr>
+              <w:pStyle w:val="Compact"/>
+            </w:pPr>
+            <w:r>
               <w:t xml:space="preserve">0.6% / 0.2%</w:t>
             </w:r>
           </w:p>
@@ -13958,6 +17421,17 @@
             </w:pPr>
             <w:r>
               <w:t xml:space="preserve">3.99 [2.38–6.68]</w:t>
+            </w:r>
+          </w:p>
+        </w:tc>
+        <w:tc>
+          <w:tcPr/>
+          <w:p>
+            <w:pPr>
+              <w:pStyle w:val="Compact"/>
+            </w:pPr>
+            <w:r>
+              <w:t xml:space="preserve">1.4e-07*</w:t>
             </w:r>
           </w:p>
         </w:tc>
@@ -14018,6 +17492,17 @@
               <w:pStyle w:val="Compact"/>
             </w:pPr>
             <w:r>
+              <w:t xml:space="preserve">4e-08*</w:t>
+            </w:r>
+          </w:p>
+        </w:tc>
+        <w:tc>
+          <w:tcPr/>
+          <w:p>
+            <w:pPr>
+              <w:pStyle w:val="Compact"/>
+            </w:pPr>
+            <w:r>
               <w:t xml:space="preserve">0.8% / 0.2%</w:t>
             </w:r>
           </w:p>
@@ -14030,6 +17515,17 @@
             </w:pPr>
             <w:r>
               <w:t xml:space="preserve">4.38 [2.53–7.57]</w:t>
+            </w:r>
+          </w:p>
+        </w:tc>
+        <w:tc>
+          <w:tcPr/>
+          <w:p>
+            <w:pPr>
+              <w:pStyle w:val="Compact"/>
+            </w:pPr>
+            <w:r>
+              <w:t xml:space="preserve">1.2e-07*</w:t>
             </w:r>
           </w:p>
         </w:tc>
@@ -14090,6 +17586,17 @@
               <w:pStyle w:val="Compact"/>
             </w:pPr>
             <w:r>
+              <w:t xml:space="preserve">1.8e-09*</w:t>
+            </w:r>
+          </w:p>
+        </w:tc>
+        <w:tc>
+          <w:tcPr/>
+          <w:p>
+            <w:pPr>
+              <w:pStyle w:val="Compact"/>
+            </w:pPr>
+            <w:r>
               <w:t xml:space="preserve">1.0% / 0.3%</w:t>
             </w:r>
           </w:p>
@@ -14102,6 +17609,17 @@
             </w:pPr>
             <w:r>
               <w:t xml:space="preserve">4.87 [2.9–8.17]</w:t>
+            </w:r>
+          </w:p>
+        </w:tc>
+        <w:tc>
+          <w:tcPr/>
+          <w:p>
+            <w:pPr>
+              <w:pStyle w:val="Compact"/>
+            </w:pPr>
+            <w:r>
+              <w:t xml:space="preserve">2.2e-09*</w:t>
             </w:r>
           </w:p>
         </w:tc>
@@ -14162,6 +17680,17 @@
               <w:pStyle w:val="Compact"/>
             </w:pPr>
             <w:r>
+              <w:t xml:space="preserve">8.2e-10*</w:t>
+            </w:r>
+          </w:p>
+        </w:tc>
+        <w:tc>
+          <w:tcPr/>
+          <w:p>
+            <w:pPr>
+              <w:pStyle w:val="Compact"/>
+            </w:pPr>
+            <w:r>
               <w:t xml:space="preserve">1.0% / 0.3%</w:t>
             </w:r>
           </w:p>
@@ -14174,6 +17703,17 @@
             </w:pPr>
             <w:r>
               <w:t xml:space="preserve">3.76 [2.28–6.2]</w:t>
+            </w:r>
+          </w:p>
+        </w:tc>
+        <w:tc>
+          <w:tcPr/>
+          <w:p>
+            <w:pPr>
+              <w:pStyle w:val="Compact"/>
+            </w:pPr>
+            <w:r>
+              <w:t xml:space="preserve">2.2e-07*</w:t>
             </w:r>
           </w:p>
         </w:tc>
@@ -14234,6 +17774,17 @@
               <w:pStyle w:val="Compact"/>
             </w:pPr>
             <w:r>
+              <w:t xml:space="preserve">0.0021</w:t>
+            </w:r>
+          </w:p>
+        </w:tc>
+        <w:tc>
+          <w:tcPr/>
+          <w:p>
+            <w:pPr>
+              <w:pStyle w:val="Compact"/>
+            </w:pPr>
+            <w:r>
               <w:t xml:space="preserve">0.3% / 0.1%</w:t>
             </w:r>
           </w:p>
@@ -14246,6 +17797,17 @@
             </w:pPr>
             <w:r>
               <w:t xml:space="preserve">8.58 [4.12–17.9]</w:t>
+            </w:r>
+          </w:p>
+        </w:tc>
+        <w:tc>
+          <w:tcPr/>
+          <w:p>
+            <w:pPr>
+              <w:pStyle w:val="Compact"/>
+            </w:pPr>
+            <w:r>
+              <w:t xml:space="preserve">1e-06*</w:t>
             </w:r>
           </w:p>
         </w:tc>
@@ -14306,6 +17868,17 @@
               <w:pStyle w:val="Compact"/>
             </w:pPr>
             <w:r>
+              <w:t xml:space="preserve">7.7e-26*</w:t>
+            </w:r>
+          </w:p>
+        </w:tc>
+        <w:tc>
+          <w:tcPr/>
+          <w:p>
+            <w:pPr>
+              <w:pStyle w:val="Compact"/>
+            </w:pPr>
+            <w:r>
               <w:t xml:space="preserve">3.1% / 0.9%</w:t>
             </w:r>
           </w:p>
@@ -14318,6 +17891,17 @@
             </w:pPr>
             <w:r>
               <w:t xml:space="preserve">3.92 [3.02–5.09]</w:t>
+            </w:r>
+          </w:p>
+        </w:tc>
+        <w:tc>
+          <w:tcPr/>
+          <w:p>
+            <w:pPr>
+              <w:pStyle w:val="Compact"/>
+            </w:pPr>
+            <w:r>
+              <w:t xml:space="preserve">8.2e-25*</w:t>
             </w:r>
           </w:p>
         </w:tc>
@@ -14378,6 +17962,17 @@
               <w:pStyle w:val="Compact"/>
             </w:pPr>
             <w:r>
+              <w:t xml:space="preserve">0.00059</w:t>
+            </w:r>
+          </w:p>
+        </w:tc>
+        <w:tc>
+          <w:tcPr/>
+          <w:p>
+            <w:pPr>
+              <w:pStyle w:val="Compact"/>
+            </w:pPr>
+            <w:r>
               <w:t xml:space="preserve">0.3% / 0.1%</w:t>
             </w:r>
           </w:p>
@@ -14390,6 +17985,17 @@
             </w:pPr>
             <w:r>
               <w:t xml:space="preserve">6.78 [3.56–12.9]</w:t>
+            </w:r>
+          </w:p>
+        </w:tc>
+        <w:tc>
+          <w:tcPr/>
+          <w:p>
+            <w:pPr>
+              <w:pStyle w:val="Compact"/>
+            </w:pPr>
+            <w:r>
+              <w:t xml:space="preserve">5.8e-07*</w:t>
             </w:r>
           </w:p>
         </w:tc>
@@ -14450,6 +18056,17 @@
               <w:pStyle w:val="Compact"/>
             </w:pPr>
             <w:r>
+              <w:t xml:space="preserve">0.00011</w:t>
+            </w:r>
+          </w:p>
+        </w:tc>
+        <w:tc>
+          <w:tcPr/>
+          <w:p>
+            <w:pPr>
+              <w:pStyle w:val="Compact"/>
+            </w:pPr>
+            <w:r>
               <w:t xml:space="preserve">0.4% / 0.2%</w:t>
             </w:r>
           </w:p>
@@ -14462,6 +18079,17 @@
             </w:pPr>
             <w:r>
               <w:t xml:space="preserve">5.14 [2.98–8.87]</w:t>
+            </w:r>
+          </w:p>
+        </w:tc>
+        <w:tc>
+          <w:tcPr/>
+          <w:p>
+            <w:pPr>
+              <w:pStyle w:val="Compact"/>
+            </w:pPr>
+            <w:r>
+              <w:t xml:space="preserve">4.2e-09*</w:t>
             </w:r>
           </w:p>
         </w:tc>
@@ -14496,7 +18124,7 @@
               <w:pStyle w:val="Compact"/>
             </w:pPr>
             <w:r>
-              <w:t xml:space="preserve"> ↳ Hereditary hemochromatosis</w:t>
+              <w:t xml:space="preserve">↳ Hereditary hemochromatosis</w:t>
             </w:r>
           </w:p>
         </w:tc>
@@ -14518,6 +18146,17 @@
               <w:pStyle w:val="Compact"/>
             </w:pPr>
             <w:r>
+              <w:t xml:space="preserve">0.00012</w:t>
+            </w:r>
+          </w:p>
+        </w:tc>
+        <w:tc>
+          <w:tcPr/>
+          <w:p>
+            <w:pPr>
+              <w:pStyle w:val="Compact"/>
+            </w:pPr>
+            <w:r>
               <w:t xml:space="preserve">0.4% / 0.1%</w:t>
             </w:r>
           </w:p>
@@ -14530,6 +18169,17 @@
             </w:pPr>
             <w:r>
               <w:t xml:space="preserve">4.01 [2.26–7.1]</w:t>
+            </w:r>
+          </w:p>
+        </w:tc>
+        <w:tc>
+          <w:tcPr/>
+          <w:p>
+            <w:pPr>
+              <w:pStyle w:val="Compact"/>
+            </w:pPr>
+            <w:r>
+              <w:t xml:space="preserve">4.6e-05</w:t>
             </w:r>
           </w:p>
         </w:tc>
@@ -14590,6 +18240,17 @@
               <w:pStyle w:val="Compact"/>
             </w:pPr>
             <w:r>
+              <w:t xml:space="preserve">3.5e-05</w:t>
+            </w:r>
+          </w:p>
+        </w:tc>
+        <w:tc>
+          <w:tcPr/>
+          <w:p>
+            <w:pPr>
+              <w:pStyle w:val="Compact"/>
+            </w:pPr>
+            <w:r>
               <w:t xml:space="preserve">0.5% / 0.1%</w:t>
             </w:r>
           </w:p>
@@ -14602,6 +18263,17 @@
             </w:pPr>
             <w:r>
               <w:t xml:space="preserve">5.62 [2.68–11.8]</w:t>
+            </w:r>
+          </w:p>
+        </w:tc>
+        <w:tc>
+          <w:tcPr/>
+          <w:p>
+            <w:pPr>
+              <w:pStyle w:val="Compact"/>
+            </w:pPr>
+            <w:r>
+              <w:t xml:space="preserve">5e-06*</w:t>
             </w:r>
           </w:p>
         </w:tc>
@@ -14662,6 +18334,17 @@
               <w:pStyle w:val="Compact"/>
             </w:pPr>
             <w:r>
+              <w:t xml:space="preserve">2.3e-12*</w:t>
+            </w:r>
+          </w:p>
+        </w:tc>
+        <w:tc>
+          <w:tcPr/>
+          <w:p>
+            <w:pPr>
+              <w:pStyle w:val="Compact"/>
+            </w:pPr>
+            <w:r>
               <w:t xml:space="preserve">1.4% / 0.4%</w:t>
             </w:r>
           </w:p>
@@ -14674,6 +18357,17 @@
             </w:pPr>
             <w:r>
               <w:t xml:space="preserve">3.66 [2.57–5.22]</w:t>
+            </w:r>
+          </w:p>
+        </w:tc>
+        <w:tc>
+          <w:tcPr/>
+          <w:p>
+            <w:pPr>
+              <w:pStyle w:val="Compact"/>
+            </w:pPr>
+            <w:r>
+              <w:t xml:space="preserve">7.8e-13*</w:t>
             </w:r>
           </w:p>
         </w:tc>
@@ -14734,6 +18428,17 @@
               <w:pStyle w:val="Compact"/>
             </w:pPr>
             <w:r>
+              <w:t xml:space="preserve">2.6e-17*</w:t>
+            </w:r>
+          </w:p>
+        </w:tc>
+        <w:tc>
+          <w:tcPr/>
+          <w:p>
+            <w:pPr>
+              <w:pStyle w:val="Compact"/>
+            </w:pPr>
+            <w:r>
               <w:t xml:space="preserve">2.1% / 0.6%</w:t>
             </w:r>
           </w:p>
@@ -14746,6 +18451,17 @@
             </w:pPr>
             <w:r>
               <w:t xml:space="preserve">4.33 [3.26–5.74]</w:t>
+            </w:r>
+          </w:p>
+        </w:tc>
+        <w:tc>
+          <w:tcPr/>
+          <w:p>
+            <w:pPr>
+              <w:pStyle w:val="Compact"/>
+            </w:pPr>
+            <w:r>
+              <w:t xml:space="preserve">3.2e-24*</w:t>
             </w:r>
           </w:p>
         </w:tc>
@@ -14806,6 +18522,17 @@
               <w:pStyle w:val="Compact"/>
             </w:pPr>
             <w:r>
+              <w:t xml:space="preserve">0.0041</w:t>
+            </w:r>
+          </w:p>
+        </w:tc>
+        <w:tc>
+          <w:tcPr/>
+          <w:p>
+            <w:pPr>
+              <w:pStyle w:val="Compact"/>
+            </w:pPr>
+            <w:r>
               <w:t xml:space="preserve">&lt;11 / 0.1%</w:t>
             </w:r>
           </w:p>
@@ -14828,7 +18555,206 @@
               <w:pStyle w:val="Compact"/>
             </w:pPr>
             <w:r>
+              <w:t xml:space="preserve">0.0044</w:t>
+            </w:r>
+          </w:p>
+        </w:tc>
+        <w:tc>
+          <w:tcPr/>
+          <w:p>
+            <w:pPr>
+              <w:pStyle w:val="Compact"/>
+            </w:pPr>
+            <w:r>
               <w:t xml:space="preserve">&lt;11 / 0.1%</w:t>
+            </w:r>
+          </w:p>
+        </w:tc>
+      </w:tr>
+      <w:tr>
+        <w:tc>
+          <w:tcPr/>
+          <w:p>
+            <w:pPr>
+              <w:pStyle w:val="Compact"/>
+            </w:pPr>
+            <w:r>
+              <w:t xml:space="preserve">CM_768</w:t>
+            </w:r>
+          </w:p>
+        </w:tc>
+        <w:tc>
+          <w:tcPr/>
+          <w:p>
+            <w:pPr>
+              <w:pStyle w:val="Compact"/>
+            </w:pPr>
+            <w:r>
+              <w:rPr>
+                <w:b/>
+                <w:bCs/>
+              </w:rPr>
+              <w:t xml:space="preserve">Congenital deformities of chest and bony thorax</w:t>
+            </w:r>
+          </w:p>
+        </w:tc>
+        <w:tc>
+          <w:tcPr/>
+          <w:p>
+            <w:pPr>
+              <w:pStyle w:val="Compact"/>
+            </w:pPr>
+            <w:r>
+              <w:t xml:space="preserve">3.16 [1.61–6.2]</w:t>
+            </w:r>
+          </w:p>
+        </w:tc>
+        <w:tc>
+          <w:tcPr/>
+          <w:p>
+            <w:pPr>
+              <w:pStyle w:val="Compact"/>
+            </w:pPr>
+            <w:r>
+              <w:t xml:space="preserve">0.0045</w:t>
+            </w:r>
+          </w:p>
+        </w:tc>
+        <w:tc>
+          <w:tcPr/>
+          <w:p>
+            <w:pPr>
+              <w:pStyle w:val="Compact"/>
+            </w:pPr>
+            <w:r>
+              <w:t xml:space="preserve">&lt;11 / 0.1%</w:t>
+            </w:r>
+          </w:p>
+        </w:tc>
+        <w:tc>
+          <w:tcPr/>
+          <w:p>
+            <w:pPr>
+              <w:pStyle w:val="Compact"/>
+            </w:pPr>
+            <w:r>
+              <w:t xml:space="preserve">4.3 [1.97–9.4]</w:t>
+            </w:r>
+          </w:p>
+        </w:tc>
+        <w:tc>
+          <w:tcPr/>
+          <w:p>
+            <w:pPr>
+              <w:pStyle w:val="Compact"/>
+            </w:pPr>
+            <w:r>
+              <w:t xml:space="preserve">0.0024</w:t>
+            </w:r>
+          </w:p>
+        </w:tc>
+        <w:tc>
+          <w:tcPr/>
+          <w:p>
+            <w:pPr>
+              <w:pStyle w:val="Compact"/>
+            </w:pPr>
+            <w:r>
+              <w:t xml:space="preserve">&lt;11 / 0.0%</w:t>
+            </w:r>
+          </w:p>
+        </w:tc>
+      </w:tr>
+      <w:tr>
+        <w:tc>
+          <w:tcPr/>
+          <w:p>
+            <w:pPr>
+              <w:pStyle w:val="Compact"/>
+            </w:pPr>
+            <w:r>
+              <w:t xml:space="preserve">CV_417.1</w:t>
+            </w:r>
+          </w:p>
+        </w:tc>
+        <w:tc>
+          <w:tcPr/>
+          <w:p>
+            <w:pPr>
+              <w:pStyle w:val="Compact"/>
+            </w:pPr>
+            <w:r>
+              <w:rPr>
+                <w:b/>
+                <w:bCs/>
+              </w:rPr>
+              <w:t xml:space="preserve">Palpitations</w:t>
+            </w:r>
+          </w:p>
+        </w:tc>
+        <w:tc>
+          <w:tcPr/>
+          <w:p>
+            <w:pPr>
+              <w:pStyle w:val="Compact"/>
+            </w:pPr>
+            <w:r>
+              <w:t xml:space="preserve">3.13 [2.82–3.48]</w:t>
+            </w:r>
+          </w:p>
+        </w:tc>
+        <w:tc>
+          <w:tcPr/>
+          <w:p>
+            <w:pPr>
+              <w:pStyle w:val="Compact"/>
+            </w:pPr>
+            <w:r>
+              <w:t xml:space="preserve">1.2e-99*</w:t>
+            </w:r>
+          </w:p>
+        </w:tc>
+        <w:tc>
+          <w:tcPr/>
+          <w:p>
+            <w:pPr>
+              <w:pStyle w:val="Compact"/>
+            </w:pPr>
+            <w:r>
+              <w:t xml:space="preserve">15.9% / 5.6%</w:t>
+            </w:r>
+          </w:p>
+        </w:tc>
+        <w:tc>
+          <w:tcPr/>
+          <w:p>
+            <w:pPr>
+              <w:pStyle w:val="Compact"/>
+            </w:pPr>
+            <w:r>
+              <w:t xml:space="preserve">3.58 [3.14–4.08]</w:t>
+            </w:r>
+          </w:p>
+        </w:tc>
+        <w:tc>
+          <w:tcPr/>
+          <w:p>
+            <w:pPr>
+              <w:pStyle w:val="Compact"/>
+            </w:pPr>
+            <w:r>
+              <w:t xml:space="preserve">2.5e-80*</w:t>
+            </w:r>
+          </w:p>
+        </w:tc>
+        <w:tc>
+          <w:tcPr/>
+          <w:p>
+            <w:pPr>
+              <w:pStyle w:val="Compact"/>
+            </w:pPr>
+            <w:r>
+              <w:t xml:space="preserve">10.4% / 2.9%</w:t>
             </w:r>
           </w:p>
         </w:tc>
@@ -14878,6 +18804,17 @@
               <w:pStyle w:val="Compact"/>
             </w:pPr>
             <w:r>
+              <w:t xml:space="preserve">2.7e-17*</w:t>
+            </w:r>
+          </w:p>
+        </w:tc>
+        <w:tc>
+          <w:tcPr/>
+          <w:p>
+            <w:pPr>
+              <w:pStyle w:val="Compact"/>
+            </w:pPr>
+            <w:r>
               <w:t xml:space="preserve">2.8% / 0.9%</w:t>
             </w:r>
           </w:p>
@@ -14900,151 +18837,18 @@
               <w:pStyle w:val="Compact"/>
             </w:pPr>
             <w:r>
+              <w:t xml:space="preserve">1e-16*</w:t>
+            </w:r>
+          </w:p>
+        </w:tc>
+        <w:tc>
+          <w:tcPr/>
+          <w:p>
+            <w:pPr>
+              <w:pStyle w:val="Compact"/>
+            </w:pPr>
+            <w:r>
               <w:t xml:space="preserve">2.2% / 0.6%</w:t>
-            </w:r>
-          </w:p>
-        </w:tc>
-      </w:tr>
-      <w:tr>
-        <w:tc>
-          <w:tcPr/>
-          <w:p>
-            <w:pPr>
-              <w:pStyle w:val="Compact"/>
-            </w:pPr>
-            <w:r>
-              <w:t xml:space="preserve">CM_768</w:t>
-            </w:r>
-          </w:p>
-        </w:tc>
-        <w:tc>
-          <w:tcPr/>
-          <w:p>
-            <w:pPr>
-              <w:pStyle w:val="Compact"/>
-            </w:pPr>
-            <w:r>
-              <w:rPr>
-                <w:b/>
-                <w:bCs/>
-              </w:rPr>
-              <w:t xml:space="preserve">Congenital deformities of chest and bony thorax</w:t>
-            </w:r>
-          </w:p>
-        </w:tc>
-        <w:tc>
-          <w:tcPr/>
-          <w:p>
-            <w:pPr>
-              <w:pStyle w:val="Compact"/>
-            </w:pPr>
-            <w:r>
-              <w:t xml:space="preserve">3.16 [1.61–6.2]</w:t>
-            </w:r>
-          </w:p>
-        </w:tc>
-        <w:tc>
-          <w:tcPr/>
-          <w:p>
-            <w:pPr>
-              <w:pStyle w:val="Compact"/>
-            </w:pPr>
-            <w:r>
-              <w:t xml:space="preserve">&lt;11 / 0.1%</w:t>
-            </w:r>
-          </w:p>
-        </w:tc>
-        <w:tc>
-          <w:tcPr/>
-          <w:p>
-            <w:pPr>
-              <w:pStyle w:val="Compact"/>
-            </w:pPr>
-            <w:r>
-              <w:t xml:space="preserve">4.3 [1.97–9.4]</w:t>
-            </w:r>
-          </w:p>
-        </w:tc>
-        <w:tc>
-          <w:tcPr/>
-          <w:p>
-            <w:pPr>
-              <w:pStyle w:val="Compact"/>
-            </w:pPr>
-            <w:r>
-              <w:t xml:space="preserve">&lt;11 / 0.0%</w:t>
-            </w:r>
-          </w:p>
-        </w:tc>
-      </w:tr>
-      <w:tr>
-        <w:tc>
-          <w:tcPr/>
-          <w:p>
-            <w:pPr>
-              <w:pStyle w:val="Compact"/>
-            </w:pPr>
-            <w:r>
-              <w:t xml:space="preserve">CV_417.1</w:t>
-            </w:r>
-          </w:p>
-        </w:tc>
-        <w:tc>
-          <w:tcPr/>
-          <w:p>
-            <w:pPr>
-              <w:pStyle w:val="Compact"/>
-            </w:pPr>
-            <w:r>
-              <w:rPr>
-                <w:b/>
-                <w:bCs/>
-              </w:rPr>
-              <w:t xml:space="preserve">Palpitations</w:t>
-            </w:r>
-          </w:p>
-        </w:tc>
-        <w:tc>
-          <w:tcPr/>
-          <w:p>
-            <w:pPr>
-              <w:pStyle w:val="Compact"/>
-            </w:pPr>
-            <w:r>
-              <w:t xml:space="preserve">3.13 [2.82–3.48]</w:t>
-            </w:r>
-          </w:p>
-        </w:tc>
-        <w:tc>
-          <w:tcPr/>
-          <w:p>
-            <w:pPr>
-              <w:pStyle w:val="Compact"/>
-            </w:pPr>
-            <w:r>
-              <w:t xml:space="preserve">15.9% / 5.6%</w:t>
-            </w:r>
-          </w:p>
-        </w:tc>
-        <w:tc>
-          <w:tcPr/>
-          <w:p>
-            <w:pPr>
-              <w:pStyle w:val="Compact"/>
-            </w:pPr>
-            <w:r>
-              <w:t xml:space="preserve">3.58 [3.14–4.08]</w:t>
-            </w:r>
-          </w:p>
-        </w:tc>
-        <w:tc>
-          <w:tcPr/>
-          <w:p>
-            <w:pPr>
-              <w:pStyle w:val="Compact"/>
-            </w:pPr>
-            <w:r>
-              <w:t xml:space="preserve">10.4% / 2.9%</w:t>
             </w:r>
           </w:p>
         </w:tc>
@@ -15094,6 +18898,17 @@
               <w:pStyle w:val="Compact"/>
             </w:pPr>
             <w:r>
+              <w:t xml:space="preserve">0.0058</w:t>
+            </w:r>
+          </w:p>
+        </w:tc>
+        <w:tc>
+          <w:tcPr/>
+          <w:p>
+            <w:pPr>
+              <w:pStyle w:val="Compact"/>
+            </w:pPr>
+            <w:r>
               <w:t xml:space="preserve">&lt;11 / 0.1%</w:t>
             </w:r>
           </w:p>
@@ -15106,6 +18921,17 @@
             </w:pPr>
             <w:r>
               <w:t xml:space="preserve">3.92 [1.89–8.14]</w:t>
+            </w:r>
+          </w:p>
+        </w:tc>
+        <w:tc>
+          <w:tcPr/>
+          <w:p>
+            <w:pPr>
+              <w:pStyle w:val="Compact"/>
+            </w:pPr>
+            <w:r>
+              <w:t xml:space="preserve">0.0022</w:t>
             </w:r>
           </w:p>
         </w:tc>
@@ -15166,6 +18992,17 @@
               <w:pStyle w:val="Compact"/>
             </w:pPr>
             <w:r>
+              <w:t xml:space="preserve">1.1e-149*</w:t>
+            </w:r>
+          </w:p>
+        </w:tc>
+        <w:tc>
+          <w:tcPr/>
+          <w:p>
+            <w:pPr>
+              <w:pStyle w:val="Compact"/>
+            </w:pPr>
+            <w:r>
               <w:t xml:space="preserve">27.8% / 10.9%</w:t>
             </w:r>
           </w:p>
@@ -15178,6 +19015,17 @@
             </w:pPr>
             <w:r>
               <w:t xml:space="preserve">3.59 [3.26–3.94]</w:t>
+            </w:r>
+          </w:p>
+        </w:tc>
+        <w:tc>
+          <w:tcPr/>
+          <w:p>
+            <w:pPr>
+              <w:pStyle w:val="Compact"/>
+            </w:pPr>
+            <w:r>
+              <w:t xml:space="preserve">3.9e-156*</w:t>
             </w:r>
           </w:p>
         </w:tc>
@@ -15238,6 +19086,17 @@
               <w:pStyle w:val="Compact"/>
             </w:pPr>
             <w:r>
+              <w:t xml:space="preserve">6.9e-27*</w:t>
+            </w:r>
+          </w:p>
+        </w:tc>
+        <w:tc>
+          <w:tcPr/>
+          <w:p>
+            <w:pPr>
+              <w:pStyle w:val="Compact"/>
+            </w:pPr>
+            <w:r>
               <w:t xml:space="preserve">3.7% / 1.4%</w:t>
             </w:r>
           </w:p>
@@ -15250,6 +19109,17 @@
             </w:pPr>
             <w:r>
               <w:t xml:space="preserve">4.55 [3.59–5.77]</w:t>
+            </w:r>
+          </w:p>
+        </w:tc>
+        <w:tc>
+          <w:tcPr/>
+          <w:p>
+            <w:pPr>
+              <w:pStyle w:val="Compact"/>
+            </w:pPr>
+            <w:r>
+              <w:t xml:space="preserve">6.3e-36*</w:t>
             </w:r>
           </w:p>
         </w:tc>
@@ -15310,6 +19180,17 @@
               <w:pStyle w:val="Compact"/>
             </w:pPr>
             <w:r>
+              <w:t xml:space="preserve">0.0041</w:t>
+            </w:r>
+          </w:p>
+        </w:tc>
+        <w:tc>
+          <w:tcPr/>
+          <w:p>
+            <w:pPr>
+              <w:pStyle w:val="Compact"/>
+            </w:pPr>
+            <w:r>
               <w:t xml:space="preserve">0.3% / 0.1%</w:t>
             </w:r>
           </w:p>
@@ -15322,6 +19203,17 @@
             </w:pPr>
             <w:r>
               <w:t xml:space="preserve">3.59 [1.59–8.07]</w:t>
+            </w:r>
+          </w:p>
+        </w:tc>
+        <w:tc>
+          <w:tcPr/>
+          <w:p>
+            <w:pPr>
+              <w:pStyle w:val="Compact"/>
+            </w:pPr>
+            <w:r>
+              <w:t xml:space="preserve">0.011</w:t>
             </w:r>
           </w:p>
         </w:tc>
@@ -15382,6 +19274,17 @@
               <w:pStyle w:val="Compact"/>
             </w:pPr>
             <w:r>
+              <w:t xml:space="preserve">5.2e-05</w:t>
+            </w:r>
+          </w:p>
+        </w:tc>
+        <w:tc>
+          <w:tcPr/>
+          <w:p>
+            <w:pPr>
+              <w:pStyle w:val="Compact"/>
+            </w:pPr>
+            <w:r>
               <w:t xml:space="preserve">0.6% / 0.2%</w:t>
             </w:r>
           </w:p>
@@ -15394,6 +19297,17 @@
             </w:pPr>
             <w:r>
               <w:t xml:space="preserve">4.28 [2.39–7.67]</w:t>
+            </w:r>
+          </w:p>
+        </w:tc>
+        <w:tc>
+          <w:tcPr/>
+          <w:p>
+            <w:pPr>
+              <w:pStyle w:val="Compact"/>
+            </w:pPr>
+            <w:r>
+              <w:t xml:space="preserve">1.9e-05*</w:t>
             </w:r>
           </w:p>
         </w:tc>
@@ -15454,6 +19368,17 @@
               <w:pStyle w:val="Compact"/>
             </w:pPr>
             <w:r>
+              <w:t xml:space="preserve">1.7e-10*</w:t>
+            </w:r>
+          </w:p>
+        </w:tc>
+        <w:tc>
+          <w:tcPr/>
+          <w:p>
+            <w:pPr>
+              <w:pStyle w:val="Compact"/>
+            </w:pPr>
+            <w:r>
               <w:t xml:space="preserve">1.3% / 0.4%</w:t>
             </w:r>
           </w:p>
@@ -15466,6 +19391,17 @@
             </w:pPr>
             <w:r>
               <w:t xml:space="preserve">5.77 [3.77–8.84]</w:t>
+            </w:r>
+          </w:p>
+        </w:tc>
+        <w:tc>
+          <w:tcPr/>
+          <w:p>
+            <w:pPr>
+              <w:pStyle w:val="Compact"/>
+            </w:pPr>
+            <w:r>
+              <w:t xml:space="preserve">8.4e-16*</w:t>
             </w:r>
           </w:p>
         </w:tc>
@@ -15698,10 +19634,12 @@
         <w:tblLook w:firstRow="1" w:lastRow="0" w:firstColumn="0" w:lastColumn="0" w:noHBand="0" w:noVBand="0" w:val="0020"/>
       </w:tblPr>
       <w:tblGrid>
-        <w:gridCol w:w="1980"/>
-        <w:gridCol w:w="1980"/>
-        <w:gridCol w:w="1980"/>
-        <w:gridCol w:w="1980"/>
+        <w:gridCol w:w="1320"/>
+        <w:gridCol w:w="1320"/>
+        <w:gridCol w:w="1320"/>
+        <w:gridCol w:w="1320"/>
+        <w:gridCol w:w="1320"/>
+        <w:gridCol w:w="1320"/>
       </w:tblGrid>
       <w:tr>
         <w:trPr>
@@ -15736,6 +19674,17 @@
               <w:pStyle w:val="Compact"/>
             </w:pPr>
             <w:r>
+              <w:t xml:space="preserve">p</w:t>
+            </w:r>
+          </w:p>
+        </w:tc>
+        <w:tc>
+          <w:tcPr/>
+          <w:p>
+            <w:pPr>
+              <w:pStyle w:val="Compact"/>
+            </w:pPr>
+            <w:r>
               <w:t xml:space="preserve">Post-index</w:t>
             </w:r>
           </w:p>
@@ -15748,6 +19697,17 @@
             </w:pPr>
             <w:r>
               <w:t xml:space="preserve">OR [95% CI]</w:t>
+            </w:r>
+          </w:p>
+        </w:tc>
+        <w:tc>
+          <w:tcPr/>
+          <w:p>
+            <w:pPr>
+              <w:pStyle w:val="Compact"/>
+            </w:pPr>
+            <w:r>
+              <w:t xml:space="preserve">p</w:t>
             </w:r>
           </w:p>
         </w:tc>
@@ -15782,6 +19742,17 @@
               <w:pStyle w:val="Compact"/>
             </w:pPr>
             <w:r>
+              <w:t xml:space="preserve">7.1e-13*</w:t>
+            </w:r>
+          </w:p>
+        </w:tc>
+        <w:tc>
+          <w:tcPr/>
+          <w:p>
+            <w:pPr>
+              <w:pStyle w:val="Compact"/>
+            </w:pPr>
+            <w:r>
               <w:t xml:space="preserve">Current tobacco use</w:t>
             </w:r>
           </w:p>
@@ -15794,6 +19765,17 @@
             </w:pPr>
             <w:r>
               <w:t xml:space="preserve">0.575 [0.478–0.691]</w:t>
+            </w:r>
+          </w:p>
+        </w:tc>
+        <w:tc>
+          <w:tcPr/>
+          <w:p>
+            <w:pPr>
+              <w:pStyle w:val="Compact"/>
+            </w:pPr>
+            <w:r>
+              <w:t xml:space="preserve">4.2e-09*</w:t>
             </w:r>
           </w:p>
         </w:tc>
@@ -15828,6 +19810,17 @@
               <w:pStyle w:val="Compact"/>
             </w:pPr>
             <w:r>
+              <w:t xml:space="preserve">5.2e-09*</w:t>
+            </w:r>
+          </w:p>
+        </w:tc>
+        <w:tc>
+          <w:tcPr/>
+          <w:p>
+            <w:pPr>
+              <w:pStyle w:val="Compact"/>
+            </w:pPr>
+            <w:r>
               <w:t xml:space="preserve">Secondary malignant neoplasm</w:t>
             </w:r>
           </w:p>
@@ -15840,6 +19833,17 @@
             </w:pPr>
             <w:r>
               <w:t xml:space="preserve">0.409 [0.268–0.626]</w:t>
+            </w:r>
+          </w:p>
+        </w:tc>
+        <w:tc>
+          <w:tcPr/>
+          <w:p>
+            <w:pPr>
+              <w:pStyle w:val="Compact"/>
+            </w:pPr>
+            <w:r>
+              <w:t xml:space="preserve">3.7e-05</w:t>
             </w:r>
           </w:p>
         </w:tc>
@@ -15874,6 +19878,17 @@
               <w:pStyle w:val="Compact"/>
             </w:pPr>
             <w:r>
+              <w:t xml:space="preserve">8.7e-08*</w:t>
+            </w:r>
+          </w:p>
+        </w:tc>
+        <w:tc>
+          <w:tcPr/>
+          <w:p>
+            <w:pPr>
+              <w:pStyle w:val="Compact"/>
+            </w:pPr>
+            <w:r>
               <w:t xml:space="preserve">Psychoactive substance abuse</w:t>
             </w:r>
           </w:p>
@@ -15886,6 +19901,17 @@
             </w:pPr>
             <w:r>
               <w:t xml:space="preserve">0.461 [0.301–0.706]</w:t>
+            </w:r>
+          </w:p>
+        </w:tc>
+        <w:tc>
+          <w:tcPr/>
+          <w:p>
+            <w:pPr>
+              <w:pStyle w:val="Compact"/>
+            </w:pPr>
+            <w:r>
+              <w:t xml:space="preserve">0.00037</w:t>
             </w:r>
           </w:p>
         </w:tc>
@@ -15920,6 +19946,17 @@
               <w:pStyle w:val="Compact"/>
             </w:pPr>
             <w:r>
+              <w:t xml:space="preserve">4.9e-07*</w:t>
+            </w:r>
+          </w:p>
+        </w:tc>
+        <w:tc>
+          <w:tcPr/>
+          <w:p>
+            <w:pPr>
+              <w:pStyle w:val="Compact"/>
+            </w:pPr>
+            <w:r>
               <w:t xml:space="preserve">Diabetes mellitus</w:t>
             </w:r>
           </w:p>
@@ -15932,6 +19969,17 @@
             </w:pPr>
             <w:r>
               <w:t xml:space="preserve">0.821 [0.733–0.919]</w:t>
+            </w:r>
+          </w:p>
+        </w:tc>
+        <w:tc>
+          <w:tcPr/>
+          <w:p>
+            <w:pPr>
+              <w:pStyle w:val="Compact"/>
+            </w:pPr>
+            <w:r>
+              <w:t xml:space="preserve">0.00058</w:t>
             </w:r>
           </w:p>
         </w:tc>
@@ -15966,6 +20014,17 @@
               <w:pStyle w:val="Compact"/>
             </w:pPr>
             <w:r>
+              <w:t xml:space="preserve">9.2e-07*</w:t>
+            </w:r>
+          </w:p>
+        </w:tc>
+        <w:tc>
+          <w:tcPr/>
+          <w:p>
+            <w:pPr>
+              <w:pStyle w:val="Compact"/>
+            </w:pPr>
+            <w:r>
               <w:t xml:space="preserve">Alcohol abuse and dependence</w:t>
             </w:r>
           </w:p>
@@ -15978,6 +20037,17 @@
             </w:pPr>
             <w:r>
               <w:t xml:space="preserve">0.472 [0.302–0.737]</w:t>
+            </w:r>
+          </w:p>
+        </w:tc>
+        <w:tc>
+          <w:tcPr/>
+          <w:p>
+            <w:pPr>
+              <w:pStyle w:val="Compact"/>
+            </w:pPr>
+            <w:r>
+              <w:t xml:space="preserve">0.00095</w:t>
             </w:r>
           </w:p>
         </w:tc>
